--- a/V07/nmr_v07_pracic_wireless.docx
+++ b/V07/nmr_v07_pracic_wireless.docx
@@ -1,13 +1,11 @@
 
 <file path=word/document.xml><?xml version="1.0" encoding="utf-8"?>
-<w:document xmlns:o="urn:schemas-microsoft-com:office:office" xmlns:r="http://schemas.openxmlformats.org/officeDocument/2006/relationships" xmlns:v="urn:schemas-microsoft-com:vml" xmlns:w="http://schemas.openxmlformats.org/wordprocessingml/2006/main" xmlns:w10="urn:schemas-microsoft-com:office:word" xmlns:wp="http://schemas.openxmlformats.org/drawingml/2006/wordprocessingDrawing" xmlns:wps="http://schemas.microsoft.com/office/word/2010/wordprocessingShape" xmlns:wpg="http://schemas.microsoft.com/office/word/2010/wordprocessingGroup" xmlns:mc="http://schemas.openxmlformats.org/markup-compatibility/2006" xmlns:wp14="http://schemas.microsoft.com/office/word/2010/wordprocessingDrawing" xmlns:w14="http://schemas.microsoft.com/office/word/2010/wordml" xmlns:w15="http://schemas.microsoft.com/office/word/2012/wordml" mc:Ignorable="w14 wp14 w15">
+<w:document xmlns:wpc="http://schemas.microsoft.com/office/word/2010/wordprocessingCanvas" xmlns:cx="http://schemas.microsoft.com/office/drawing/2014/chartex" xmlns:cx1="http://schemas.microsoft.com/office/drawing/2015/9/8/chartex" xmlns:cx2="http://schemas.microsoft.com/office/drawing/2015/10/21/chartex" xmlns:cx3="http://schemas.microsoft.com/office/drawing/2016/5/9/chartex" xmlns:cx4="http://schemas.microsoft.com/office/drawing/2016/5/10/chartex" xmlns:cx5="http://schemas.microsoft.com/office/drawing/2016/5/11/chartex" xmlns:cx6="http://schemas.microsoft.com/office/drawing/2016/5/12/chartex" xmlns:cx7="http://schemas.microsoft.com/office/drawing/2016/5/13/chartex" xmlns:cx8="http://schemas.microsoft.com/office/drawing/2016/5/14/chartex" xmlns:mc="http://schemas.openxmlformats.org/markup-compatibility/2006" xmlns:aink="http://schemas.microsoft.com/office/drawing/2016/ink" xmlns:am3d="http://schemas.microsoft.com/office/drawing/2017/model3d" xmlns:o="urn:schemas-microsoft-com:office:office" xmlns:oel="http://schemas.microsoft.com/office/2019/extlst" xmlns:r="http://schemas.openxmlformats.org/officeDocument/2006/relationships" xmlns:m="http://schemas.openxmlformats.org/officeDocument/2006/math" xmlns:v="urn:schemas-microsoft-com:vml" xmlns:wp14="http://schemas.microsoft.com/office/word/2010/wordprocessingDrawing" xmlns:wp="http://schemas.openxmlformats.org/drawingml/2006/wordprocessingDrawing" xmlns:w10="urn:schemas-microsoft-com:office:word" xmlns:w="http://schemas.openxmlformats.org/wordprocessingml/2006/main" xmlns:w14="http://schemas.microsoft.com/office/word/2010/wordml" xmlns:w15="http://schemas.microsoft.com/office/word/2012/wordml" xmlns:w16cex="http://schemas.microsoft.com/office/word/2018/wordml/cex" xmlns:w16cid="http://schemas.microsoft.com/office/word/2016/wordml/cid" xmlns:w16="http://schemas.microsoft.com/office/word/2018/wordml" xmlns:w16du="http://schemas.microsoft.com/office/word/2023/wordml/word16du" xmlns:w16sdtdh="http://schemas.microsoft.com/office/word/2020/wordml/sdtdatahash" xmlns:w16se="http://schemas.microsoft.com/office/word/2015/wordml/symex" xmlns:wpg="http://schemas.microsoft.com/office/word/2010/wordprocessingGroup" xmlns:wpi="http://schemas.microsoft.com/office/word/2010/wordprocessingInk" xmlns:wne="http://schemas.microsoft.com/office/word/2006/wordml" xmlns:wps="http://schemas.microsoft.com/office/word/2010/wordprocessingShape" mc:Ignorable="w14 w15 w16se w16cid w16 w16cex w16sdtdh w16du wp14">
   <w:body>
     <w:p>
       <w:pPr>
-        <w:pStyle w:val="Normal"/>
         <w:jc w:val="center"/>
         <w:rPr>
-          <w:b/>
           <w:b/>
           <w:bCs/>
           <w:lang w:val="hr-HR"/>
@@ -24,45 +22,27 @@
     </w:p>
     <w:p>
       <w:pPr>
-        <w:pStyle w:val="Normal"/>
         <w:jc w:val="center"/>
         <w:rPr>
-          <w:b/>
           <w:b/>
           <w:bCs/>
           <w:lang w:val="hr-HR"/>
         </w:rPr>
       </w:pPr>
-      <w:r>
+    </w:p>
+    <w:p>
+      <w:pPr>
+        <w:jc w:val="both"/>
         <w:rPr>
           <w:b/>
           <w:bCs/>
           <w:lang w:val="hr-HR"/>
         </w:rPr>
-      </w:r>
-    </w:p>
-    <w:p>
-      <w:pPr>
-        <w:pStyle w:val="Normal"/>
-        <w:jc w:val="both"/>
-        <w:rPr>
-          <w:b/>
-          <w:b/>
-          <w:bCs/>
-          <w:lang w:val="hr-HR"/>
-        </w:rPr>
-      </w:pPr>
-      <w:r>
-        <w:rPr>
-          <w:b/>
-          <w:bCs/>
-          <w:lang w:val="hr-HR"/>
-        </w:rPr>
-      </w:r>
-    </w:p>
-    <w:p>
-      <w:pPr>
-        <w:pStyle w:val="ListParagraph"/>
+      </w:pPr>
+    </w:p>
+    <w:p>
+      <w:pPr>
+        <w:pStyle w:val="Odlomakpopisa"/>
         <w:numPr>
           <w:ilvl w:val="0"/>
           <w:numId w:val="1"/>
@@ -78,57 +58,218 @@
           <w:color w:val="FF0000"/>
           <w:lang w:val="hr-HR"/>
         </w:rPr>
-        <w:t>IMUNES projekt sačinjen</w:t>
-      </w:r>
-    </w:p>
-    <w:p>
-      <w:pPr>
-        <w:pStyle w:val="ListParagraph"/>
+        <w:t>Koji su SSID oznake dvije pristupne točke koje su poslale većinu beacon okvira?</w:t>
+      </w:r>
+    </w:p>
+    <w:p>
+      <w:pPr>
+        <w:pStyle w:val="Odlomakpopisa"/>
         <w:jc w:val="both"/>
         <w:rPr>
-          <w:lang w:val="hr-HR"/>
-        </w:rPr>
-      </w:pPr>
-      <w:r>
-        <w:rPr>
-          <w:lang w:val="hr-HR"/>
-        </w:rPr>
-      </w:r>
-    </w:p>
-    <w:p>
-      <w:pPr>
-        <w:pStyle w:val="ListParagraph"/>
+          <w:color w:val="FF0000"/>
+          <w:lang w:val="hr-HR"/>
+        </w:rPr>
+      </w:pPr>
+    </w:p>
+    <w:p>
+      <w:pPr>
+        <w:pStyle w:val="Odlomakpopisa"/>
+        <w:keepNext/>
+        <w:jc w:val="center"/>
+      </w:pPr>
+      <w:r>
+        <w:rPr>
+          <w:noProof/>
+          <w:color w:val="FF0000"/>
+          <w:lang w:val="hr-HR"/>
+        </w:rPr>
+        <w:drawing>
+          <wp:inline distT="0" distB="0" distL="0" distR="0" wp14:anchorId="0FDD11CF" wp14:editId="4BE6E507">
+            <wp:extent cx="4680000" cy="3743790"/>
+            <wp:effectExtent l="0" t="0" r="6350" b="9525"/>
+            <wp:docPr id="1" name="Image1"/>
+            <wp:cNvGraphicFramePr>
+              <a:graphicFrameLocks xmlns:a="http://schemas.openxmlformats.org/drawingml/2006/main" noChangeAspect="1"/>
+            </wp:cNvGraphicFramePr>
+            <a:graphic xmlns:a="http://schemas.openxmlformats.org/drawingml/2006/main">
+              <a:graphicData uri="http://schemas.openxmlformats.org/drawingml/2006/picture">
+                <pic:pic xmlns:pic="http://schemas.openxmlformats.org/drawingml/2006/picture">
+                  <pic:nvPicPr>
+                    <pic:cNvPr id="1" name="Image1"/>
+                    <pic:cNvPicPr>
+                      <a:picLocks noChangeAspect="1" noChangeArrowheads="1"/>
+                    </pic:cNvPicPr>
+                  </pic:nvPicPr>
+                  <pic:blipFill>
+                    <a:blip r:embed="rId6">
+                      <a:extLst>
+                        <a:ext uri="{28A0092B-C50C-407E-A947-70E740481C1C}">
+                          <a14:useLocalDpi xmlns:a14="http://schemas.microsoft.com/office/drawing/2010/main" val="0"/>
+                        </a:ext>
+                      </a:extLst>
+                    </a:blip>
+                    <a:stretch>
+                      <a:fillRect/>
+                    </a:stretch>
+                  </pic:blipFill>
+                  <pic:spPr bwMode="auto">
+                    <a:xfrm>
+                      <a:off x="0" y="0"/>
+                      <a:ext cx="4680000" cy="3743790"/>
+                    </a:xfrm>
+                    <a:prstGeom prst="rect">
+                      <a:avLst/>
+                    </a:prstGeom>
+                  </pic:spPr>
+                </pic:pic>
+              </a:graphicData>
+            </a:graphic>
+          </wp:inline>
+        </w:drawing>
+      </w:r>
+    </w:p>
+    <w:p>
+      <w:pPr>
+        <w:pStyle w:val="Opisslike"/>
+        <w:jc w:val="center"/>
+        <w:rPr>
+          <w:color w:val="FF0000"/>
+          <w:lang w:val="hr-HR"/>
+        </w:rPr>
+      </w:pPr>
+      <w:r>
+        <w:t xml:space="preserve">Slika </w:t>
+      </w:r>
+      <w:r>
+        <w:fldChar w:fldCharType="begin"/>
+      </w:r>
+      <w:r>
+        <w:instrText xml:space="preserve"> SEQ Slika \* ARABIC </w:instrText>
+      </w:r>
+      <w:r>
+        <w:fldChar w:fldCharType="separate"/>
+      </w:r>
+      <w:r>
+        <w:rPr>
+          <w:noProof/>
+        </w:rPr>
+        <w:t>1</w:t>
+      </w:r>
+      <w:r>
+        <w:fldChar w:fldCharType="end"/>
+      </w:r>
+      <w:r>
+        <w:t xml:space="preserve"> – SSID oznake 1</w:t>
+      </w:r>
+    </w:p>
+    <w:p>
+      <w:pPr>
+        <w:pStyle w:val="Odlomakpopisa"/>
         <w:jc w:val="both"/>
         <w:rPr>
-          <w:lang w:val="hr-HR"/>
-        </w:rPr>
-      </w:pPr>
-      <w:r>
-        <w:rPr>
-          <w:lang w:val="hr-HR"/>
-        </w:rPr>
-        <w:t>Datoteka u prilogu</w:t>
-      </w:r>
-    </w:p>
-    <w:p>
-      <w:pPr>
-        <w:pStyle w:val="ListParagraph"/>
-        <w:jc w:val="both"/>
-        <w:rPr>
-          <w:color w:val="FF0000"/>
-          <w:lang w:val="hr-HR"/>
-        </w:rPr>
-      </w:pPr>
-      <w:r>
-        <w:rPr>
-          <w:color w:val="FF0000"/>
-          <w:lang w:val="hr-HR"/>
-        </w:rPr>
-      </w:r>
-    </w:p>
-    <w:p>
-      <w:pPr>
-        <w:pStyle w:val="ListParagraph"/>
+          <w:color w:val="FF0000"/>
+          <w:lang w:val="hr-HR"/>
+        </w:rPr>
+      </w:pPr>
+    </w:p>
+    <w:p>
+      <w:pPr>
+        <w:pStyle w:val="Odlomakpopisa"/>
+        <w:keepNext/>
+        <w:jc w:val="center"/>
+      </w:pPr>
+      <w:r>
+        <w:rPr>
+          <w:noProof/>
+          <w:color w:val="FF0000"/>
+          <w:lang w:val="hr-HR"/>
+        </w:rPr>
+        <w:drawing>
+          <wp:inline distT="0" distB="0" distL="0" distR="0" wp14:anchorId="53A84ACA" wp14:editId="5B0FC0A7">
+            <wp:extent cx="4680000" cy="3743790"/>
+            <wp:effectExtent l="0" t="0" r="6350" b="9525"/>
+            <wp:docPr id="2" name="Image2"/>
+            <wp:cNvGraphicFramePr>
+              <a:graphicFrameLocks xmlns:a="http://schemas.openxmlformats.org/drawingml/2006/main" noChangeAspect="1"/>
+            </wp:cNvGraphicFramePr>
+            <a:graphic xmlns:a="http://schemas.openxmlformats.org/drawingml/2006/main">
+              <a:graphicData uri="http://schemas.openxmlformats.org/drawingml/2006/picture">
+                <pic:pic xmlns:pic="http://schemas.openxmlformats.org/drawingml/2006/picture">
+                  <pic:nvPicPr>
+                    <pic:cNvPr id="2" name="Image2"/>
+                    <pic:cNvPicPr>
+                      <a:picLocks noChangeAspect="1" noChangeArrowheads="1"/>
+                    </pic:cNvPicPr>
+                  </pic:nvPicPr>
+                  <pic:blipFill>
+                    <a:blip r:embed="rId7">
+                      <a:extLst>
+                        <a:ext uri="{28A0092B-C50C-407E-A947-70E740481C1C}">
+                          <a14:useLocalDpi xmlns:a14="http://schemas.microsoft.com/office/drawing/2010/main" val="0"/>
+                        </a:ext>
+                      </a:extLst>
+                    </a:blip>
+                    <a:stretch>
+                      <a:fillRect/>
+                    </a:stretch>
+                  </pic:blipFill>
+                  <pic:spPr bwMode="auto">
+                    <a:xfrm>
+                      <a:off x="0" y="0"/>
+                      <a:ext cx="4680000" cy="3743790"/>
+                    </a:xfrm>
+                    <a:prstGeom prst="rect">
+                      <a:avLst/>
+                    </a:prstGeom>
+                  </pic:spPr>
+                </pic:pic>
+              </a:graphicData>
+            </a:graphic>
+          </wp:inline>
+        </w:drawing>
+      </w:r>
+    </w:p>
+    <w:p>
+      <w:pPr>
+        <w:pStyle w:val="Opisslike"/>
+        <w:jc w:val="center"/>
+        <w:rPr>
+          <w:noProof/>
+          <w:color w:val="FF0000"/>
+          <w:lang w:val="hr-HR"/>
+        </w:rPr>
+      </w:pPr>
+      <w:r>
+        <w:t xml:space="preserve">Slika </w:t>
+      </w:r>
+      <w:r>
+        <w:fldChar w:fldCharType="begin"/>
+      </w:r>
+      <w:r>
+        <w:instrText xml:space="preserve"> SEQ Slika \* ARABIC </w:instrText>
+      </w:r>
+      <w:r>
+        <w:fldChar w:fldCharType="separate"/>
+      </w:r>
+      <w:r>
+        <w:rPr>
+          <w:noProof/>
+        </w:rPr>
+        <w:t>2</w:t>
+      </w:r>
+      <w:r>
+        <w:fldChar w:fldCharType="end"/>
+      </w:r>
+      <w:r>
+        <w:t xml:space="preserve"> – SSID oznake</w:t>
+      </w:r>
+      <w:r>
+        <w:t xml:space="preserve"> 2</w:t>
+      </w:r>
+    </w:p>
+    <w:p>
+      <w:pPr>
+        <w:pStyle w:val="Odlomakpopisa"/>
         <w:numPr>
           <w:ilvl w:val="0"/>
           <w:numId w:val="1"/>
@@ -144,69 +285,893 @@
           <w:color w:val="FF0000"/>
           <w:lang w:val="hr-HR"/>
         </w:rPr>
-        <w:t>U naredbenom r</w:t>
-      </w:r>
-    </w:p>
-    <w:p>
-      <w:pPr>
-        <w:pStyle w:val="ListParagraph"/>
+        <w:lastRenderedPageBreak/>
+        <w:t>Koliki je vremenski interval između dva slanja beacon okvira za linksys12 pristupnu točku, a</w:t>
+      </w:r>
+      <w:r>
+        <w:rPr>
+          <w:color w:val="FF0000"/>
+          <w:lang w:val="hr-HR"/>
+        </w:rPr>
+        <w:t xml:space="preserve"> </w:t>
+      </w:r>
+      <w:r>
+        <w:rPr>
+          <w:color w:val="FF0000"/>
+          <w:lang w:val="hr-HR"/>
+        </w:rPr>
+        <w:t>koliki za „30 Munroe St“ pristupnu točku?</w:t>
+      </w:r>
+    </w:p>
+    <w:p>
+      <w:pPr>
+        <w:pStyle w:val="Odlomakpopisa"/>
         <w:jc w:val="both"/>
         <w:rPr>
-          <w:color w:val="FF0000"/>
-          <w:lang w:val="hr-HR"/>
-        </w:rPr>
-      </w:pPr>
-      <w:r>
-        <w:rPr>
-          <w:color w:val="FF0000"/>
-          <w:lang w:val="hr-HR"/>
-        </w:rPr>
-      </w:r>
-    </w:p>
-    <w:p>
-      <w:pPr>
-        <w:pStyle w:val="ListParagraph"/>
+          <w:lang w:val="hr-HR"/>
+        </w:rPr>
+      </w:pPr>
+    </w:p>
+    <w:p>
+      <w:pPr>
+        <w:pStyle w:val="Odlomakpopisa"/>
+        <w:keepNext/>
+        <w:jc w:val="center"/>
+      </w:pPr>
+      <w:r>
+        <w:rPr>
+          <w:noProof/>
+          <w:color w:val="FF0000"/>
+          <w:lang w:val="hr-HR"/>
+        </w:rPr>
+        <w:drawing>
+          <wp:inline distT="0" distB="0" distL="0" distR="0" wp14:anchorId="06E0D992" wp14:editId="65759C00">
+            <wp:extent cx="4680000" cy="3743790"/>
+            <wp:effectExtent l="0" t="0" r="6350" b="9525"/>
+            <wp:docPr id="3" name="Image3"/>
+            <wp:cNvGraphicFramePr>
+              <a:graphicFrameLocks xmlns:a="http://schemas.openxmlformats.org/drawingml/2006/main" noChangeAspect="1"/>
+            </wp:cNvGraphicFramePr>
+            <a:graphic xmlns:a="http://schemas.openxmlformats.org/drawingml/2006/main">
+              <a:graphicData uri="http://schemas.openxmlformats.org/drawingml/2006/picture">
+                <pic:pic xmlns:pic="http://schemas.openxmlformats.org/drawingml/2006/picture">
+                  <pic:nvPicPr>
+                    <pic:cNvPr id="3" name="Image3"/>
+                    <pic:cNvPicPr>
+                      <a:picLocks noChangeAspect="1" noChangeArrowheads="1"/>
+                    </pic:cNvPicPr>
+                  </pic:nvPicPr>
+                  <pic:blipFill>
+                    <a:blip r:embed="rId8">
+                      <a:extLst>
+                        <a:ext uri="{28A0092B-C50C-407E-A947-70E740481C1C}">
+                          <a14:useLocalDpi xmlns:a14="http://schemas.microsoft.com/office/drawing/2010/main" val="0"/>
+                        </a:ext>
+                      </a:extLst>
+                    </a:blip>
+                    <a:stretch>
+                      <a:fillRect/>
+                    </a:stretch>
+                  </pic:blipFill>
+                  <pic:spPr bwMode="auto">
+                    <a:xfrm>
+                      <a:off x="0" y="0"/>
+                      <a:ext cx="4680000" cy="3743790"/>
+                    </a:xfrm>
+                    <a:prstGeom prst="rect">
+                      <a:avLst/>
+                    </a:prstGeom>
+                  </pic:spPr>
+                </pic:pic>
+              </a:graphicData>
+            </a:graphic>
+          </wp:inline>
+        </w:drawing>
+      </w:r>
+    </w:p>
+    <w:p>
+      <w:pPr>
+        <w:pStyle w:val="Opisslike"/>
+        <w:jc w:val="center"/>
+      </w:pPr>
+      <w:r>
+        <w:t xml:space="preserve">Slika </w:t>
+      </w:r>
+      <w:r>
+        <w:fldChar w:fldCharType="begin"/>
+      </w:r>
+      <w:r>
+        <w:instrText xml:space="preserve"> SEQ Slika \* ARABIC </w:instrText>
+      </w:r>
+      <w:r>
+        <w:fldChar w:fldCharType="separate"/>
+      </w:r>
+      <w:r>
+        <w:rPr>
+          <w:noProof/>
+        </w:rPr>
+        <w:t>3</w:t>
+      </w:r>
+      <w:r>
+        <w:fldChar w:fldCharType="end"/>
+      </w:r>
+      <w:r>
+        <w:t xml:space="preserve"> – vremenski interval 1</w:t>
+      </w:r>
+    </w:p>
+    <w:p>
+      <w:pPr>
+        <w:pStyle w:val="Opisslike"/>
+        <w:jc w:val="center"/>
+      </w:pPr>
+    </w:p>
+    <w:p>
+      <w:pPr>
+        <w:pStyle w:val="Odlomakpopisa"/>
+        <w:keepNext/>
+        <w:jc w:val="center"/>
+      </w:pPr>
+      <w:r>
+        <w:rPr>
+          <w:noProof/>
+          <w:color w:val="FF0000"/>
+          <w:lang w:val="hr-HR"/>
+        </w:rPr>
+        <w:drawing>
+          <wp:inline distT="0" distB="0" distL="0" distR="0" wp14:anchorId="63E3DB98" wp14:editId="643DFC07">
+            <wp:extent cx="4680000" cy="3743790"/>
+            <wp:effectExtent l="0" t="0" r="6350" b="9525"/>
+            <wp:docPr id="4" name="Image4"/>
+            <wp:cNvGraphicFramePr>
+              <a:graphicFrameLocks xmlns:a="http://schemas.openxmlformats.org/drawingml/2006/main" noChangeAspect="1"/>
+            </wp:cNvGraphicFramePr>
+            <a:graphic xmlns:a="http://schemas.openxmlformats.org/drawingml/2006/main">
+              <a:graphicData uri="http://schemas.openxmlformats.org/drawingml/2006/picture">
+                <pic:pic xmlns:pic="http://schemas.openxmlformats.org/drawingml/2006/picture">
+                  <pic:nvPicPr>
+                    <pic:cNvPr id="4" name="Image4"/>
+                    <pic:cNvPicPr>
+                      <a:picLocks noChangeAspect="1" noChangeArrowheads="1"/>
+                    </pic:cNvPicPr>
+                  </pic:nvPicPr>
+                  <pic:blipFill>
+                    <a:blip r:embed="rId9">
+                      <a:extLst>
+                        <a:ext uri="{28A0092B-C50C-407E-A947-70E740481C1C}">
+                          <a14:useLocalDpi xmlns:a14="http://schemas.microsoft.com/office/drawing/2010/main" val="0"/>
+                        </a:ext>
+                      </a:extLst>
+                    </a:blip>
+                    <a:stretch>
+                      <a:fillRect/>
+                    </a:stretch>
+                  </pic:blipFill>
+                  <pic:spPr bwMode="auto">
+                    <a:xfrm>
+                      <a:off x="0" y="0"/>
+                      <a:ext cx="4680000" cy="3743790"/>
+                    </a:xfrm>
+                    <a:prstGeom prst="rect">
+                      <a:avLst/>
+                    </a:prstGeom>
+                  </pic:spPr>
+                </pic:pic>
+              </a:graphicData>
+            </a:graphic>
+          </wp:inline>
+        </w:drawing>
+      </w:r>
+    </w:p>
+    <w:p>
+      <w:pPr>
+        <w:pStyle w:val="Opisslike"/>
+        <w:jc w:val="center"/>
+      </w:pPr>
+      <w:r>
+        <w:t xml:space="preserve">Slika </w:t>
+      </w:r>
+      <w:r>
+        <w:fldChar w:fldCharType="begin"/>
+      </w:r>
+      <w:r>
+        <w:instrText xml:space="preserve"> SEQ Slika \* ARABIC </w:instrText>
+      </w:r>
+      <w:r>
+        <w:fldChar w:fldCharType="separate"/>
+      </w:r>
+      <w:r>
+        <w:rPr>
+          <w:noProof/>
+        </w:rPr>
+        <w:t>4</w:t>
+      </w:r>
+      <w:r>
+        <w:fldChar w:fldCharType="end"/>
+      </w:r>
+      <w:r>
+        <w:t xml:space="preserve"> </w:t>
+      </w:r>
+      <w:r>
+        <w:t xml:space="preserve">– vremenski interval </w:t>
+      </w:r>
+      <w:r>
+        <w:t>2</w:t>
+      </w:r>
+    </w:p>
+    <w:p>
+      <w:pPr>
+        <w:pStyle w:val="Opisslike"/>
+        <w:jc w:val="center"/>
+      </w:pPr>
+    </w:p>
+    <w:p>
+      <w:pPr>
+        <w:pStyle w:val="Odlomakpopisa"/>
+        <w:numPr>
+          <w:ilvl w:val="0"/>
+          <w:numId w:val="1"/>
+        </w:numPr>
         <w:jc w:val="both"/>
         <w:rPr>
-          <w:lang w:val="hr-HR"/>
-        </w:rPr>
-      </w:pPr>
-      <w:r>
-        <w:rPr>
-          <w:lang w:val="hr-HR"/>
-        </w:rPr>
-        <w:t>Na pokrenutom eksperimentu je s pc1 preko Terminala pokrenut ping prema RT6. Nakon 30 sekundi se dobio odgovor s druge strane. Pokrenuti traceroute je pokazao da spajanje ide „najjeftinijim“ putem (Slika 1).</w:t>
-      </w:r>
-    </w:p>
-    <w:p>
-      <w:pPr>
-        <w:pStyle w:val="ListParagraph"/>
+          <w:color w:val="FF0000"/>
+          <w:lang w:val="hr-HR"/>
+        </w:rPr>
+      </w:pPr>
+      <w:r>
+        <w:rPr>
+          <w:color w:val="FF0000"/>
+          <w:lang w:val="hr-HR"/>
+        </w:rPr>
+        <w:lastRenderedPageBreak/>
+        <w:t>Koja je</w:t>
+      </w:r>
+      <w:r>
+        <w:rPr>
+          <w:color w:val="FF0000"/>
+          <w:lang w:val="hr-HR"/>
+        </w:rPr>
+        <w:t xml:space="preserve"> izvorišna MAC adresa beacon okvira sa 30 Munroe St?</w:t>
+      </w:r>
+    </w:p>
+    <w:p>
+      <w:pPr>
+        <w:pStyle w:val="Odlomakpopisa"/>
         <w:jc w:val="both"/>
         <w:rPr>
           <w:lang w:val="hr-HR"/>
         </w:rPr>
       </w:pPr>
-      <w:r>
-        <w:rPr/>
-      </w:r>
+    </w:p>
+    <w:p>
+      <w:pPr>
+        <w:pStyle w:val="Odlomakpopisa"/>
+        <w:keepNext/>
+        <w:jc w:val="center"/>
+      </w:pPr>
+      <w:r>
+        <w:rPr>
+          <w:noProof/>
+        </w:rPr>
+        <w:drawing>
+          <wp:inline distT="0" distB="0" distL="0" distR="0" wp14:anchorId="4CCCFD80" wp14:editId="47780F5F">
+            <wp:extent cx="4680000" cy="3743790"/>
+            <wp:effectExtent l="0" t="0" r="6350" b="9525"/>
+            <wp:docPr id="5" name="Image5"/>
+            <wp:cNvGraphicFramePr>
+              <a:graphicFrameLocks xmlns:a="http://schemas.openxmlformats.org/drawingml/2006/main" noChangeAspect="1"/>
+            </wp:cNvGraphicFramePr>
+            <a:graphic xmlns:a="http://schemas.openxmlformats.org/drawingml/2006/main">
+              <a:graphicData uri="http://schemas.openxmlformats.org/drawingml/2006/picture">
+                <pic:pic xmlns:pic="http://schemas.openxmlformats.org/drawingml/2006/picture">
+                  <pic:nvPicPr>
+                    <pic:cNvPr id="5" name="Image5"/>
+                    <pic:cNvPicPr>
+                      <a:picLocks noChangeAspect="1" noChangeArrowheads="1"/>
+                    </pic:cNvPicPr>
+                  </pic:nvPicPr>
+                  <pic:blipFill>
+                    <a:blip r:embed="rId10">
+                      <a:extLst>
+                        <a:ext uri="{28A0092B-C50C-407E-A947-70E740481C1C}">
+                          <a14:useLocalDpi xmlns:a14="http://schemas.microsoft.com/office/drawing/2010/main" val="0"/>
+                        </a:ext>
+                      </a:extLst>
+                    </a:blip>
+                    <a:stretch>
+                      <a:fillRect/>
+                    </a:stretch>
+                  </pic:blipFill>
+                  <pic:spPr bwMode="auto">
+                    <a:xfrm>
+                      <a:off x="0" y="0"/>
+                      <a:ext cx="4680000" cy="3743790"/>
+                    </a:xfrm>
+                    <a:prstGeom prst="rect">
+                      <a:avLst/>
+                    </a:prstGeom>
+                  </pic:spPr>
+                </pic:pic>
+              </a:graphicData>
+            </a:graphic>
+          </wp:inline>
+        </w:drawing>
+      </w:r>
+    </w:p>
+    <w:p>
+      <w:pPr>
+        <w:pStyle w:val="Opisslike"/>
+        <w:jc w:val="center"/>
+        <w:rPr>
+          <w:lang w:val="hr-HR"/>
+        </w:rPr>
+      </w:pPr>
+      <w:r>
+        <w:t xml:space="preserve">Slika </w:t>
+      </w:r>
+      <w:r>
+        <w:fldChar w:fldCharType="begin"/>
+      </w:r>
+      <w:r>
+        <w:instrText xml:space="preserve"> SEQ Slika \* ARABIC </w:instrText>
+      </w:r>
+      <w:r>
+        <w:fldChar w:fldCharType="separate"/>
+      </w:r>
+      <w:r>
+        <w:rPr>
+          <w:noProof/>
+        </w:rPr>
+        <w:t>5</w:t>
+      </w:r>
+      <w:r>
+        <w:fldChar w:fldCharType="end"/>
+      </w:r>
+      <w:r>
+        <w:t xml:space="preserve"> – izvorišna MAC adresa</w:t>
+      </w:r>
+    </w:p>
+    <w:p>
+      <w:pPr>
+        <w:pStyle w:val="Odlomakpopisa"/>
+        <w:jc w:val="both"/>
+        <w:rPr>
+          <w:lang w:val="hr-HR"/>
+        </w:rPr>
+      </w:pPr>
+    </w:p>
+    <w:p>
+      <w:pPr>
+        <w:pStyle w:val="Odlomakpopisa"/>
+        <w:numPr>
+          <w:ilvl w:val="0"/>
+          <w:numId w:val="1"/>
+        </w:numPr>
+        <w:jc w:val="both"/>
+        <w:rPr>
+          <w:color w:val="FF0000"/>
+          <w:lang w:val="hr-HR"/>
+        </w:rPr>
+      </w:pPr>
+      <w:r>
+        <w:rPr>
+          <w:color w:val="FF0000"/>
+          <w:lang w:val="hr-HR"/>
+        </w:rPr>
+        <w:t>Koja je odredišna MAC adresa beacon okvira sa 30 Munroe St?</w:t>
+      </w:r>
+    </w:p>
+    <w:p>
+      <w:pPr>
+        <w:pStyle w:val="Odlomakpopisa"/>
+        <w:jc w:val="both"/>
+        <w:rPr>
+          <w:lang w:val="hr-HR"/>
+        </w:rPr>
+      </w:pPr>
+    </w:p>
+    <w:p>
+      <w:pPr>
+        <w:pStyle w:val="Odlomakpopisa"/>
+        <w:keepNext/>
+        <w:jc w:val="center"/>
+      </w:pPr>
+      <w:r>
+        <w:rPr>
+          <w:noProof/>
+        </w:rPr>
+        <w:drawing>
+          <wp:inline distT="0" distB="0" distL="0" distR="0" wp14:anchorId="1D8BA993" wp14:editId="0C86B13D">
+            <wp:extent cx="4680000" cy="3743790"/>
+            <wp:effectExtent l="0" t="0" r="6350" b="9525"/>
+            <wp:docPr id="6" name="Image6"/>
+            <wp:cNvGraphicFramePr>
+              <a:graphicFrameLocks xmlns:a="http://schemas.openxmlformats.org/drawingml/2006/main" noChangeAspect="1"/>
+            </wp:cNvGraphicFramePr>
+            <a:graphic xmlns:a="http://schemas.openxmlformats.org/drawingml/2006/main">
+              <a:graphicData uri="http://schemas.openxmlformats.org/drawingml/2006/picture">
+                <pic:pic xmlns:pic="http://schemas.openxmlformats.org/drawingml/2006/picture">
+                  <pic:nvPicPr>
+                    <pic:cNvPr id="6" name="Image6"/>
+                    <pic:cNvPicPr>
+                      <a:picLocks noChangeAspect="1" noChangeArrowheads="1"/>
+                    </pic:cNvPicPr>
+                  </pic:nvPicPr>
+                  <pic:blipFill>
+                    <a:blip r:embed="rId11">
+                      <a:extLst>
+                        <a:ext uri="{28A0092B-C50C-407E-A947-70E740481C1C}">
+                          <a14:useLocalDpi xmlns:a14="http://schemas.microsoft.com/office/drawing/2010/main" val="0"/>
+                        </a:ext>
+                      </a:extLst>
+                    </a:blip>
+                    <a:stretch>
+                      <a:fillRect/>
+                    </a:stretch>
+                  </pic:blipFill>
+                  <pic:spPr bwMode="auto">
+                    <a:xfrm>
+                      <a:off x="0" y="0"/>
+                      <a:ext cx="4680000" cy="3743790"/>
+                    </a:xfrm>
+                    <a:prstGeom prst="rect">
+                      <a:avLst/>
+                    </a:prstGeom>
+                  </pic:spPr>
+                </pic:pic>
+              </a:graphicData>
+            </a:graphic>
+          </wp:inline>
+        </w:drawing>
+      </w:r>
+    </w:p>
+    <w:p>
+      <w:pPr>
+        <w:pStyle w:val="Opisslike"/>
+        <w:jc w:val="center"/>
+        <w:rPr>
+          <w:lang w:val="hr-HR"/>
+        </w:rPr>
+      </w:pPr>
+      <w:r>
+        <w:t xml:space="preserve">Slika </w:t>
+      </w:r>
+      <w:r>
+        <w:fldChar w:fldCharType="begin"/>
+      </w:r>
+      <w:r>
+        <w:instrText xml:space="preserve"> SEQ Slika \* ARABIC </w:instrText>
+      </w:r>
+      <w:r>
+        <w:fldChar w:fldCharType="separate"/>
+      </w:r>
+      <w:r>
+        <w:rPr>
+          <w:noProof/>
+        </w:rPr>
+        <w:t>6</w:t>
+      </w:r>
+      <w:r>
+        <w:fldChar w:fldCharType="end"/>
+      </w:r>
+      <w:r>
+        <w:t xml:space="preserve"> – odredišna MAC adresa</w:t>
+      </w:r>
+    </w:p>
+    <w:p>
+      <w:pPr>
+        <w:pStyle w:val="Odlomakpopisa"/>
+        <w:jc w:val="both"/>
+        <w:rPr>
+          <w:lang w:val="hr-HR"/>
+        </w:rPr>
+      </w:pPr>
+    </w:p>
+    <w:p>
+      <w:pPr>
+        <w:pStyle w:val="Odlomakpopisa"/>
+        <w:numPr>
+          <w:ilvl w:val="0"/>
+          <w:numId w:val="1"/>
+        </w:numPr>
+        <w:jc w:val="both"/>
+        <w:rPr>
+          <w:color w:val="FF0000"/>
+          <w:lang w:val="hr-HR"/>
+        </w:rPr>
+      </w:pPr>
+      <w:r>
+        <w:rPr>
+          <w:color w:val="FF0000"/>
+          <w:lang w:val="hr-HR"/>
+        </w:rPr>
+        <w:lastRenderedPageBreak/>
+        <w:t>Koja je BSS Id MAC adresa beacon okvira sa 30 Munroe St?</w:t>
+      </w:r>
+    </w:p>
+    <w:p>
+      <w:pPr>
+        <w:pStyle w:val="Odlomakpopisa"/>
+        <w:jc w:val="both"/>
+        <w:rPr>
+          <w:lang w:val="hr-HR"/>
+        </w:rPr>
+      </w:pPr>
+    </w:p>
+    <w:p>
+      <w:pPr>
+        <w:pStyle w:val="Odlomakpopisa"/>
+        <w:keepNext/>
+        <w:jc w:val="center"/>
+      </w:pPr>
+      <w:r>
+        <w:rPr>
+          <w:noProof/>
+        </w:rPr>
+        <w:drawing>
+          <wp:inline distT="0" distB="0" distL="0" distR="0" wp14:anchorId="0430C847" wp14:editId="7043AA24">
+            <wp:extent cx="4680000" cy="3743790"/>
+            <wp:effectExtent l="0" t="0" r="6350" b="9525"/>
+            <wp:docPr id="7" name="Image7"/>
+            <wp:cNvGraphicFramePr>
+              <a:graphicFrameLocks xmlns:a="http://schemas.openxmlformats.org/drawingml/2006/main" noChangeAspect="1"/>
+            </wp:cNvGraphicFramePr>
+            <a:graphic xmlns:a="http://schemas.openxmlformats.org/drawingml/2006/main">
+              <a:graphicData uri="http://schemas.openxmlformats.org/drawingml/2006/picture">
+                <pic:pic xmlns:pic="http://schemas.openxmlformats.org/drawingml/2006/picture">
+                  <pic:nvPicPr>
+                    <pic:cNvPr id="7" name="Image7"/>
+                    <pic:cNvPicPr>
+                      <a:picLocks noChangeAspect="1" noChangeArrowheads="1"/>
+                    </pic:cNvPicPr>
+                  </pic:nvPicPr>
+                  <pic:blipFill>
+                    <a:blip r:embed="rId12">
+                      <a:extLst>
+                        <a:ext uri="{28A0092B-C50C-407E-A947-70E740481C1C}">
+                          <a14:useLocalDpi xmlns:a14="http://schemas.microsoft.com/office/drawing/2010/main" val="0"/>
+                        </a:ext>
+                      </a:extLst>
+                    </a:blip>
+                    <a:stretch>
+                      <a:fillRect/>
+                    </a:stretch>
+                  </pic:blipFill>
+                  <pic:spPr bwMode="auto">
+                    <a:xfrm>
+                      <a:off x="0" y="0"/>
+                      <a:ext cx="4680000" cy="3743790"/>
+                    </a:xfrm>
+                    <a:prstGeom prst="rect">
+                      <a:avLst/>
+                    </a:prstGeom>
+                  </pic:spPr>
+                </pic:pic>
+              </a:graphicData>
+            </a:graphic>
+          </wp:inline>
+        </w:drawing>
+      </w:r>
+    </w:p>
+    <w:p>
+      <w:pPr>
+        <w:pStyle w:val="Opisslike"/>
+        <w:jc w:val="center"/>
+        <w:rPr>
+          <w:lang w:val="hr-HR"/>
+        </w:rPr>
+      </w:pPr>
+      <w:r>
+        <w:t xml:space="preserve">Slika </w:t>
+      </w:r>
+      <w:r>
+        <w:fldChar w:fldCharType="begin"/>
+      </w:r>
+      <w:r>
+        <w:instrText xml:space="preserve"> SEQ Slika \* ARABIC </w:instrText>
+      </w:r>
+      <w:r>
+        <w:fldChar w:fldCharType="separate"/>
+      </w:r>
+      <w:r>
+        <w:rPr>
+          <w:noProof/>
+        </w:rPr>
+        <w:t>7</w:t>
+      </w:r>
+      <w:r>
+        <w:fldChar w:fldCharType="end"/>
+      </w:r>
+      <w:r>
+        <w:t xml:space="preserve"> – BSS Id MAC adresa</w:t>
+      </w:r>
+    </w:p>
+    <w:p>
+      <w:pPr>
+        <w:pStyle w:val="Odlomakpopisa"/>
+        <w:jc w:val="both"/>
+        <w:rPr>
+          <w:lang w:val="hr-HR"/>
+        </w:rPr>
+      </w:pPr>
+    </w:p>
+    <w:p>
+      <w:pPr>
+        <w:pStyle w:val="Odlomakpopisa"/>
+        <w:numPr>
+          <w:ilvl w:val="0"/>
+          <w:numId w:val="1"/>
+        </w:numPr>
+        <w:jc w:val="both"/>
+        <w:rPr>
+          <w:color w:val="FF0000"/>
+          <w:lang w:val="hr-HR"/>
+        </w:rPr>
+      </w:pPr>
+      <w:r>
+        <w:rPr>
+          <w:color w:val="FF0000"/>
+          <w:lang w:val="hr-HR"/>
+        </w:rPr>
+        <w:t xml:space="preserve">Beacon okvir sa 30 Munroe St pristupne točke oglašava da </w:t>
+      </w:r>
+      <w:r>
+        <w:rPr>
+          <w:color w:val="FF0000"/>
+          <w:lang w:val="hr-HR"/>
+        </w:rPr>
+        <w:t>podržava četiri brzine prijenosa i osam</w:t>
+      </w:r>
+      <w:r>
+        <w:rPr>
+          <w:color w:val="FF0000"/>
+          <w:lang w:val="hr-HR"/>
+        </w:rPr>
+        <w:t xml:space="preserve"> </w:t>
+      </w:r>
+      <w:r>
+        <w:rPr>
+          <w:color w:val="FF0000"/>
+          <w:lang w:val="hr-HR"/>
+        </w:rPr>
+        <w:t>dodatnih “extended supported rates.” O kojim se brzinama radi?</w:t>
+      </w:r>
+    </w:p>
+    <w:p>
+      <w:pPr>
+        <w:pStyle w:val="Odlomakpopisa"/>
+        <w:jc w:val="both"/>
+        <w:rPr>
+          <w:lang w:val="hr-HR"/>
+        </w:rPr>
+      </w:pPr>
+    </w:p>
+    <w:p>
+      <w:pPr>
+        <w:pStyle w:val="Odlomakpopisa"/>
+        <w:keepNext/>
+        <w:jc w:val="center"/>
+      </w:pPr>
+      <w:r>
+        <w:rPr>
+          <w:noProof/>
+        </w:rPr>
+        <w:drawing>
+          <wp:inline distT="0" distB="0" distL="0" distR="0" wp14:anchorId="6CDBA97B" wp14:editId="5D6DAA91">
+            <wp:extent cx="4680000" cy="3743790"/>
+            <wp:effectExtent l="0" t="0" r="6350" b="9525"/>
+            <wp:docPr id="8" name="Image8"/>
+            <wp:cNvGraphicFramePr>
+              <a:graphicFrameLocks xmlns:a="http://schemas.openxmlformats.org/drawingml/2006/main" noChangeAspect="1"/>
+            </wp:cNvGraphicFramePr>
+            <a:graphic xmlns:a="http://schemas.openxmlformats.org/drawingml/2006/main">
+              <a:graphicData uri="http://schemas.openxmlformats.org/drawingml/2006/picture">
+                <pic:pic xmlns:pic="http://schemas.openxmlformats.org/drawingml/2006/picture">
+                  <pic:nvPicPr>
+                    <pic:cNvPr id="8" name="Image8"/>
+                    <pic:cNvPicPr>
+                      <a:picLocks noChangeAspect="1" noChangeArrowheads="1"/>
+                    </pic:cNvPicPr>
+                  </pic:nvPicPr>
+                  <pic:blipFill>
+                    <a:blip r:embed="rId13">
+                      <a:extLst>
+                        <a:ext uri="{28A0092B-C50C-407E-A947-70E740481C1C}">
+                          <a14:useLocalDpi xmlns:a14="http://schemas.microsoft.com/office/drawing/2010/main" val="0"/>
+                        </a:ext>
+                      </a:extLst>
+                    </a:blip>
+                    <a:stretch>
+                      <a:fillRect/>
+                    </a:stretch>
+                  </pic:blipFill>
+                  <pic:spPr bwMode="auto">
+                    <a:xfrm>
+                      <a:off x="0" y="0"/>
+                      <a:ext cx="4680000" cy="3743790"/>
+                    </a:xfrm>
+                    <a:prstGeom prst="rect">
+                      <a:avLst/>
+                    </a:prstGeom>
+                  </pic:spPr>
+                </pic:pic>
+              </a:graphicData>
+            </a:graphic>
+          </wp:inline>
+        </w:drawing>
+      </w:r>
+    </w:p>
+    <w:p>
+      <w:pPr>
+        <w:pStyle w:val="Opisslike"/>
+        <w:jc w:val="center"/>
+        <w:rPr>
+          <w:lang w:val="pt-PT"/>
+        </w:rPr>
+      </w:pPr>
+      <w:r>
+        <w:rPr>
+          <w:lang w:val="pt-PT"/>
+        </w:rPr>
+        <w:t xml:space="preserve">Slika </w:t>
+      </w:r>
+      <w:r>
+        <w:fldChar w:fldCharType="begin"/>
+      </w:r>
+      <w:r>
+        <w:rPr>
+          <w:lang w:val="pt-PT"/>
+        </w:rPr>
+        <w:instrText xml:space="preserve"> SEQ Slika \* ARABIC </w:instrText>
+      </w:r>
+      <w:r>
+        <w:fldChar w:fldCharType="separate"/>
+      </w:r>
+      <w:r>
+        <w:rPr>
+          <w:noProof/>
+          <w:lang w:val="pt-PT"/>
+        </w:rPr>
+        <w:t>8</w:t>
+      </w:r>
+      <w:r>
+        <w:fldChar w:fldCharType="end"/>
+      </w:r>
+      <w:r>
+        <w:rPr>
+          <w:lang w:val="pt-PT"/>
+        </w:rPr>
+        <w:t xml:space="preserve"> – brzine prijenosa koje s</w:t>
+      </w:r>
+      <w:r>
+        <w:rPr>
+          <w:lang w:val="pt-PT"/>
+        </w:rPr>
+        <w:t>e podupiru</w:t>
+      </w:r>
+    </w:p>
+    <w:p>
+      <w:pPr>
+        <w:pStyle w:val="Odlomakpopisa"/>
+        <w:keepNext/>
+        <w:jc w:val="center"/>
+      </w:pPr>
+      <w:r>
+        <w:rPr>
+          <w:noProof/>
+        </w:rPr>
+        <w:lastRenderedPageBreak/>
+        <w:drawing>
+          <wp:inline distT="0" distB="0" distL="0" distR="0" wp14:anchorId="596A1163" wp14:editId="06B656CB">
+            <wp:extent cx="4680000" cy="3743790"/>
+            <wp:effectExtent l="0" t="0" r="6350" b="9525"/>
+            <wp:docPr id="9" name="Image9"/>
+            <wp:cNvGraphicFramePr>
+              <a:graphicFrameLocks xmlns:a="http://schemas.openxmlformats.org/drawingml/2006/main" noChangeAspect="1"/>
+            </wp:cNvGraphicFramePr>
+            <a:graphic xmlns:a="http://schemas.openxmlformats.org/drawingml/2006/main">
+              <a:graphicData uri="http://schemas.openxmlformats.org/drawingml/2006/picture">
+                <pic:pic xmlns:pic="http://schemas.openxmlformats.org/drawingml/2006/picture">
+                  <pic:nvPicPr>
+                    <pic:cNvPr id="9" name="Image9"/>
+                    <pic:cNvPicPr>
+                      <a:picLocks noChangeAspect="1" noChangeArrowheads="1"/>
+                    </pic:cNvPicPr>
+                  </pic:nvPicPr>
+                  <pic:blipFill>
+                    <a:blip r:embed="rId14">
+                      <a:extLst>
+                        <a:ext uri="{28A0092B-C50C-407E-A947-70E740481C1C}">
+                          <a14:useLocalDpi xmlns:a14="http://schemas.microsoft.com/office/drawing/2010/main" val="0"/>
+                        </a:ext>
+                      </a:extLst>
+                    </a:blip>
+                    <a:stretch>
+                      <a:fillRect/>
+                    </a:stretch>
+                  </pic:blipFill>
+                  <pic:spPr bwMode="auto">
+                    <a:xfrm>
+                      <a:off x="0" y="0"/>
+                      <a:ext cx="4680000" cy="3743790"/>
+                    </a:xfrm>
+                    <a:prstGeom prst="rect">
+                      <a:avLst/>
+                    </a:prstGeom>
+                  </pic:spPr>
+                </pic:pic>
+              </a:graphicData>
+            </a:graphic>
+          </wp:inline>
+        </w:drawing>
+      </w:r>
+    </w:p>
+    <w:p>
+      <w:pPr>
+        <w:pStyle w:val="Opisslike"/>
+        <w:jc w:val="center"/>
+        <w:rPr>
+          <w:lang w:val="hr-HR"/>
+        </w:rPr>
+      </w:pPr>
+      <w:r>
+        <w:t xml:space="preserve">Slika </w:t>
+      </w:r>
+      <w:r>
+        <w:fldChar w:fldCharType="begin"/>
+      </w:r>
+      <w:r>
+        <w:instrText xml:space="preserve"> SEQ Slika \* ARABIC </w:instrText>
+      </w:r>
+      <w:r>
+        <w:fldChar w:fldCharType="separate"/>
+      </w:r>
+      <w:r>
+        <w:rPr>
+          <w:noProof/>
+        </w:rPr>
+        <w:t>9</w:t>
+      </w:r>
+      <w:r>
+        <w:fldChar w:fldCharType="end"/>
+      </w:r>
+      <w:r>
+        <w:t xml:space="preserve"> - </w:t>
+      </w:r>
+      <w:r>
+        <w:t xml:space="preserve">extended supported </w:t>
+      </w:r>
+      <w:r>
+        <w:t>brzine prijenosa</w:t>
+      </w:r>
+    </w:p>
+    <w:p>
+      <w:pPr>
+        <w:pStyle w:val="Odlomakpopisa"/>
+        <w:jc w:val="both"/>
+        <w:rPr>
+          <w:lang w:val="hr-HR"/>
+        </w:rPr>
+      </w:pPr>
     </w:p>
     <w:sectPr>
-      <w:type w:val="nextPage"/>
       <w:pgSz w:w="11906" w:h="16838"/>
-      <w:pgMar w:left="1134" w:right="1134" w:gutter="0" w:header="0" w:top="1134" w:footer="0" w:bottom="1134"/>
-      <w:pgNumType w:fmt="decimal"/>
-      <w:formProt w:val="false"/>
-      <w:textDirection w:val="lrTb"/>
-      <w:docGrid w:type="default" w:linePitch="100" w:charSpace="0"/>
+      <w:pgMar w:top="1134" w:right="1134" w:bottom="1134" w:left="1134" w:header="0" w:footer="0" w:gutter="0"/>
+      <w:cols w:space="720"/>
+      <w:formProt w:val="0"/>
+      <w:docGrid w:linePitch="100"/>
     </w:sectPr>
   </w:body>
 </w:document>
 </file>
 
 <file path=word/numbering.xml><?xml version="1.0" encoding="utf-8"?>
-<w:numbering xmlns:w="http://schemas.openxmlformats.org/wordprocessingml/2006/main" xmlns:o="urn:schemas-microsoft-com:office:office" xmlns:r="http://schemas.openxmlformats.org/officeDocument/2006/relationships" xmlns:v="urn:schemas-microsoft-com:vml" xmlns:mc="http://schemas.openxmlformats.org/markup-compatibility/2006" xmlns:w14="http://schemas.microsoft.com/office/word/2010/wordml" mc:Ignorable="w14">
-  <w:abstractNum w:abstractNumId="1">
+<w:numbering xmlns:wpc="http://schemas.microsoft.com/office/word/2010/wordprocessingCanvas" xmlns:cx="http://schemas.microsoft.com/office/drawing/2014/chartex" xmlns:cx1="http://schemas.microsoft.com/office/drawing/2015/9/8/chartex" xmlns:cx2="http://schemas.microsoft.com/office/drawing/2015/10/21/chartex" xmlns:cx3="http://schemas.microsoft.com/office/drawing/2016/5/9/chartex" xmlns:cx4="http://schemas.microsoft.com/office/drawing/2016/5/10/chartex" xmlns:cx5="http://schemas.microsoft.com/office/drawing/2016/5/11/chartex" xmlns:cx6="http://schemas.microsoft.com/office/drawing/2016/5/12/chartex" xmlns:cx7="http://schemas.microsoft.com/office/drawing/2016/5/13/chartex" xmlns:cx8="http://schemas.microsoft.com/office/drawing/2016/5/14/chartex" xmlns:mc="http://schemas.openxmlformats.org/markup-compatibility/2006" xmlns:aink="http://schemas.microsoft.com/office/drawing/2016/ink" xmlns:am3d="http://schemas.microsoft.com/office/drawing/2017/model3d" xmlns:o="urn:schemas-microsoft-com:office:office" xmlns:oel="http://schemas.microsoft.com/office/2019/extlst" xmlns:r="http://schemas.openxmlformats.org/officeDocument/2006/relationships" xmlns:m="http://schemas.openxmlformats.org/officeDocument/2006/math" xmlns:v="urn:schemas-microsoft-com:vml" xmlns:wp14="http://schemas.microsoft.com/office/word/2010/wordprocessingDrawing" xmlns:wp="http://schemas.openxmlformats.org/drawingml/2006/wordprocessingDrawing" xmlns:w10="urn:schemas-microsoft-com:office:word" xmlns:w="http://schemas.openxmlformats.org/wordprocessingml/2006/main" xmlns:w14="http://schemas.microsoft.com/office/word/2010/wordml" xmlns:w15="http://schemas.microsoft.com/office/word/2012/wordml" xmlns:w16cex="http://schemas.microsoft.com/office/word/2018/wordml/cex" xmlns:w16cid="http://schemas.microsoft.com/office/word/2016/wordml/cid" xmlns:w16="http://schemas.microsoft.com/office/word/2018/wordml" xmlns:w16du="http://schemas.microsoft.com/office/word/2023/wordml/word16du" xmlns:w16sdtdh="http://schemas.microsoft.com/office/word/2020/wordml/sdtdatahash" xmlns:w16se="http://schemas.microsoft.com/office/word/2015/wordml/symex" xmlns:wpg="http://schemas.microsoft.com/office/word/2010/wordprocessingGroup" xmlns:wpi="http://schemas.microsoft.com/office/word/2010/wordprocessingInk" xmlns:wne="http://schemas.microsoft.com/office/word/2006/wordml" xmlns:wps="http://schemas.microsoft.com/office/word/2010/wordprocessingShape" mc:Ignorable="w14 w15 w16se w16cid w16 w16cex w16sdtdh w16du wp14">
+  <w:abstractNum w:abstractNumId="0" w15:restartNumberingAfterBreak="0">
+    <w:nsid w:val="0AC66FED"/>
+    <w:multiLevelType w:val="multilevel"/>
+    <w:tmpl w:val="3D9E571A"/>
     <w:lvl w:ilvl="0">
+      <w:start w:val="1"/>
       <w:numFmt w:val="decimal"/>
       <w:lvlText w:val="%1."/>
       <w:lvlJc w:val="left"/>
@@ -216,7 +1181,9 @@
         </w:tabs>
         <w:ind w:left="720" w:hanging="360"/>
       </w:pPr>
-      <w:rPr/>
+      <w:rPr>
+        <w:rFonts w:hint="default"/>
+      </w:rPr>
     </w:lvl>
     <w:lvl w:ilvl="1">
       <w:start w:val="1"/>
@@ -229,7 +1196,9 @@
         </w:tabs>
         <w:ind w:left="1440" w:hanging="360"/>
       </w:pPr>
-      <w:rPr/>
+      <w:rPr>
+        <w:rFonts w:hint="default"/>
+      </w:rPr>
     </w:lvl>
     <w:lvl w:ilvl="2">
       <w:start w:val="1"/>
@@ -242,7 +1211,9 @@
         </w:tabs>
         <w:ind w:left="2160" w:hanging="180"/>
       </w:pPr>
-      <w:rPr/>
+      <w:rPr>
+        <w:rFonts w:hint="default"/>
+      </w:rPr>
     </w:lvl>
     <w:lvl w:ilvl="3">
       <w:start w:val="1"/>
@@ -255,7 +1226,9 @@
         </w:tabs>
         <w:ind w:left="2880" w:hanging="360"/>
       </w:pPr>
-      <w:rPr/>
+      <w:rPr>
+        <w:rFonts w:hint="default"/>
+      </w:rPr>
     </w:lvl>
     <w:lvl w:ilvl="4">
       <w:start w:val="1"/>
@@ -268,7 +1241,9 @@
         </w:tabs>
         <w:ind w:left="3600" w:hanging="360"/>
       </w:pPr>
-      <w:rPr/>
+      <w:rPr>
+        <w:rFonts w:hint="default"/>
+      </w:rPr>
     </w:lvl>
     <w:lvl w:ilvl="5">
       <w:start w:val="1"/>
@@ -281,7 +1256,9 @@
         </w:tabs>
         <w:ind w:left="4320" w:hanging="180"/>
       </w:pPr>
-      <w:rPr/>
+      <w:rPr>
+        <w:rFonts w:hint="default"/>
+      </w:rPr>
     </w:lvl>
     <w:lvl w:ilvl="6">
       <w:start w:val="1"/>
@@ -294,7 +1271,9 @@
         </w:tabs>
         <w:ind w:left="5040" w:hanging="360"/>
       </w:pPr>
-      <w:rPr/>
+      <w:rPr>
+        <w:rFonts w:hint="default"/>
+      </w:rPr>
     </w:lvl>
     <w:lvl w:ilvl="7">
       <w:start w:val="1"/>
@@ -307,7 +1286,9 @@
         </w:tabs>
         <w:ind w:left="5760" w:hanging="360"/>
       </w:pPr>
-      <w:rPr/>
+      <w:rPr>
+        <w:rFonts w:hint="default"/>
+      </w:rPr>
     </w:lvl>
     <w:lvl w:ilvl="8">
       <w:start w:val="1"/>
@@ -320,10 +1301,15 @@
         </w:tabs>
         <w:ind w:left="6480" w:hanging="180"/>
       </w:pPr>
-      <w:rPr/>
+      <w:rPr>
+        <w:rFonts w:hint="default"/>
+      </w:rPr>
     </w:lvl>
   </w:abstractNum>
-  <w:abstractNum w:abstractNumId="2">
+  <w:abstractNum w:abstractNumId="1" w15:restartNumberingAfterBreak="0">
+    <w:nsid w:val="51A607DF"/>
+    <w:multiLevelType w:val="multilevel"/>
+    <w:tmpl w:val="64E2B748"/>
     <w:lvl w:ilvl="0">
       <w:start w:val="1"/>
       <w:numFmt w:val="none"/>
@@ -334,7 +1320,7 @@
         <w:tabs>
           <w:tab w:val="num" w:pos="0"/>
         </w:tabs>
-        <w:ind w:left="0" w:hanging="0"/>
+        <w:ind w:left="0" w:firstLine="0"/>
       </w:pPr>
     </w:lvl>
     <w:lvl w:ilvl="1">
@@ -347,7 +1333,7 @@
         <w:tabs>
           <w:tab w:val="num" w:pos="0"/>
         </w:tabs>
-        <w:ind w:left="0" w:hanging="0"/>
+        <w:ind w:left="0" w:firstLine="0"/>
       </w:pPr>
     </w:lvl>
     <w:lvl w:ilvl="2">
@@ -360,7 +1346,7 @@
         <w:tabs>
           <w:tab w:val="num" w:pos="0"/>
         </w:tabs>
-        <w:ind w:left="0" w:hanging="0"/>
+        <w:ind w:left="0" w:firstLine="0"/>
       </w:pPr>
     </w:lvl>
     <w:lvl w:ilvl="3">
@@ -373,7 +1359,7 @@
         <w:tabs>
           <w:tab w:val="num" w:pos="0"/>
         </w:tabs>
-        <w:ind w:left="0" w:hanging="0"/>
+        <w:ind w:left="0" w:firstLine="0"/>
       </w:pPr>
     </w:lvl>
     <w:lvl w:ilvl="4">
@@ -386,7 +1372,7 @@
         <w:tabs>
           <w:tab w:val="num" w:pos="0"/>
         </w:tabs>
-        <w:ind w:left="0" w:hanging="0"/>
+        <w:ind w:left="0" w:firstLine="0"/>
       </w:pPr>
     </w:lvl>
     <w:lvl w:ilvl="5">
@@ -399,7 +1385,7 @@
         <w:tabs>
           <w:tab w:val="num" w:pos="0"/>
         </w:tabs>
-        <w:ind w:left="0" w:hanging="0"/>
+        <w:ind w:left="0" w:firstLine="0"/>
       </w:pPr>
     </w:lvl>
     <w:lvl w:ilvl="6">
@@ -412,7 +1398,7 @@
         <w:tabs>
           <w:tab w:val="num" w:pos="0"/>
         </w:tabs>
-        <w:ind w:left="0" w:hanging="0"/>
+        <w:ind w:left="0" w:firstLine="0"/>
       </w:pPr>
     </w:lvl>
     <w:lvl w:ilvl="7">
@@ -425,7 +1411,7 @@
         <w:tabs>
           <w:tab w:val="num" w:pos="0"/>
         </w:tabs>
-        <w:ind w:left="0" w:hanging="0"/>
+        <w:ind w:left="0" w:firstLine="0"/>
       </w:pPr>
     </w:lvl>
     <w:lvl w:ilvl="8">
@@ -438,25 +1424,25 @@
         <w:tabs>
           <w:tab w:val="num" w:pos="0"/>
         </w:tabs>
-        <w:ind w:left="0" w:hanging="0"/>
+        <w:ind w:left="0" w:firstLine="0"/>
       </w:pPr>
     </w:lvl>
   </w:abstractNum>
-  <w:num w:numId="1">
+  <w:num w:numId="1" w16cid:durableId="726808257">
+    <w:abstractNumId w:val="0"/>
+  </w:num>
+  <w:num w:numId="2" w16cid:durableId="2037388237">
     <w:abstractNumId w:val="1"/>
-  </w:num>
-  <w:num w:numId="2">
-    <w:abstractNumId w:val="2"/>
   </w:num>
 </w:numbering>
 </file>
 
 <file path=word/styles.xml><?xml version="1.0" encoding="utf-8"?>
-<w:styles xmlns:w="http://schemas.openxmlformats.org/wordprocessingml/2006/main" xmlns:w14="http://schemas.microsoft.com/office/word/2010/wordml" xmlns:mc="http://schemas.openxmlformats.org/markup-compatibility/2006" mc:Ignorable="w14">
+<w:styles xmlns:mc="http://schemas.openxmlformats.org/markup-compatibility/2006" xmlns:r="http://schemas.openxmlformats.org/officeDocument/2006/relationships" xmlns:w="http://schemas.openxmlformats.org/wordprocessingml/2006/main" xmlns:w14="http://schemas.microsoft.com/office/word/2010/wordml" xmlns:w15="http://schemas.microsoft.com/office/word/2012/wordml" xmlns:w16cex="http://schemas.microsoft.com/office/word/2018/wordml/cex" xmlns:w16cid="http://schemas.microsoft.com/office/word/2016/wordml/cid" xmlns:w16="http://schemas.microsoft.com/office/word/2018/wordml" xmlns:w16du="http://schemas.microsoft.com/office/word/2023/wordml/word16du" xmlns:w16sdtdh="http://schemas.microsoft.com/office/word/2020/wordml/sdtdatahash" xmlns:w16se="http://schemas.microsoft.com/office/word/2015/wordml/symex" mc:Ignorable="w14 w15 w16se w16cid w16 w16cex w16sdtdh w16du">
   <w:docDefaults>
     <w:rPrDefault>
       <w:rPr>
-        <w:rFonts w:ascii="Liberation Serif" w:hAnsi="Liberation Serif" w:eastAsia="Noto Serif CJK SC" w:cs="Noto Sans Devanagari"/>
+        <w:rFonts w:ascii="Liberation Serif" w:eastAsia="Noto Serif CJK SC" w:hAnsi="Liberation Serif" w:cs="Noto Sans Devanagari"/>
         <w:kern w:val="2"/>
         <w:sz w:val="24"/>
         <w:szCs w:val="24"/>
@@ -465,21 +1451,21 @@
     </w:rPrDefault>
     <w:pPrDefault>
       <w:pPr>
-        <w:suppressAutoHyphens w:val="true"/>
+        <w:suppressAutoHyphens/>
       </w:pPr>
     </w:pPrDefault>
   </w:docDefaults>
   <w:latentStyles w:defLockedState="0" w:defUIPriority="99" w:defSemiHidden="0" w:defUnhideWhenUsed="0" w:defQFormat="0" w:count="376">
     <w:lsdException w:name="Normal" w:uiPriority="0" w:qFormat="1"/>
     <w:lsdException w:name="heading 1" w:uiPriority="9" w:qFormat="1"/>
-    <w:lsdException w:name="heading 2" w:uiPriority="9" w:semiHidden="1" w:unhideWhenUsed="1" w:qFormat="1"/>
-    <w:lsdException w:name="heading 3" w:uiPriority="9" w:semiHidden="1" w:unhideWhenUsed="1" w:qFormat="1"/>
-    <w:lsdException w:name="heading 4" w:uiPriority="9" w:semiHidden="1" w:unhideWhenUsed="1" w:qFormat="1"/>
-    <w:lsdException w:name="heading 5" w:uiPriority="9" w:semiHidden="1" w:unhideWhenUsed="1" w:qFormat="1"/>
-    <w:lsdException w:name="heading 6" w:uiPriority="9" w:semiHidden="1" w:unhideWhenUsed="1" w:qFormat="1"/>
-    <w:lsdException w:name="heading 7" w:uiPriority="9" w:semiHidden="1" w:unhideWhenUsed="1" w:qFormat="1"/>
-    <w:lsdException w:name="heading 8" w:uiPriority="9" w:semiHidden="1" w:unhideWhenUsed="1" w:qFormat="1"/>
-    <w:lsdException w:name="heading 9" w:uiPriority="9" w:semiHidden="1" w:unhideWhenUsed="1" w:qFormat="1"/>
+    <w:lsdException w:name="heading 2" w:semiHidden="1" w:uiPriority="9" w:unhideWhenUsed="1" w:qFormat="1"/>
+    <w:lsdException w:name="heading 3" w:semiHidden="1" w:uiPriority="9" w:unhideWhenUsed="1" w:qFormat="1"/>
+    <w:lsdException w:name="heading 4" w:semiHidden="1" w:uiPriority="9" w:unhideWhenUsed="1" w:qFormat="1"/>
+    <w:lsdException w:name="heading 5" w:semiHidden="1" w:uiPriority="9" w:unhideWhenUsed="1" w:qFormat="1"/>
+    <w:lsdException w:name="heading 6" w:semiHidden="1" w:uiPriority="9" w:unhideWhenUsed="1" w:qFormat="1"/>
+    <w:lsdException w:name="heading 7" w:semiHidden="1" w:uiPriority="9" w:unhideWhenUsed="1" w:qFormat="1"/>
+    <w:lsdException w:name="heading 8" w:semiHidden="1" w:uiPriority="9" w:unhideWhenUsed="1" w:qFormat="1"/>
+    <w:lsdException w:name="heading 9" w:semiHidden="1" w:uiPriority="9" w:unhideWhenUsed="1" w:qFormat="1"/>
     <w:lsdException w:name="index 1" w:semiHidden="1" w:unhideWhenUsed="1"/>
     <w:lsdException w:name="index 2" w:semiHidden="1" w:unhideWhenUsed="1"/>
     <w:lsdException w:name="index 3" w:semiHidden="1" w:unhideWhenUsed="1"/>
@@ -489,22 +1475,22 @@
     <w:lsdException w:name="index 7" w:semiHidden="1" w:unhideWhenUsed="1"/>
     <w:lsdException w:name="index 8" w:semiHidden="1" w:unhideWhenUsed="1"/>
     <w:lsdException w:name="index 9" w:semiHidden="1" w:unhideWhenUsed="1"/>
-    <w:lsdException w:name="toc 1" w:uiPriority="39" w:semiHidden="1" w:unhideWhenUsed="1"/>
-    <w:lsdException w:name="toc 2" w:uiPriority="39" w:semiHidden="1" w:unhideWhenUsed="1"/>
-    <w:lsdException w:name="toc 3" w:uiPriority="39" w:semiHidden="1" w:unhideWhenUsed="1"/>
-    <w:lsdException w:name="toc 4" w:uiPriority="39" w:semiHidden="1" w:unhideWhenUsed="1"/>
-    <w:lsdException w:name="toc 5" w:uiPriority="39" w:semiHidden="1" w:unhideWhenUsed="1"/>
-    <w:lsdException w:name="toc 6" w:uiPriority="39" w:semiHidden="1" w:unhideWhenUsed="1"/>
-    <w:lsdException w:name="toc 7" w:uiPriority="39" w:semiHidden="1" w:unhideWhenUsed="1"/>
-    <w:lsdException w:name="toc 8" w:uiPriority="39" w:semiHidden="1" w:unhideWhenUsed="1"/>
-    <w:lsdException w:name="toc 9" w:uiPriority="39" w:semiHidden="1" w:unhideWhenUsed="1"/>
+    <w:lsdException w:name="toc 1" w:semiHidden="1" w:uiPriority="39" w:unhideWhenUsed="1"/>
+    <w:lsdException w:name="toc 2" w:semiHidden="1" w:uiPriority="39" w:unhideWhenUsed="1"/>
+    <w:lsdException w:name="toc 3" w:semiHidden="1" w:uiPriority="39" w:unhideWhenUsed="1"/>
+    <w:lsdException w:name="toc 4" w:semiHidden="1" w:uiPriority="39" w:unhideWhenUsed="1"/>
+    <w:lsdException w:name="toc 5" w:semiHidden="1" w:uiPriority="39" w:unhideWhenUsed="1"/>
+    <w:lsdException w:name="toc 6" w:semiHidden="1" w:uiPriority="39" w:unhideWhenUsed="1"/>
+    <w:lsdException w:name="toc 7" w:semiHidden="1" w:uiPriority="39" w:unhideWhenUsed="1"/>
+    <w:lsdException w:name="toc 8" w:semiHidden="1" w:uiPriority="39" w:unhideWhenUsed="1"/>
+    <w:lsdException w:name="toc 9" w:semiHidden="1" w:uiPriority="39" w:unhideWhenUsed="1"/>
     <w:lsdException w:name="Normal Indent" w:semiHidden="1" w:unhideWhenUsed="1"/>
     <w:lsdException w:name="footnote text" w:semiHidden="1" w:unhideWhenUsed="1"/>
     <w:lsdException w:name="annotation text" w:semiHidden="1" w:unhideWhenUsed="1"/>
     <w:lsdException w:name="header" w:semiHidden="1" w:unhideWhenUsed="1"/>
     <w:lsdException w:name="footer" w:semiHidden="1" w:unhideWhenUsed="1"/>
     <w:lsdException w:name="index heading" w:semiHidden="1" w:unhideWhenUsed="1"/>
-    <w:lsdException w:name="caption" w:uiPriority="35" w:semiHidden="1" w:unhideWhenUsed="1" w:qFormat="1"/>
+    <w:lsdException w:name="caption" w:semiHidden="1" w:uiPriority="35" w:unhideWhenUsed="1" w:qFormat="1"/>
     <w:lsdException w:name="table of figures" w:semiHidden="1" w:unhideWhenUsed="1"/>
     <w:lsdException w:name="envelope address" w:semiHidden="1" w:unhideWhenUsed="1"/>
     <w:lsdException w:name="envelope return" w:semiHidden="1" w:unhideWhenUsed="1"/>
@@ -535,7 +1521,7 @@
     <w:lsdException w:name="Title" w:uiPriority="10" w:qFormat="1"/>
     <w:lsdException w:name="Closing" w:semiHidden="1" w:unhideWhenUsed="1"/>
     <w:lsdException w:name="Signature" w:semiHidden="1" w:unhideWhenUsed="1"/>
-    <w:lsdException w:name="Default Paragraph Font" w:uiPriority="1" w:semiHidden="1" w:unhideWhenUsed="1"/>
+    <w:lsdException w:name="Default Paragraph Font" w:semiHidden="1" w:uiPriority="1" w:unhideWhenUsed="1"/>
     <w:lsdException w:name="Body Text" w:semiHidden="1" w:unhideWhenUsed="1"/>
     <w:lsdException w:name="Body Text Indent" w:semiHidden="1" w:unhideWhenUsed="1"/>
     <w:lsdException w:name="List Continue" w:semiHidden="1" w:unhideWhenUsed="1"/>
@@ -735,8 +1721,8 @@
     <w:lsdException w:name="Subtle Reference" w:uiPriority="31" w:qFormat="1"/>
     <w:lsdException w:name="Intense Reference" w:uiPriority="32" w:qFormat="1"/>
     <w:lsdException w:name="Book Title" w:uiPriority="33" w:qFormat="1"/>
-    <w:lsdException w:name="Bibliography" w:uiPriority="37" w:semiHidden="1" w:unhideWhenUsed="1"/>
-    <w:lsdException w:name="TOC Heading" w:uiPriority="39" w:semiHidden="1" w:unhideWhenUsed="1" w:qFormat="1"/>
+    <w:lsdException w:name="Bibliography" w:semiHidden="1" w:uiPriority="37" w:unhideWhenUsed="1"/>
+    <w:lsdException w:name="TOC Heading" w:semiHidden="1" w:uiPriority="39" w:unhideWhenUsed="1" w:qFormat="1"/>
     <w:lsdException w:name="Plain Table 1" w:uiPriority="41"/>
     <w:lsdException w:name="Plain Table 2" w:uiPriority="42"/>
     <w:lsdException w:name="Plain Table 3" w:uiPriority="43"/>
@@ -847,39 +1833,24 @@
     <w:lsdException w:name="Unresolved Mention" w:semiHidden="1" w:unhideWhenUsed="1"/>
     <w:lsdException w:name="Smart Link" w:semiHidden="1" w:unhideWhenUsed="1"/>
   </w:latentStyles>
-  <w:style w:type="paragraph" w:styleId="Normal" w:default="1">
+  <w:style w:type="paragraph" w:default="1" w:styleId="Normal">
     <w:name w:val="Normal"/>
     <w:qFormat/>
-    <w:pPr>
-      <w:widowControl/>
-      <w:suppressAutoHyphens w:val="true"/>
-      <w:bidi w:val="0"/>
-      <w:spacing w:before="0" w:after="0"/>
-      <w:jc w:val="left"/>
-    </w:pPr>
-    <w:rPr>
-      <w:rFonts w:ascii="Liberation Serif" w:hAnsi="Liberation Serif" w:eastAsia="Noto Serif CJK SC" w:cs="Noto Sans Devanagari"/>
-      <w:color w:val="auto"/>
-      <w:kern w:val="2"/>
-      <w:sz w:val="24"/>
-      <w:szCs w:val="24"/>
-      <w:lang w:val="en-US" w:eastAsia="zh-CN" w:bidi="hi-IN"/>
-    </w:rPr>
-  </w:style>
-  <w:style w:type="paragraph" w:styleId="Heading3">
-    <w:name w:val="Heading 3"/>
+  </w:style>
+  <w:style w:type="paragraph" w:styleId="Naslov3">
+    <w:name w:val="heading 3"/>
     <w:basedOn w:val="Normal"/>
     <w:link w:val="Naslov3Char"/>
     <w:uiPriority w:val="9"/>
     <w:qFormat/>
-    <w:rsid w:val="00443c9c"/>
+    <w:rsid w:val="00443C9C"/>
     <w:pPr>
-      <w:suppressAutoHyphens w:val="false"/>
+      <w:suppressAutoHyphens w:val="0"/>
       <w:spacing w:beforeAutospacing="1" w:afterAutospacing="1"/>
       <w:outlineLvl w:val="2"/>
     </w:pPr>
     <w:rPr>
-      <w:rFonts w:ascii="Times New Roman" w:hAnsi="Times New Roman" w:eastAsia="Times New Roman" w:cs="Times New Roman"/>
+      <w:rFonts w:ascii="Times New Roman" w:eastAsia="Times New Roman" w:hAnsi="Times New Roman" w:cs="Times New Roman"/>
       <w:b/>
       <w:bCs/>
       <w:kern w:val="0"/>
@@ -888,22 +1859,41 @@
       <w:lang w:val="hr-HR" w:eastAsia="hr-HR" w:bidi="ar-SA"/>
     </w:rPr>
   </w:style>
-  <w:style w:type="character" w:styleId="DefaultParagraphFont" w:default="1">
+  <w:style w:type="character" w:default="1" w:styleId="Zadanifontodlomka">
     <w:name w:val="Default Paragraph Font"/>
     <w:uiPriority w:val="1"/>
     <w:semiHidden/>
     <w:unhideWhenUsed/>
-    <w:qFormat/>
-    <w:rPr/>
-  </w:style>
-  <w:style w:type="character" w:styleId="InternetLink">
+  </w:style>
+  <w:style w:type="table" w:default="1" w:styleId="Obinatablica">
+    <w:name w:val="Normal Table"/>
+    <w:uiPriority w:val="99"/>
+    <w:semiHidden/>
+    <w:unhideWhenUsed/>
+    <w:tblPr>
+      <w:tblInd w:w="0" w:type="dxa"/>
+      <w:tblCellMar>
+        <w:top w:w="0" w:type="dxa"/>
+        <w:left w:w="108" w:type="dxa"/>
+        <w:bottom w:w="0" w:type="dxa"/>
+        <w:right w:w="108" w:type="dxa"/>
+      </w:tblCellMar>
+    </w:tblPr>
+  </w:style>
+  <w:style w:type="numbering" w:default="1" w:styleId="Bezpopisa">
+    <w:name w:val="No List"/>
+    <w:uiPriority w:val="99"/>
+    <w:semiHidden/>
+    <w:unhideWhenUsed/>
+  </w:style>
+  <w:style w:type="character" w:styleId="Hiperveza">
     <w:name w:val="Hyperlink"/>
     <w:rPr>
       <w:color w:val="000080"/>
       <w:u w:val="single"/>
     </w:rPr>
   </w:style>
-  <w:style w:type="character" w:styleId="StrongEmphasis" w:customStyle="1">
+  <w:style w:type="character" w:customStyle="1" w:styleId="StrongEmphasis">
     <w:name w:val="Strong Emphasis"/>
     <w:qFormat/>
     <w:rPr>
@@ -911,7 +1901,7 @@
       <w:bCs/>
     </w:rPr>
   </w:style>
-  <w:style w:type="character" w:styleId="Emphasis">
+  <w:style w:type="character" w:styleId="Istaknuto">
     <w:name w:val="Emphasis"/>
     <w:qFormat/>
     <w:rPr>
@@ -919,27 +1909,26 @@
       <w:iCs/>
     </w:rPr>
   </w:style>
-  <w:style w:type="character" w:styleId="SourceText" w:customStyle="1">
+  <w:style w:type="character" w:customStyle="1" w:styleId="SourceText">
     <w:name w:val="Source Text"/>
     <w:qFormat/>
     <w:rPr>
-      <w:rFonts w:ascii="Liberation Mono" w:hAnsi="Liberation Mono" w:eastAsia="Noto Sans Mono CJK SC" w:cs="Liberation Mono"/>
+      <w:rFonts w:ascii="Liberation Mono" w:eastAsia="Noto Sans Mono CJK SC" w:hAnsi="Liberation Mono" w:cs="Liberation Mono"/>
     </w:rPr>
   </w:style>
-  <w:style w:type="character" w:styleId="NumberingSymbols" w:customStyle="1">
+  <w:style w:type="character" w:customStyle="1" w:styleId="NumberingSymbols">
     <w:name w:val="Numbering Symbols"/>
     <w:qFormat/>
-    <w:rPr/>
-  </w:style>
-  <w:style w:type="character" w:styleId="Naslov3Char" w:customStyle="1">
+  </w:style>
+  <w:style w:type="character" w:customStyle="1" w:styleId="Naslov3Char">
     <w:name w:val="Naslov 3 Char"/>
-    <w:basedOn w:val="DefaultParagraphFont"/>
-    <w:link w:val="Heading3"/>
+    <w:basedOn w:val="Zadanifontodlomka"/>
+    <w:link w:val="Naslov3"/>
     <w:uiPriority w:val="9"/>
     <w:qFormat/>
-    <w:rsid w:val="00443c9c"/>
+    <w:rsid w:val="00443C9C"/>
     <w:rPr>
-      <w:rFonts w:ascii="Times New Roman" w:hAnsi="Times New Roman" w:eastAsia="Times New Roman" w:cs="Times New Roman"/>
+      <w:rFonts w:ascii="Times New Roman" w:eastAsia="Times New Roman" w:hAnsi="Times New Roman" w:cs="Times New Roman"/>
       <w:b/>
       <w:bCs/>
       <w:kern w:val="0"/>
@@ -948,135 +1937,101 @@
       <w:lang w:val="hr-HR" w:eastAsia="hr-HR" w:bidi="ar-SA"/>
     </w:rPr>
   </w:style>
-  <w:style w:type="character" w:styleId="HTMLCode">
+  <w:style w:type="character" w:styleId="HTML-kod">
     <w:name w:val="HTML Code"/>
-    <w:basedOn w:val="DefaultParagraphFont"/>
+    <w:basedOn w:val="Zadanifontodlomka"/>
     <w:uiPriority w:val="99"/>
     <w:semiHidden/>
     <w:unhideWhenUsed/>
     <w:qFormat/>
-    <w:rsid w:val="00443c9c"/>
+    <w:rsid w:val="00443C9C"/>
     <w:rPr>
-      <w:rFonts w:ascii="Courier New" w:hAnsi="Courier New" w:eastAsia="Times New Roman" w:cs="Courier New"/>
+      <w:rFonts w:ascii="Courier New" w:eastAsia="Times New Roman" w:hAnsi="Courier New" w:cs="Courier New"/>
       <w:sz w:val="20"/>
       <w:szCs w:val="20"/>
     </w:rPr>
   </w:style>
-  <w:style w:type="character" w:styleId="Katexmathml" w:customStyle="1">
+  <w:style w:type="character" w:customStyle="1" w:styleId="katex-mathml">
     <w:name w:val="katex-mathml"/>
-    <w:basedOn w:val="DefaultParagraphFont"/>
+    <w:basedOn w:val="Zadanifontodlomka"/>
     <w:qFormat/>
-    <w:rsid w:val="00443c9c"/>
-    <w:rPr/>
-  </w:style>
-  <w:style w:type="character" w:styleId="Mord" w:customStyle="1">
+    <w:rsid w:val="00443C9C"/>
+  </w:style>
+  <w:style w:type="character" w:customStyle="1" w:styleId="mord">
     <w:name w:val="mord"/>
-    <w:basedOn w:val="DefaultParagraphFont"/>
+    <w:basedOn w:val="Zadanifontodlomka"/>
     <w:qFormat/>
-    <w:rsid w:val="00443c9c"/>
-    <w:rPr/>
-  </w:style>
-  <w:style w:type="character" w:styleId="Mrel" w:customStyle="1">
+    <w:rsid w:val="00443C9C"/>
+  </w:style>
+  <w:style w:type="character" w:customStyle="1" w:styleId="mrel">
     <w:name w:val="mrel"/>
-    <w:basedOn w:val="DefaultParagraphFont"/>
+    <w:basedOn w:val="Zadanifontodlomka"/>
     <w:qFormat/>
-    <w:rsid w:val="00443c9c"/>
-    <w:rPr/>
-  </w:style>
-  <w:style w:type="character" w:styleId="Delimsizing" w:customStyle="1">
+    <w:rsid w:val="00443C9C"/>
+  </w:style>
+  <w:style w:type="character" w:customStyle="1" w:styleId="delimsizing">
     <w:name w:val="delimsizing"/>
-    <w:basedOn w:val="DefaultParagraphFont"/>
+    <w:basedOn w:val="Zadanifontodlomka"/>
     <w:qFormat/>
-    <w:rsid w:val="00443c9c"/>
-    <w:rPr/>
-  </w:style>
-  <w:style w:type="character" w:styleId="Vlists" w:customStyle="1">
+    <w:rsid w:val="00443C9C"/>
+  </w:style>
+  <w:style w:type="character" w:customStyle="1" w:styleId="vlist-s">
     <w:name w:val="vlist-s"/>
-    <w:basedOn w:val="DefaultParagraphFont"/>
+    <w:basedOn w:val="Zadanifontodlomka"/>
     <w:qFormat/>
-    <w:rsid w:val="00443c9c"/>
-    <w:rPr/>
-  </w:style>
-  <w:style w:type="character" w:styleId="Mbin" w:customStyle="1">
+    <w:rsid w:val="00443C9C"/>
+  </w:style>
+  <w:style w:type="character" w:customStyle="1" w:styleId="mbin">
     <w:name w:val="mbin"/>
-    <w:basedOn w:val="DefaultParagraphFont"/>
+    <w:basedOn w:val="Zadanifontodlomka"/>
     <w:qFormat/>
-    <w:rsid w:val="00443c9c"/>
-    <w:rPr/>
-  </w:style>
-  <w:style w:type="character" w:styleId="PlaceholderText">
+    <w:rsid w:val="00443C9C"/>
+  </w:style>
+  <w:style w:type="character" w:styleId="Tekstrezerviranogmjesta">
     <w:name w:val="Placeholder Text"/>
-    <w:basedOn w:val="DefaultParagraphFont"/>
+    <w:basedOn w:val="Zadanifontodlomka"/>
     <w:uiPriority w:val="99"/>
     <w:semiHidden/>
     <w:qFormat/>
-    <w:rsid w:val="00443c9c"/>
+    <w:rsid w:val="00443C9C"/>
     <w:rPr>
       <w:color w:val="666666"/>
     </w:rPr>
   </w:style>
-  <w:style w:type="character" w:styleId="Bullets" w:customStyle="1">
+  <w:style w:type="character" w:customStyle="1" w:styleId="Bullets">
     <w:name w:val="Bullets"/>
     <w:qFormat/>
     <w:rPr>
-      <w:rFonts w:ascii="OpenSymbol" w:hAnsi="OpenSymbol" w:eastAsia="OpenSymbol" w:cs="OpenSymbol"/>
+      <w:rFonts w:ascii="OpenSymbol" w:eastAsia="OpenSymbol" w:hAnsi="OpenSymbol" w:cs="OpenSymbol"/>
     </w:rPr>
   </w:style>
-  <w:style w:type="paragraph" w:styleId="Heading" w:customStyle="1">
+  <w:style w:type="paragraph" w:customStyle="1" w:styleId="Heading">
     <w:name w:val="Heading"/>
     <w:basedOn w:val="Normal"/>
-    <w:next w:val="TextBody"/>
+    <w:next w:val="Tijeloteksta"/>
     <w:qFormat/>
     <w:pPr>
-      <w:keepNext w:val="true"/>
+      <w:keepNext/>
       <w:spacing w:before="240" w:after="120"/>
     </w:pPr>
     <w:rPr>
-      <w:rFonts w:ascii="Liberation Sans" w:hAnsi="Liberation Sans" w:eastAsia="Noto Sans CJK SC"/>
+      <w:rFonts w:ascii="Liberation Sans" w:eastAsia="Noto Sans CJK SC" w:hAnsi="Liberation Sans"/>
       <w:sz w:val="28"/>
       <w:szCs w:val="28"/>
     </w:rPr>
   </w:style>
-  <w:style w:type="paragraph" w:styleId="TextBody">
+  <w:style w:type="paragraph" w:styleId="Tijeloteksta">
     <w:name w:val="Body Text"/>
     <w:basedOn w:val="Normal"/>
     <w:pPr>
-      <w:spacing w:lineRule="auto" w:line="276" w:before="0" w:after="140"/>
+      <w:spacing w:after="140" w:line="276" w:lineRule="auto"/>
     </w:pPr>
-    <w:rPr/>
-  </w:style>
-  <w:style w:type="paragraph" w:styleId="List">
+  </w:style>
+  <w:style w:type="paragraph" w:styleId="Popis">
     <w:name w:val="List"/>
-    <w:basedOn w:val="TextBody"/>
-    <w:pPr/>
-    <w:rPr/>
-  </w:style>
-  <w:style w:type="paragraph" w:styleId="Caption">
-    <w:name w:val="Caption"/>
-    <w:basedOn w:val="Normal"/>
-    <w:qFormat/>
-    <w:pPr>
-      <w:suppressLineNumbers/>
-      <w:spacing w:before="120" w:after="120"/>
-    </w:pPr>
-    <w:rPr>
-      <w:rFonts w:cs="Noto Sans Devanagari"/>
-      <w:i/>
-      <w:iCs/>
-      <w:sz w:val="24"/>
-      <w:szCs w:val="24"/>
-    </w:rPr>
-  </w:style>
-  <w:style w:type="paragraph" w:styleId="Index" w:customStyle="1">
-    <w:name w:val="Index"/>
-    <w:basedOn w:val="Normal"/>
-    <w:qFormat/>
-    <w:pPr>
-      <w:suppressLineNumbers/>
-    </w:pPr>
-    <w:rPr/>
-  </w:style>
-  <w:style w:type="paragraph" w:styleId="Caption1">
+    <w:basedOn w:val="Tijeloteksta"/>
+  </w:style>
+  <w:style w:type="paragraph" w:styleId="Opisslike">
     <w:name w:val="caption"/>
     <w:basedOn w:val="Normal"/>
     <w:qFormat/>
@@ -1089,15 +2044,22 @@
       <w:iCs/>
     </w:rPr>
   </w:style>
-  <w:style w:type="paragraph" w:styleId="ListParagraph">
+  <w:style w:type="paragraph" w:customStyle="1" w:styleId="Index">
+    <w:name w:val="Index"/>
+    <w:basedOn w:val="Normal"/>
+    <w:qFormat/>
+    <w:pPr>
+      <w:suppressLineNumbers/>
+    </w:pPr>
+  </w:style>
+  <w:style w:type="paragraph" w:styleId="Odlomakpopisa">
     <w:name w:val="List Paragraph"/>
     <w:basedOn w:val="Normal"/>
     <w:uiPriority w:val="34"/>
     <w:qFormat/>
-    <w:rsid w:val="000e4199"/>
+    <w:rsid w:val="000E4199"/>
     <w:pPr>
-      <w:spacing w:before="0" w:after="0"/>
-      <w:ind w:left="720" w:hanging="0"/>
+      <w:ind w:left="720"/>
       <w:contextualSpacing/>
     </w:pPr>
     <w:rPr>
@@ -1105,78 +2067,51 @@
       <w:szCs w:val="21"/>
     </w:rPr>
   </w:style>
-  <w:style w:type="paragraph" w:styleId="Default" w:customStyle="1">
+  <w:style w:type="paragraph" w:customStyle="1" w:styleId="Default">
     <w:name w:val="Default"/>
     <w:qFormat/>
-    <w:rsid w:val="00c87501"/>
+    <w:rsid w:val="00C87501"/>
     <w:pPr>
-      <w:widowControl/>
-      <w:suppressAutoHyphens w:val="false"/>
-      <w:bidi w:val="0"/>
-      <w:spacing w:before="0" w:after="0"/>
-      <w:jc w:val="left"/>
+      <w:suppressAutoHyphens w:val="0"/>
     </w:pPr>
     <w:rPr>
-      <w:rFonts w:ascii="Times New Roman" w:hAnsi="Times New Roman" w:cs="Times New Roman" w:eastAsia="Noto Serif CJK SC"/>
+      <w:rFonts w:ascii="Times New Roman" w:hAnsi="Times New Roman" w:cs="Times New Roman"/>
       <w:color w:val="000000"/>
       <w:kern w:val="0"/>
-      <w:sz w:val="24"/>
-      <w:szCs w:val="24"/>
-      <w:lang w:val="hr-HR" w:bidi="ar-SA" w:eastAsia="zh-CN"/>
+      <w:lang w:val="hr-HR" w:bidi="ar-SA"/>
     </w:rPr>
   </w:style>
-  <w:style w:type="paragraph" w:styleId="NormalWeb">
+  <w:style w:type="paragraph" w:styleId="StandardWeb">
     <w:name w:val="Normal (Web)"/>
     <w:basedOn w:val="Normal"/>
     <w:uiPriority w:val="99"/>
     <w:semiHidden/>
     <w:unhideWhenUsed/>
     <w:qFormat/>
-    <w:rsid w:val="00443c9c"/>
+    <w:rsid w:val="00443C9C"/>
     <w:pPr>
-      <w:suppressAutoHyphens w:val="false"/>
+      <w:suppressAutoHyphens w:val="0"/>
       <w:spacing w:beforeAutospacing="1" w:afterAutospacing="1"/>
     </w:pPr>
     <w:rPr>
-      <w:rFonts w:ascii="Times New Roman" w:hAnsi="Times New Roman" w:eastAsia="Times New Roman" w:cs="Times New Roman"/>
+      <w:rFonts w:ascii="Times New Roman" w:eastAsia="Times New Roman" w:hAnsi="Times New Roman" w:cs="Times New Roman"/>
       <w:kern w:val="0"/>
       <w:lang w:val="hr-HR" w:eastAsia="hr-HR" w:bidi="ar-SA"/>
     </w:rPr>
-  </w:style>
-  <w:style w:type="numbering" w:styleId="NoList" w:default="1">
-    <w:name w:val="No List"/>
-    <w:uiPriority w:val="99"/>
-    <w:semiHidden/>
-    <w:unhideWhenUsed/>
-    <w:qFormat/>
-  </w:style>
-  <w:style w:type="table" w:default="1" w:styleId="Obinatablica">
-    <w:name w:val="Normal Table"/>
-    <w:uiPriority w:val="99"/>
-    <w:semiHidden/>
-    <w:unhideWhenUsed/>
-    <w:tblPr>
-      <w:tblCellMar>
-        <w:top w:w="0" w:type="dxa"/>
-        <w:left w:w="108" w:type="dxa"/>
-        <w:bottom w:w="0" w:type="dxa"/>
-        <w:right w:w="108" w:type="dxa"/>
-      </w:tblCellMar>
-    </w:tblPr>
   </w:style>
   <w:style w:type="table" w:styleId="Reetkatablice">
     <w:name w:val="Table Grid"/>
     <w:basedOn w:val="Obinatablica"/>
     <w:uiPriority w:val="39"/>
-    <w:rsid w:val="004038d8"/>
+    <w:rsid w:val="004038D8"/>
     <w:tblPr>
       <w:tblBorders>
-        <w:top w:val="single" w:color="auto" w:sz="4" w:space="0"/>
-        <w:left w:val="single" w:color="auto" w:sz="4" w:space="0"/>
-        <w:bottom w:val="single" w:color="auto" w:sz="4" w:space="0"/>
-        <w:right w:val="single" w:color="auto" w:sz="4" w:space="0"/>
-        <w:insideH w:val="single" w:color="auto" w:sz="4" w:space="0"/>
-        <w:insideV w:val="single" w:color="auto" w:sz="4" w:space="0"/>
+        <w:top w:val="single" w:sz="4" w:space="0" w:color="auto"/>
+        <w:left w:val="single" w:sz="4" w:space="0" w:color="auto"/>
+        <w:bottom w:val="single" w:sz="4" w:space="0" w:color="auto"/>
+        <w:right w:val="single" w:sz="4" w:space="0" w:color="auto"/>
+        <w:insideH w:val="single" w:sz="4" w:space="0" w:color="auto"/>
+        <w:insideV w:val="single" w:sz="4" w:space="0" w:color="auto"/>
       </w:tblBorders>
     </w:tblPr>
   </w:style>

--- a/V07/nmr_v07_pracic_wireless.docx
+++ b/V07/nmr_v07_pracic_wireless.docx
@@ -58,7 +58,23 @@
           <w:color w:val="FF0000"/>
           <w:lang w:val="hr-HR"/>
         </w:rPr>
-        <w:t>Koji su SSID oznake dvije pristupne točke koje su poslale većinu beacon okvira?</w:t>
+        <w:t xml:space="preserve">Koji su SSID oznake dvije pristupne točke koje su poslale većinu </w:t>
+      </w:r>
+      <w:proofErr w:type="spellStart"/>
+      <w:r>
+        <w:rPr>
+          <w:color w:val="FF0000"/>
+          <w:lang w:val="hr-HR"/>
+        </w:rPr>
+        <w:t>beacon</w:t>
+      </w:r>
+      <w:proofErr w:type="spellEnd"/>
+      <w:r>
+        <w:rPr>
+          <w:color w:val="FF0000"/>
+          <w:lang w:val="hr-HR"/>
+        </w:rPr>
+        <w:t xml:space="preserve"> okvira?</w:t>
       </w:r>
     </w:p>
     <w:p>
@@ -137,8 +153,13 @@
           <w:lang w:val="hr-HR"/>
         </w:rPr>
       </w:pPr>
-      <w:r>
-        <w:t xml:space="preserve">Slika </w:t>
+      <w:proofErr w:type="spellStart"/>
+      <w:r>
+        <w:t>Slika</w:t>
+      </w:r>
+      <w:proofErr w:type="spellEnd"/>
+      <w:r>
+        <w:t xml:space="preserve"> </w:t>
       </w:r>
       <w:r>
         <w:fldChar w:fldCharType="begin"/>
@@ -159,7 +180,15 @@
         <w:fldChar w:fldCharType="end"/>
       </w:r>
       <w:r>
-        <w:t xml:space="preserve"> – SSID oznake 1</w:t>
+        <w:t xml:space="preserve"> – SSID </w:t>
+      </w:r>
+      <w:proofErr w:type="spellStart"/>
+      <w:r>
+        <w:t>oznake</w:t>
+      </w:r>
+      <w:proofErr w:type="spellEnd"/>
+      <w:r>
+        <w:t xml:space="preserve"> 1</w:t>
       </w:r>
     </w:p>
     <w:p>
@@ -239,8 +268,13 @@
           <w:lang w:val="hr-HR"/>
         </w:rPr>
       </w:pPr>
-      <w:r>
-        <w:t xml:space="preserve">Slika </w:t>
+      <w:proofErr w:type="spellStart"/>
+      <w:r>
+        <w:t>Slika</w:t>
+      </w:r>
+      <w:proofErr w:type="spellEnd"/>
+      <w:r>
+        <w:t xml:space="preserve"> </w:t>
       </w:r>
       <w:r>
         <w:fldChar w:fldCharType="begin"/>
@@ -261,8 +295,13 @@
         <w:fldChar w:fldCharType="end"/>
       </w:r>
       <w:r>
-        <w:t xml:space="preserve"> – SSID oznake</w:t>
-      </w:r>
+        <w:t xml:space="preserve"> – SSID </w:t>
+      </w:r>
+      <w:proofErr w:type="spellStart"/>
+      <w:r>
+        <w:t>oznake</w:t>
+      </w:r>
+      <w:proofErr w:type="spellEnd"/>
       <w:r>
         <w:t xml:space="preserve"> 2</w:t>
       </w:r>
@@ -286,7 +325,23 @@
           <w:lang w:val="hr-HR"/>
         </w:rPr>
         <w:lastRenderedPageBreak/>
-        <w:t>Koliki je vremenski interval između dva slanja beacon okvira za linksys12 pristupnu točku, a</w:t>
+        <w:t xml:space="preserve">Koliki je vremenski interval između dva slanja </w:t>
+      </w:r>
+      <w:proofErr w:type="spellStart"/>
+      <w:r>
+        <w:rPr>
+          <w:color w:val="FF0000"/>
+          <w:lang w:val="hr-HR"/>
+        </w:rPr>
+        <w:t>beacon</w:t>
+      </w:r>
+      <w:proofErr w:type="spellEnd"/>
+      <w:r>
+        <w:rPr>
+          <w:color w:val="FF0000"/>
+          <w:lang w:val="hr-HR"/>
+        </w:rPr>
+        <w:t xml:space="preserve"> okvira za linksys12 pristupnu točku, a</w:t>
       </w:r>
       <w:r>
         <w:rPr>
@@ -300,7 +355,23 @@
           <w:color w:val="FF0000"/>
           <w:lang w:val="hr-HR"/>
         </w:rPr>
-        <w:t>koliki za „30 Munroe St“ pristupnu točku?</w:t>
+        <w:t xml:space="preserve">koliki za „30 </w:t>
+      </w:r>
+      <w:proofErr w:type="spellStart"/>
+      <w:r>
+        <w:rPr>
+          <w:color w:val="FF0000"/>
+          <w:lang w:val="hr-HR"/>
+        </w:rPr>
+        <w:t>Munroe</w:t>
+      </w:r>
+      <w:proofErr w:type="spellEnd"/>
+      <w:r>
+        <w:rPr>
+          <w:color w:val="FF0000"/>
+          <w:lang w:val="hr-HR"/>
+        </w:rPr>
+        <w:t xml:space="preserve"> St“ pristupnu točku?</w:t>
       </w:r>
     </w:p>
     <w:p>
@@ -374,8 +445,13 @@
         <w:pStyle w:val="Opisslike"/>
         <w:jc w:val="center"/>
       </w:pPr>
-      <w:r>
-        <w:t xml:space="preserve">Slika </w:t>
+      <w:proofErr w:type="spellStart"/>
+      <w:r>
+        <w:t>Slika</w:t>
+      </w:r>
+      <w:proofErr w:type="spellEnd"/>
+      <w:r>
+        <w:t xml:space="preserve"> </w:t>
       </w:r>
       <w:r>
         <w:fldChar w:fldCharType="begin"/>
@@ -396,7 +472,15 @@
         <w:fldChar w:fldCharType="end"/>
       </w:r>
       <w:r>
-        <w:t xml:space="preserve"> – vremenski interval 1</w:t>
+        <w:t xml:space="preserve"> – </w:t>
+      </w:r>
+      <w:proofErr w:type="spellStart"/>
+      <w:r>
+        <w:t>vremenski</w:t>
+      </w:r>
+      <w:proofErr w:type="spellEnd"/>
+      <w:r>
+        <w:t xml:space="preserve"> interval 1</w:t>
       </w:r>
     </w:p>
     <w:p>
@@ -467,8 +551,13 @@
         <w:pStyle w:val="Opisslike"/>
         <w:jc w:val="center"/>
       </w:pPr>
-      <w:r>
-        <w:t xml:space="preserve">Slika </w:t>
+      <w:proofErr w:type="spellStart"/>
+      <w:r>
+        <w:t>Slika</w:t>
+      </w:r>
+      <w:proofErr w:type="spellEnd"/>
+      <w:r>
+        <w:t xml:space="preserve"> </w:t>
       </w:r>
       <w:r>
         <w:fldChar w:fldCharType="begin"/>
@@ -489,13 +578,15 @@
         <w:fldChar w:fldCharType="end"/>
       </w:r>
       <w:r>
-        <w:t xml:space="preserve"> </w:t>
-      </w:r>
-      <w:r>
-        <w:t xml:space="preserve">– vremenski interval </w:t>
-      </w:r>
-      <w:r>
-        <w:t>2</w:t>
+        <w:t xml:space="preserve"> – </w:t>
+      </w:r>
+      <w:proofErr w:type="spellStart"/>
+      <w:r>
+        <w:t>vremenski</w:t>
+      </w:r>
+      <w:proofErr w:type="spellEnd"/>
+      <w:r>
+        <w:t xml:space="preserve"> interval 2</w:t>
       </w:r>
     </w:p>
     <w:p>
@@ -523,14 +614,39 @@
           <w:lang w:val="hr-HR"/>
         </w:rPr>
         <w:lastRenderedPageBreak/>
-        <w:t>Koja je</w:t>
-      </w:r>
-      <w:r>
-        <w:rPr>
-          <w:color w:val="FF0000"/>
-          <w:lang w:val="hr-HR"/>
-        </w:rPr>
-        <w:t xml:space="preserve"> izvorišna MAC adresa beacon okvira sa 30 Munroe St?</w:t>
+        <w:t xml:space="preserve">Koja je izvorišna MAC adresa </w:t>
+      </w:r>
+      <w:proofErr w:type="spellStart"/>
+      <w:r>
+        <w:rPr>
+          <w:color w:val="FF0000"/>
+          <w:lang w:val="hr-HR"/>
+        </w:rPr>
+        <w:t>beacon</w:t>
+      </w:r>
+      <w:proofErr w:type="spellEnd"/>
+      <w:r>
+        <w:rPr>
+          <w:color w:val="FF0000"/>
+          <w:lang w:val="hr-HR"/>
+        </w:rPr>
+        <w:t xml:space="preserve"> okvira sa 30 </w:t>
+      </w:r>
+      <w:proofErr w:type="spellStart"/>
+      <w:r>
+        <w:rPr>
+          <w:color w:val="FF0000"/>
+          <w:lang w:val="hr-HR"/>
+        </w:rPr>
+        <w:t>Munroe</w:t>
+      </w:r>
+      <w:proofErr w:type="spellEnd"/>
+      <w:r>
+        <w:rPr>
+          <w:color w:val="FF0000"/>
+          <w:lang w:val="hr-HR"/>
+        </w:rPr>
+        <w:t xml:space="preserve"> St?</w:t>
       </w:r>
     </w:p>
     <w:p>
@@ -605,8 +721,13 @@
           <w:lang w:val="hr-HR"/>
         </w:rPr>
       </w:pPr>
-      <w:r>
-        <w:t xml:space="preserve">Slika </w:t>
+      <w:proofErr w:type="spellStart"/>
+      <w:r>
+        <w:t>Slika</w:t>
+      </w:r>
+      <w:proofErr w:type="spellEnd"/>
+      <w:r>
+        <w:t xml:space="preserve"> </w:t>
       </w:r>
       <w:r>
         <w:fldChar w:fldCharType="begin"/>
@@ -627,8 +748,21 @@
         <w:fldChar w:fldCharType="end"/>
       </w:r>
       <w:r>
-        <w:t xml:space="preserve"> – izvorišna MAC adresa</w:t>
-      </w:r>
+        <w:t xml:space="preserve"> – </w:t>
+      </w:r>
+      <w:proofErr w:type="spellStart"/>
+      <w:r>
+        <w:t>izvorišna</w:t>
+      </w:r>
+      <w:proofErr w:type="spellEnd"/>
+      <w:r>
+        <w:t xml:space="preserve"> MAC </w:t>
+      </w:r>
+      <w:proofErr w:type="spellStart"/>
+      <w:r>
+        <w:t>adresa</w:t>
+      </w:r>
+      <w:proofErr w:type="spellEnd"/>
     </w:p>
     <w:p>
       <w:pPr>
@@ -657,7 +791,39 @@
           <w:color w:val="FF0000"/>
           <w:lang w:val="hr-HR"/>
         </w:rPr>
-        <w:t>Koja je odredišna MAC adresa beacon okvira sa 30 Munroe St?</w:t>
+        <w:t xml:space="preserve">Koja je odredišna MAC adresa </w:t>
+      </w:r>
+      <w:proofErr w:type="spellStart"/>
+      <w:r>
+        <w:rPr>
+          <w:color w:val="FF0000"/>
+          <w:lang w:val="hr-HR"/>
+        </w:rPr>
+        <w:t>beacon</w:t>
+      </w:r>
+      <w:proofErr w:type="spellEnd"/>
+      <w:r>
+        <w:rPr>
+          <w:color w:val="FF0000"/>
+          <w:lang w:val="hr-HR"/>
+        </w:rPr>
+        <w:t xml:space="preserve"> okvira sa 30 </w:t>
+      </w:r>
+      <w:proofErr w:type="spellStart"/>
+      <w:r>
+        <w:rPr>
+          <w:color w:val="FF0000"/>
+          <w:lang w:val="hr-HR"/>
+        </w:rPr>
+        <w:t>Munroe</w:t>
+      </w:r>
+      <w:proofErr w:type="spellEnd"/>
+      <w:r>
+        <w:rPr>
+          <w:color w:val="FF0000"/>
+          <w:lang w:val="hr-HR"/>
+        </w:rPr>
+        <w:t xml:space="preserve"> St?</w:t>
       </w:r>
     </w:p>
     <w:p>
@@ -732,8 +898,13 @@
           <w:lang w:val="hr-HR"/>
         </w:rPr>
       </w:pPr>
-      <w:r>
-        <w:t xml:space="preserve">Slika </w:t>
+      <w:proofErr w:type="spellStart"/>
+      <w:r>
+        <w:t>Slika</w:t>
+      </w:r>
+      <w:proofErr w:type="spellEnd"/>
+      <w:r>
+        <w:t xml:space="preserve"> </w:t>
       </w:r>
       <w:r>
         <w:fldChar w:fldCharType="begin"/>
@@ -754,8 +925,21 @@
         <w:fldChar w:fldCharType="end"/>
       </w:r>
       <w:r>
-        <w:t xml:space="preserve"> – odredišna MAC adresa</w:t>
-      </w:r>
+        <w:t xml:space="preserve"> – </w:t>
+      </w:r>
+      <w:proofErr w:type="spellStart"/>
+      <w:r>
+        <w:t>odredišna</w:t>
+      </w:r>
+      <w:proofErr w:type="spellEnd"/>
+      <w:r>
+        <w:t xml:space="preserve"> MAC </w:t>
+      </w:r>
+      <w:proofErr w:type="spellStart"/>
+      <w:r>
+        <w:t>adresa</w:t>
+      </w:r>
+      <w:proofErr w:type="spellEnd"/>
     </w:p>
     <w:p>
       <w:pPr>
@@ -785,7 +969,55 @@
           <w:lang w:val="hr-HR"/>
         </w:rPr>
         <w:lastRenderedPageBreak/>
-        <w:t>Koja je BSS Id MAC adresa beacon okvira sa 30 Munroe St?</w:t>
+        <w:t xml:space="preserve">Koja je BSS </w:t>
+      </w:r>
+      <w:proofErr w:type="spellStart"/>
+      <w:r>
+        <w:rPr>
+          <w:color w:val="FF0000"/>
+          <w:lang w:val="hr-HR"/>
+        </w:rPr>
+        <w:t>Id</w:t>
+      </w:r>
+      <w:proofErr w:type="spellEnd"/>
+      <w:r>
+        <w:rPr>
+          <w:color w:val="FF0000"/>
+          <w:lang w:val="hr-HR"/>
+        </w:rPr>
+        <w:t xml:space="preserve"> MAC adresa </w:t>
+      </w:r>
+      <w:proofErr w:type="spellStart"/>
+      <w:r>
+        <w:rPr>
+          <w:color w:val="FF0000"/>
+          <w:lang w:val="hr-HR"/>
+        </w:rPr>
+        <w:t>beacon</w:t>
+      </w:r>
+      <w:proofErr w:type="spellEnd"/>
+      <w:r>
+        <w:rPr>
+          <w:color w:val="FF0000"/>
+          <w:lang w:val="hr-HR"/>
+        </w:rPr>
+        <w:t xml:space="preserve"> okvira sa 30 </w:t>
+      </w:r>
+      <w:proofErr w:type="spellStart"/>
+      <w:r>
+        <w:rPr>
+          <w:color w:val="FF0000"/>
+          <w:lang w:val="hr-HR"/>
+        </w:rPr>
+        <w:t>Munroe</w:t>
+      </w:r>
+      <w:proofErr w:type="spellEnd"/>
+      <w:r>
+        <w:rPr>
+          <w:color w:val="FF0000"/>
+          <w:lang w:val="hr-HR"/>
+        </w:rPr>
+        <w:t xml:space="preserve"> St?</w:t>
       </w:r>
     </w:p>
     <w:p>
@@ -860,8 +1092,13 @@
           <w:lang w:val="hr-HR"/>
         </w:rPr>
       </w:pPr>
-      <w:r>
-        <w:t xml:space="preserve">Slika </w:t>
+      <w:proofErr w:type="spellStart"/>
+      <w:r>
+        <w:t>Slika</w:t>
+      </w:r>
+      <w:proofErr w:type="spellEnd"/>
+      <w:r>
+        <w:t xml:space="preserve"> </w:t>
       </w:r>
       <w:r>
         <w:fldChar w:fldCharType="begin"/>
@@ -882,8 +1119,13 @@
         <w:fldChar w:fldCharType="end"/>
       </w:r>
       <w:r>
-        <w:t xml:space="preserve"> – BSS Id MAC adresa</w:t>
-      </w:r>
+        <w:t xml:space="preserve"> – BSS Id MAC </w:t>
+      </w:r>
+      <w:proofErr w:type="spellStart"/>
+      <w:r>
+        <w:t>adresa</w:t>
+      </w:r>
+      <w:proofErr w:type="spellEnd"/>
     </w:p>
     <w:p>
       <w:pPr>
@@ -912,14 +1154,23 @@
           <w:color w:val="FF0000"/>
           <w:lang w:val="hr-HR"/>
         </w:rPr>
-        <w:t xml:space="preserve">Beacon okvir sa 30 Munroe St pristupne točke oglašava da </w:t>
-      </w:r>
-      <w:r>
-        <w:rPr>
-          <w:color w:val="FF0000"/>
-          <w:lang w:val="hr-HR"/>
-        </w:rPr>
-        <w:t>podržava četiri brzine prijenosa i osam</w:t>
+        <w:t xml:space="preserve">Beacon okvir sa 30 </w:t>
+      </w:r>
+      <w:proofErr w:type="spellStart"/>
+      <w:r>
+        <w:rPr>
+          <w:color w:val="FF0000"/>
+          <w:lang w:val="hr-HR"/>
+        </w:rPr>
+        <w:t>Munroe</w:t>
+      </w:r>
+      <w:proofErr w:type="spellEnd"/>
+      <w:r>
+        <w:rPr>
+          <w:color w:val="FF0000"/>
+          <w:lang w:val="hr-HR"/>
+        </w:rPr>
+        <w:t xml:space="preserve"> St pristupne točke oglašava da podržava četiri brzine prijenosa i osam</w:t>
       </w:r>
       <w:r>
         <w:rPr>
@@ -933,7 +1184,55 @@
           <w:color w:val="FF0000"/>
           <w:lang w:val="hr-HR"/>
         </w:rPr>
-        <w:t>dodatnih “extended supported rates.” O kojim se brzinama radi?</w:t>
+        <w:t>dodatnih “</w:t>
+      </w:r>
+      <w:proofErr w:type="spellStart"/>
+      <w:r>
+        <w:rPr>
+          <w:color w:val="FF0000"/>
+          <w:lang w:val="hr-HR"/>
+        </w:rPr>
+        <w:t>extended</w:t>
+      </w:r>
+      <w:proofErr w:type="spellEnd"/>
+      <w:r>
+        <w:rPr>
+          <w:color w:val="FF0000"/>
+          <w:lang w:val="hr-HR"/>
+        </w:rPr>
+        <w:t xml:space="preserve"> </w:t>
+      </w:r>
+      <w:proofErr w:type="spellStart"/>
+      <w:r>
+        <w:rPr>
+          <w:color w:val="FF0000"/>
+          <w:lang w:val="hr-HR"/>
+        </w:rPr>
+        <w:t>supported</w:t>
+      </w:r>
+      <w:proofErr w:type="spellEnd"/>
+      <w:r>
+        <w:rPr>
+          <w:color w:val="FF0000"/>
+          <w:lang w:val="hr-HR"/>
+        </w:rPr>
+        <w:t xml:space="preserve"> </w:t>
+      </w:r>
+      <w:proofErr w:type="spellStart"/>
+      <w:r>
+        <w:rPr>
+          <w:color w:val="FF0000"/>
+          <w:lang w:val="hr-HR"/>
+        </w:rPr>
+        <w:t>rates</w:t>
+      </w:r>
+      <w:proofErr w:type="spellEnd"/>
+      <w:r>
+        <w:rPr>
+          <w:color w:val="FF0000"/>
+          <w:lang w:val="hr-HR"/>
+        </w:rPr>
+        <w:t>.” O kojim se brzinama radi?</w:t>
       </w:r>
     </w:p>
     <w:p>
@@ -1113,8 +1412,13 @@
           <w:lang w:val="hr-HR"/>
         </w:rPr>
       </w:pPr>
-      <w:r>
-        <w:t xml:space="preserve">Slika </w:t>
+      <w:proofErr w:type="spellStart"/>
+      <w:r>
+        <w:t>Slika</w:t>
+      </w:r>
+      <w:proofErr w:type="spellEnd"/>
+      <w:r>
+        <w:t xml:space="preserve"> </w:t>
       </w:r>
       <w:r>
         <w:fldChar w:fldCharType="begin"/>
@@ -1140,15 +1444,877 @@
       <w:r>
         <w:t xml:space="preserve">extended supported </w:t>
       </w:r>
-      <w:r>
-        <w:t>brzine prijenosa</w:t>
-      </w:r>
-    </w:p>
-    <w:p>
-      <w:pPr>
-        <w:pStyle w:val="Odlomakpopisa"/>
-        <w:jc w:val="both"/>
-        <w:rPr>
+      <w:proofErr w:type="spellStart"/>
+      <w:r>
+        <w:t>brzine</w:t>
+      </w:r>
+      <w:proofErr w:type="spellEnd"/>
+      <w:r>
+        <w:t xml:space="preserve"> </w:t>
+      </w:r>
+      <w:proofErr w:type="spellStart"/>
+      <w:r>
+        <w:t>prijenosa</w:t>
+      </w:r>
+      <w:proofErr w:type="spellEnd"/>
+    </w:p>
+    <w:p>
+      <w:pPr>
+        <w:pStyle w:val="Odlomakpopisa"/>
+        <w:jc w:val="both"/>
+        <w:rPr>
+          <w:lang w:val="hr-HR"/>
+        </w:rPr>
+      </w:pPr>
+    </w:p>
+    <w:p>
+      <w:pPr>
+        <w:pStyle w:val="Odlomakpopisa"/>
+        <w:numPr>
+          <w:ilvl w:val="0"/>
+          <w:numId w:val="1"/>
+        </w:numPr>
+        <w:jc w:val="both"/>
+        <w:rPr>
+          <w:color w:val="FF0000"/>
+          <w:lang w:val="hr-HR"/>
+        </w:rPr>
+      </w:pPr>
+      <w:r>
+        <w:rPr>
+          <w:color w:val="FF0000"/>
+          <w:lang w:val="hr-HR"/>
+        </w:rPr>
+        <w:t xml:space="preserve">Pronađite 802.11 okvir koji sadrži SYN TCP segment za prvu TCP vezu (kojom se snima alice.txt). Koje su tri MAC adrese u poljima zaglavlja 802.11 okvira? Koja MAC adresa pripada računalu s bežičnom vezom, koja pristupnoj točki, a koja </w:t>
+      </w:r>
+      <w:proofErr w:type="spellStart"/>
+      <w:r>
+        <w:rPr>
+          <w:color w:val="FF0000"/>
+          <w:lang w:val="hr-HR"/>
+        </w:rPr>
+        <w:t>usmjerniku</w:t>
+      </w:r>
+      <w:proofErr w:type="spellEnd"/>
+      <w:r>
+        <w:rPr>
+          <w:color w:val="FF0000"/>
+          <w:lang w:val="hr-HR"/>
+        </w:rPr>
+        <w:t xml:space="preserve"> „prvog skoka“ (koji povezuje kućnu mrežu sa Internetom)? Koja je IP adresa računala s bežičnom mrežom koje šalje prvi TCP segment? Koja je odredišna IP adresa? Pripada li odredišna IP adresa računalu s bežičnom vezom, pristupnoj točki ili </w:t>
+      </w:r>
+      <w:proofErr w:type="spellStart"/>
+      <w:r>
+        <w:rPr>
+          <w:color w:val="FF0000"/>
+          <w:lang w:val="hr-HR"/>
+        </w:rPr>
+        <w:t>usmjerniku</w:t>
+      </w:r>
+      <w:proofErr w:type="spellEnd"/>
+      <w:r>
+        <w:rPr>
+          <w:color w:val="FF0000"/>
+          <w:lang w:val="hr-HR"/>
+        </w:rPr>
+        <w:t xml:space="preserve"> „prvog skoka“? Obrazložite!</w:t>
+      </w:r>
+    </w:p>
+    <w:p>
+      <w:pPr>
+        <w:pStyle w:val="Odlomakpopisa"/>
+        <w:jc w:val="both"/>
+        <w:rPr>
+          <w:lang w:val="hr-HR"/>
+        </w:rPr>
+      </w:pPr>
+    </w:p>
+    <w:p>
+      <w:pPr>
+        <w:pStyle w:val="Odlomakpopisa"/>
+        <w:jc w:val="both"/>
+        <w:rPr>
+          <w:lang w:val="hr-HR"/>
+        </w:rPr>
+      </w:pPr>
+    </w:p>
+    <w:p>
+      <w:pPr>
+        <w:pStyle w:val="Odlomakpopisa"/>
+        <w:jc w:val="both"/>
+        <w:rPr>
+          <w:lang w:val="hr-HR"/>
+        </w:rPr>
+      </w:pPr>
+    </w:p>
+    <w:p>
+      <w:pPr>
+        <w:pStyle w:val="Odlomakpopisa"/>
+        <w:jc w:val="both"/>
+        <w:rPr>
+          <w:lang w:val="hr-HR"/>
+        </w:rPr>
+      </w:pPr>
+      <w:r>
+        <w:rPr>
+          <w:lang w:val="hr-HR"/>
+        </w:rPr>
+        <w:t xml:space="preserve">7. </w:t>
+      </w:r>
+    </w:p>
+    <w:p>
+      <w:pPr>
+        <w:pStyle w:val="Odlomakpopisa"/>
+        <w:jc w:val="both"/>
+        <w:rPr>
+          <w:lang w:val="hr-HR"/>
+        </w:rPr>
+      </w:pPr>
+      <w:r>
+        <w:rPr>
+          <w:lang w:val="hr-HR"/>
+        </w:rPr>
+        <w:t xml:space="preserve">a) U IEEE 802.11 </w:t>
+      </w:r>
+      <w:proofErr w:type="spellStart"/>
+      <w:r>
+        <w:rPr>
+          <w:lang w:val="hr-HR"/>
+        </w:rPr>
+        <w:t>Qos</w:t>
+      </w:r>
+      <w:proofErr w:type="spellEnd"/>
+      <w:r>
+        <w:rPr>
+          <w:lang w:val="hr-HR"/>
+        </w:rPr>
+        <w:t xml:space="preserve"> Data </w:t>
+      </w:r>
+    </w:p>
+    <w:p>
+      <w:pPr>
+        <w:pStyle w:val="Odlomakpopisa"/>
+        <w:jc w:val="both"/>
+        <w:rPr>
+          <w:lang w:val="hr-HR"/>
+        </w:rPr>
+      </w:pPr>
+      <w:r>
+        <w:rPr>
+          <w:lang w:val="hr-HR"/>
+        </w:rPr>
+        <w:t xml:space="preserve">Cisco-Li_f7:1d:51 (00:16:b6:f7:1d:51) </w:t>
+      </w:r>
+    </w:p>
+    <w:p>
+      <w:pPr>
+        <w:pStyle w:val="Odlomakpopisa"/>
+        <w:jc w:val="both"/>
+        <w:rPr>
+          <w:lang w:val="hr-HR"/>
+        </w:rPr>
+      </w:pPr>
+      <w:r>
+        <w:rPr>
+          <w:lang w:val="hr-HR"/>
+        </w:rPr>
+        <w:t xml:space="preserve">Cisco-Li_f4:eb:a8 (00:16:b6:f4:eb:a8) </w:t>
+      </w:r>
+    </w:p>
+    <w:p>
+      <w:pPr>
+        <w:pStyle w:val="Odlomakpopisa"/>
+        <w:jc w:val="both"/>
+        <w:rPr>
+          <w:lang w:val="hr-HR"/>
+        </w:rPr>
+      </w:pPr>
+      <w:r>
+        <w:rPr>
+          <w:lang w:val="hr-HR"/>
+        </w:rPr>
+        <w:t xml:space="preserve">IntelCor_d1:b6:4f (00:13:02:d1:b6:4f) </w:t>
+      </w:r>
+    </w:p>
+    <w:p>
+      <w:pPr>
+        <w:pStyle w:val="Odlomakpopisa"/>
+        <w:jc w:val="both"/>
+        <w:rPr>
+          <w:lang w:val="hr-HR"/>
+        </w:rPr>
+      </w:pPr>
+      <w:r>
+        <w:rPr>
+          <w:lang w:val="hr-HR"/>
+        </w:rPr>
+        <w:t xml:space="preserve">b) U IEEE 802.11 </w:t>
+      </w:r>
+      <w:proofErr w:type="spellStart"/>
+      <w:r>
+        <w:rPr>
+          <w:lang w:val="hr-HR"/>
+        </w:rPr>
+        <w:t>Qos</w:t>
+      </w:r>
+      <w:proofErr w:type="spellEnd"/>
+      <w:r>
+        <w:rPr>
+          <w:lang w:val="hr-HR"/>
+        </w:rPr>
+        <w:t xml:space="preserve"> Data </w:t>
+      </w:r>
+    </w:p>
+    <w:p>
+      <w:pPr>
+        <w:pStyle w:val="Odlomakpopisa"/>
+        <w:jc w:val="both"/>
+        <w:rPr>
+          <w:lang w:val="hr-HR"/>
+        </w:rPr>
+      </w:pPr>
+      <w:r>
+        <w:rPr>
+          <w:lang w:val="hr-HR"/>
+        </w:rPr>
+        <w:t xml:space="preserve">IntelCor_d1:b6:4f (00:13:02:d1:b6:4f) – Računalo za bežičnom vezom - </w:t>
+      </w:r>
+      <w:proofErr w:type="spellStart"/>
+      <w:r>
+        <w:rPr>
+          <w:b/>
+          <w:bCs/>
+          <w:lang w:val="hr-HR"/>
+        </w:rPr>
+        <w:t>Source</w:t>
+      </w:r>
+      <w:proofErr w:type="spellEnd"/>
+      <w:r>
+        <w:rPr>
+          <w:b/>
+          <w:bCs/>
+          <w:lang w:val="hr-HR"/>
+        </w:rPr>
+        <w:t xml:space="preserve"> </w:t>
+      </w:r>
+      <w:proofErr w:type="spellStart"/>
+      <w:r>
+        <w:rPr>
+          <w:lang w:val="hr-HR"/>
+        </w:rPr>
+        <w:t>address</w:t>
+      </w:r>
+      <w:proofErr w:type="spellEnd"/>
+      <w:r>
+        <w:rPr>
+          <w:lang w:val="hr-HR"/>
+        </w:rPr>
+        <w:t xml:space="preserve"> </w:t>
+      </w:r>
+    </w:p>
+    <w:p>
+      <w:pPr>
+        <w:pStyle w:val="Odlomakpopisa"/>
+        <w:jc w:val="both"/>
+        <w:rPr>
+          <w:lang w:val="hr-HR"/>
+        </w:rPr>
+      </w:pPr>
+      <w:r>
+        <w:rPr>
+          <w:lang w:val="hr-HR"/>
+        </w:rPr>
+        <w:t xml:space="preserve">Cisco-Li_f7:1d:51 (00:16:b6:f7:1d:51) – pristupna točka – </w:t>
+      </w:r>
+      <w:proofErr w:type="spellStart"/>
+      <w:r>
+        <w:rPr>
+          <w:b/>
+          <w:bCs/>
+          <w:lang w:val="hr-HR"/>
+        </w:rPr>
+        <w:t>Receiver</w:t>
+      </w:r>
+      <w:proofErr w:type="spellEnd"/>
+      <w:r>
+        <w:rPr>
+          <w:b/>
+          <w:bCs/>
+          <w:lang w:val="hr-HR"/>
+        </w:rPr>
+        <w:t xml:space="preserve"> </w:t>
+      </w:r>
+      <w:proofErr w:type="spellStart"/>
+      <w:r>
+        <w:rPr>
+          <w:lang w:val="hr-HR"/>
+        </w:rPr>
+        <w:t>address</w:t>
+      </w:r>
+      <w:proofErr w:type="spellEnd"/>
+      <w:r>
+        <w:rPr>
+          <w:lang w:val="hr-HR"/>
+        </w:rPr>
+        <w:t xml:space="preserve"> </w:t>
+      </w:r>
+    </w:p>
+    <w:p>
+      <w:pPr>
+        <w:pStyle w:val="Odlomakpopisa"/>
+        <w:jc w:val="both"/>
+        <w:rPr>
+          <w:lang w:val="hr-HR"/>
+        </w:rPr>
+      </w:pPr>
+      <w:r>
+        <w:rPr>
+          <w:lang w:val="hr-HR"/>
+        </w:rPr>
+        <w:t xml:space="preserve">Cisco-Li_f4:eb:a8 (00:16:b6:f4:eb:a8) – </w:t>
+      </w:r>
+      <w:proofErr w:type="spellStart"/>
+      <w:r>
+        <w:rPr>
+          <w:lang w:val="hr-HR"/>
+        </w:rPr>
+        <w:t>usmjernik</w:t>
+      </w:r>
+      <w:proofErr w:type="spellEnd"/>
+      <w:r>
+        <w:rPr>
+          <w:lang w:val="hr-HR"/>
+        </w:rPr>
+        <w:t xml:space="preserve"> prvog skoka – </w:t>
+      </w:r>
+      <w:proofErr w:type="spellStart"/>
+      <w:r>
+        <w:rPr>
+          <w:b/>
+          <w:bCs/>
+          <w:lang w:val="hr-HR"/>
+        </w:rPr>
+        <w:t>Destination</w:t>
+      </w:r>
+      <w:proofErr w:type="spellEnd"/>
+      <w:r>
+        <w:rPr>
+          <w:b/>
+          <w:bCs/>
+          <w:lang w:val="hr-HR"/>
+        </w:rPr>
+        <w:t xml:space="preserve"> </w:t>
+      </w:r>
+      <w:proofErr w:type="spellStart"/>
+      <w:r>
+        <w:rPr>
+          <w:lang w:val="hr-HR"/>
+        </w:rPr>
+        <w:t>address</w:t>
+      </w:r>
+      <w:proofErr w:type="spellEnd"/>
+      <w:r>
+        <w:rPr>
+          <w:lang w:val="hr-HR"/>
+        </w:rPr>
+        <w:t xml:space="preserve"> </w:t>
+      </w:r>
+    </w:p>
+    <w:p>
+      <w:pPr>
+        <w:pStyle w:val="Odlomakpopisa"/>
+        <w:jc w:val="both"/>
+        <w:rPr>
+          <w:lang w:val="hr-HR"/>
+        </w:rPr>
+      </w:pPr>
+      <w:r>
+        <w:rPr>
+          <w:lang w:val="hr-HR"/>
+        </w:rPr>
+        <w:t xml:space="preserve">c) 192.168.1.109 </w:t>
+      </w:r>
+    </w:p>
+    <w:p>
+      <w:pPr>
+        <w:pStyle w:val="Odlomakpopisa"/>
+        <w:jc w:val="both"/>
+        <w:rPr>
+          <w:lang w:val="hr-HR"/>
+        </w:rPr>
+      </w:pPr>
+      <w:r>
+        <w:rPr>
+          <w:lang w:val="hr-HR"/>
+        </w:rPr>
+        <w:t xml:space="preserve">d) 128.119.245.12 </w:t>
+      </w:r>
+    </w:p>
+    <w:p>
+      <w:pPr>
+        <w:pStyle w:val="Odlomakpopisa"/>
+        <w:jc w:val="both"/>
+        <w:rPr>
+          <w:lang w:val="hr-HR"/>
+        </w:rPr>
+      </w:pPr>
+      <w:r>
+        <w:rPr>
+          <w:lang w:val="hr-HR"/>
+        </w:rPr>
+        <w:t xml:space="preserve">e) </w:t>
+      </w:r>
+    </w:p>
+    <w:p>
+      <w:pPr>
+        <w:pStyle w:val="Odlomakpopisa"/>
+        <w:jc w:val="both"/>
+        <w:rPr>
+          <w:lang w:val="hr-HR"/>
+        </w:rPr>
+      </w:pPr>
+      <w:proofErr w:type="spellStart"/>
+      <w:r>
+        <w:rPr>
+          <w:b/>
+          <w:bCs/>
+          <w:lang w:val="hr-HR"/>
+        </w:rPr>
+        <w:t>nslookup</w:t>
+      </w:r>
+      <w:proofErr w:type="spellEnd"/>
+      <w:r>
+        <w:rPr>
+          <w:b/>
+          <w:bCs/>
+          <w:lang w:val="hr-HR"/>
+        </w:rPr>
+        <w:t xml:space="preserve"> </w:t>
+      </w:r>
+      <w:r>
+        <w:rPr>
+          <w:i/>
+          <w:iCs/>
+          <w:lang w:val="hr-HR"/>
+        </w:rPr>
+        <w:t xml:space="preserve">– </w:t>
+      </w:r>
+      <w:r>
+        <w:rPr>
+          <w:lang w:val="hr-HR"/>
+        </w:rPr>
+        <w:t xml:space="preserve">naredba </w:t>
+      </w:r>
+      <w:proofErr w:type="spellStart"/>
+      <w:r>
+        <w:rPr>
+          <w:i/>
+          <w:iCs/>
+          <w:lang w:val="hr-HR"/>
+        </w:rPr>
+        <w:t>nslookup</w:t>
+      </w:r>
+      <w:proofErr w:type="spellEnd"/>
+      <w:r>
+        <w:rPr>
+          <w:i/>
+          <w:iCs/>
+          <w:lang w:val="hr-HR"/>
+        </w:rPr>
+        <w:t xml:space="preserve"> &lt;destinacija&gt;</w:t>
+      </w:r>
+      <w:r>
+        <w:rPr>
+          <w:lang w:val="hr-HR"/>
+        </w:rPr>
+        <w:t>, no ne uspijevamo naći poslužitelja. Adresa 128.119.245.12 bi trebala pripadati domeni gaia.cs.umass.edu</w:t>
+      </w:r>
+    </w:p>
+    <w:p>
+      <w:pPr>
+        <w:pStyle w:val="Odlomakpopisa"/>
+        <w:jc w:val="both"/>
+        <w:rPr>
+          <w:lang w:val="hr-HR"/>
+        </w:rPr>
+      </w:pPr>
+    </w:p>
+    <w:p>
+      <w:pPr>
+        <w:pStyle w:val="Odlomakpopisa"/>
+        <w:jc w:val="both"/>
+        <w:rPr>
+          <w:lang w:val="hr-HR"/>
+        </w:rPr>
+      </w:pPr>
+    </w:p>
+    <w:p>
+      <w:pPr>
+        <w:pStyle w:val="Odlomakpopisa"/>
+        <w:numPr>
+          <w:ilvl w:val="0"/>
+          <w:numId w:val="1"/>
+        </w:numPr>
+        <w:jc w:val="both"/>
+        <w:rPr>
+          <w:color w:val="FF0000"/>
+          <w:lang w:val="hr-HR"/>
+        </w:rPr>
+      </w:pPr>
+      <w:r>
+        <w:rPr>
+          <w:color w:val="FF0000"/>
+          <w:lang w:val="hr-HR"/>
+        </w:rPr>
+        <w:t xml:space="preserve">Pronađite 802.11 okvir koji sadrži SYNACK segment za istu TCP vezu. Koje su tri MAC adrese u tom 802.11 okviru? Koja MAC adresa pripada računalu s bežičnom vezom, koja </w:t>
+      </w:r>
+      <w:r>
+        <w:rPr>
+          <w:color w:val="FF0000"/>
+          <w:lang w:val="hr-HR"/>
+        </w:rPr>
+        <w:lastRenderedPageBreak/>
+        <w:t xml:space="preserve">pristupnoj točki, a koja </w:t>
+      </w:r>
+      <w:proofErr w:type="spellStart"/>
+      <w:r>
+        <w:rPr>
+          <w:color w:val="FF0000"/>
+          <w:lang w:val="hr-HR"/>
+        </w:rPr>
+        <w:t>usmjerniku</w:t>
+      </w:r>
+      <w:proofErr w:type="spellEnd"/>
+      <w:r>
+        <w:rPr>
+          <w:color w:val="FF0000"/>
+          <w:lang w:val="hr-HR"/>
+        </w:rPr>
+        <w:t xml:space="preserve"> „prvog skoka“ (koji povezuje kućnu mrežu sa Internetom)? Jesu li MAC adrese pošiljatelja okvira i IP adresa pošiljatelja </w:t>
+      </w:r>
+      <w:proofErr w:type="spellStart"/>
+      <w:r>
+        <w:rPr>
+          <w:color w:val="FF0000"/>
+          <w:lang w:val="hr-HR"/>
+        </w:rPr>
+        <w:t>datagrama</w:t>
+      </w:r>
+      <w:proofErr w:type="spellEnd"/>
+      <w:r>
+        <w:rPr>
+          <w:color w:val="FF0000"/>
+          <w:lang w:val="hr-HR"/>
+        </w:rPr>
+        <w:t xml:space="preserve"> u kojem se nalazi TCP segment adrese istog uređaja? Objasni!</w:t>
+      </w:r>
+    </w:p>
+    <w:p>
+      <w:pPr>
+        <w:pStyle w:val="Odlomakpopisa"/>
+        <w:jc w:val="both"/>
+        <w:rPr>
+          <w:color w:val="FF0000"/>
+          <w:lang w:val="hr-HR"/>
+        </w:rPr>
+      </w:pPr>
+    </w:p>
+    <w:p>
+      <w:pPr>
+        <w:pStyle w:val="Odlomakpopisa"/>
+        <w:jc w:val="both"/>
+        <w:rPr>
+          <w:lang w:val="hr-HR"/>
+        </w:rPr>
+      </w:pPr>
+      <w:r>
+        <w:rPr>
+          <w:lang w:val="hr-HR"/>
+        </w:rPr>
+        <w:t xml:space="preserve">8. </w:t>
+      </w:r>
+    </w:p>
+    <w:p>
+      <w:pPr>
+        <w:pStyle w:val="Odlomakpopisa"/>
+        <w:jc w:val="both"/>
+        <w:rPr>
+          <w:lang w:val="hr-HR"/>
+        </w:rPr>
+      </w:pPr>
+      <w:r>
+        <w:rPr>
+          <w:b/>
+          <w:bCs/>
+          <w:lang w:val="hr-HR"/>
+        </w:rPr>
+        <w:t xml:space="preserve">Ista TCP veza znači sada put slanja se mijenja D u S od prije </w:t>
+      </w:r>
+    </w:p>
+    <w:p>
+      <w:pPr>
+        <w:pStyle w:val="Odlomakpopisa"/>
+        <w:jc w:val="both"/>
+        <w:rPr>
+          <w:lang w:val="hr-HR"/>
+        </w:rPr>
+      </w:pPr>
+      <w:r>
+        <w:rPr>
+          <w:lang w:val="hr-HR"/>
+        </w:rPr>
+        <w:t xml:space="preserve">a) i b) David </w:t>
+      </w:r>
+      <w:proofErr w:type="spellStart"/>
+      <w:r>
+        <w:rPr>
+          <w:lang w:val="hr-HR"/>
+        </w:rPr>
+        <w:t>Slavik</w:t>
+      </w:r>
+      <w:proofErr w:type="spellEnd"/>
+      <w:r>
+        <w:rPr>
+          <w:lang w:val="hr-HR"/>
+        </w:rPr>
+        <w:t xml:space="preserve"> | NMR 2023/24 </w:t>
+      </w:r>
+    </w:p>
+    <w:p>
+      <w:pPr>
+        <w:pStyle w:val="Odlomakpopisa"/>
+        <w:jc w:val="both"/>
+        <w:rPr>
+          <w:lang w:val="hr-HR"/>
+        </w:rPr>
+      </w:pPr>
+    </w:p>
+    <w:p>
+      <w:pPr>
+        <w:pStyle w:val="Odlomakpopisa"/>
+        <w:jc w:val="both"/>
+        <w:rPr>
+          <w:lang w:val="hr-HR"/>
+        </w:rPr>
+      </w:pPr>
+      <w:r>
+        <w:rPr>
+          <w:lang w:val="hr-HR"/>
+        </w:rPr>
+        <w:t xml:space="preserve">91:2a:b0:49:b6:4f (91:2a:b0:49:b6:4f) - Računalo za bežičnom vezom – </w:t>
+      </w:r>
+      <w:proofErr w:type="spellStart"/>
+      <w:r>
+        <w:rPr>
+          <w:lang w:val="hr-HR"/>
+        </w:rPr>
+        <w:t>Destination</w:t>
+      </w:r>
+      <w:proofErr w:type="spellEnd"/>
+      <w:r>
+        <w:rPr>
+          <w:lang w:val="hr-HR"/>
+        </w:rPr>
+        <w:t xml:space="preserve"> </w:t>
+      </w:r>
+      <w:proofErr w:type="spellStart"/>
+      <w:r>
+        <w:rPr>
+          <w:lang w:val="hr-HR"/>
+        </w:rPr>
+        <w:t>address</w:t>
+      </w:r>
+      <w:proofErr w:type="spellEnd"/>
+      <w:r>
+        <w:rPr>
+          <w:lang w:val="hr-HR"/>
+        </w:rPr>
+        <w:t xml:space="preserve"> </w:t>
+      </w:r>
+    </w:p>
+    <w:p>
+      <w:pPr>
+        <w:pStyle w:val="Odlomakpopisa"/>
+        <w:jc w:val="both"/>
+        <w:rPr>
+          <w:lang w:val="hr-HR"/>
+        </w:rPr>
+      </w:pPr>
+      <w:r>
+        <w:rPr>
+          <w:lang w:val="hr-HR"/>
+        </w:rPr>
+        <w:t xml:space="preserve">Cisco-Li_f7:1d:51 (00:16:b6:f7:1d:51) - pristupna točka – </w:t>
+      </w:r>
+      <w:proofErr w:type="spellStart"/>
+      <w:r>
+        <w:rPr>
+          <w:b/>
+          <w:bCs/>
+          <w:lang w:val="hr-HR"/>
+        </w:rPr>
+        <w:t>Transmitter</w:t>
+      </w:r>
+      <w:proofErr w:type="spellEnd"/>
+      <w:r>
+        <w:rPr>
+          <w:b/>
+          <w:bCs/>
+          <w:lang w:val="hr-HR"/>
+        </w:rPr>
+        <w:t xml:space="preserve"> </w:t>
+      </w:r>
+      <w:proofErr w:type="spellStart"/>
+      <w:r>
+        <w:rPr>
+          <w:lang w:val="hr-HR"/>
+        </w:rPr>
+        <w:t>address</w:t>
+      </w:r>
+      <w:proofErr w:type="spellEnd"/>
+      <w:r>
+        <w:rPr>
+          <w:lang w:val="hr-HR"/>
+        </w:rPr>
+        <w:t xml:space="preserve"> </w:t>
+      </w:r>
+    </w:p>
+    <w:p>
+      <w:pPr>
+        <w:pStyle w:val="Odlomakpopisa"/>
+        <w:jc w:val="both"/>
+        <w:rPr>
+          <w:lang w:val="hr-HR"/>
+        </w:rPr>
+      </w:pPr>
+      <w:r>
+        <w:rPr>
+          <w:lang w:val="hr-HR"/>
+        </w:rPr>
+        <w:t xml:space="preserve">Cisco-Li_f4:eb:a8 (00:16:b6:f4:eb:a8) – </w:t>
+      </w:r>
+      <w:proofErr w:type="spellStart"/>
+      <w:r>
+        <w:rPr>
+          <w:lang w:val="hr-HR"/>
+        </w:rPr>
+        <w:t>usmjernik</w:t>
+      </w:r>
+      <w:proofErr w:type="spellEnd"/>
+      <w:r>
+        <w:rPr>
+          <w:lang w:val="hr-HR"/>
+        </w:rPr>
+        <w:t xml:space="preserve"> prvog skoka - </w:t>
+      </w:r>
+      <w:proofErr w:type="spellStart"/>
+      <w:r>
+        <w:rPr>
+          <w:lang w:val="hr-HR"/>
+        </w:rPr>
+        <w:t>Source</w:t>
+      </w:r>
+      <w:proofErr w:type="spellEnd"/>
+      <w:r>
+        <w:rPr>
+          <w:lang w:val="hr-HR"/>
+        </w:rPr>
+        <w:t xml:space="preserve"> </w:t>
+      </w:r>
+      <w:proofErr w:type="spellStart"/>
+      <w:r>
+        <w:rPr>
+          <w:lang w:val="hr-HR"/>
+        </w:rPr>
+        <w:t>address</w:t>
+      </w:r>
+      <w:proofErr w:type="spellEnd"/>
+      <w:r>
+        <w:rPr>
+          <w:lang w:val="hr-HR"/>
+        </w:rPr>
+        <w:t xml:space="preserve"> </w:t>
+      </w:r>
+    </w:p>
+    <w:p>
+      <w:pPr>
+        <w:pStyle w:val="Odlomakpopisa"/>
+        <w:jc w:val="both"/>
+        <w:rPr>
+          <w:lang w:val="hr-HR"/>
+        </w:rPr>
+      </w:pPr>
+      <w:r>
+        <w:rPr>
+          <w:lang w:val="hr-HR"/>
+        </w:rPr>
+        <w:t xml:space="preserve">c) Nisu </w:t>
+      </w:r>
+    </w:p>
+    <w:p>
+      <w:pPr>
+        <w:pStyle w:val="Odlomakpopisa"/>
+        <w:jc w:val="both"/>
+        <w:rPr>
+          <w:b/>
+          <w:bCs/>
+          <w:lang w:val="hr-HR"/>
+        </w:rPr>
+      </w:pPr>
+      <w:r>
+        <w:rPr>
+          <w:lang w:val="hr-HR"/>
+        </w:rPr>
+        <w:t xml:space="preserve">MAC adresa 00:16:b6:f4:eb:a8 pripada </w:t>
+      </w:r>
+      <w:proofErr w:type="spellStart"/>
+      <w:r>
+        <w:rPr>
+          <w:b/>
+          <w:bCs/>
+          <w:lang w:val="hr-HR"/>
+        </w:rPr>
+        <w:t>usmjerniku</w:t>
+      </w:r>
+      <w:proofErr w:type="spellEnd"/>
+      <w:r>
+        <w:rPr>
+          <w:b/>
+          <w:bCs/>
+          <w:lang w:val="hr-HR"/>
+        </w:rPr>
+        <w:t xml:space="preserve"> prvog skoka </w:t>
+      </w:r>
+      <w:r>
+        <w:rPr>
+          <w:lang w:val="hr-HR"/>
+        </w:rPr>
+        <w:t xml:space="preserve">IP adresa 128.119.245.12 pripada računalu </w:t>
+      </w:r>
+      <w:r>
+        <w:rPr>
+          <w:b/>
+          <w:bCs/>
+          <w:lang w:val="hr-HR"/>
+        </w:rPr>
+        <w:t>gaia.cs.umass.edu.</w:t>
+      </w:r>
+    </w:p>
+    <w:p>
+      <w:pPr>
+        <w:pStyle w:val="Odlomakpopisa"/>
+        <w:jc w:val="both"/>
+        <w:rPr>
+          <w:lang w:val="hr-HR"/>
+        </w:rPr>
+      </w:pPr>
+    </w:p>
+    <w:p>
+      <w:pPr>
+        <w:pStyle w:val="Odlomakpopisa"/>
+        <w:jc w:val="both"/>
+        <w:rPr>
+          <w:color w:val="FF0000"/>
           <w:lang w:val="hr-HR"/>
         </w:rPr>
       </w:pPr>
@@ -1862,7 +3028,6 @@
   <w:style w:type="character" w:default="1" w:styleId="Zadanifontodlomka">
     <w:name w:val="Default Paragraph Font"/>
     <w:uiPriority w:val="1"/>
-    <w:semiHidden/>
     <w:unhideWhenUsed/>
   </w:style>
   <w:style w:type="table" w:default="1" w:styleId="Obinatablica">

--- a/V07/nmr_v07_pracic_wireless.docx
+++ b/V07/nmr_v07_pracic_wireless.docx
@@ -1537,39 +1537,6 @@
           <w:lang w:val="hr-HR"/>
         </w:rPr>
       </w:pPr>
-    </w:p>
-    <w:p>
-      <w:pPr>
-        <w:pStyle w:val="Odlomakpopisa"/>
-        <w:jc w:val="both"/>
-        <w:rPr>
-          <w:lang w:val="hr-HR"/>
-        </w:rPr>
-      </w:pPr>
-    </w:p>
-    <w:p>
-      <w:pPr>
-        <w:pStyle w:val="Odlomakpopisa"/>
-        <w:jc w:val="both"/>
-        <w:rPr>
-          <w:lang w:val="hr-HR"/>
-        </w:rPr>
-      </w:pPr>
-      <w:r>
-        <w:rPr>
-          <w:lang w:val="hr-HR"/>
-        </w:rPr>
-        <w:t xml:space="preserve">7. </w:t>
-      </w:r>
-    </w:p>
-    <w:p>
-      <w:pPr>
-        <w:pStyle w:val="Odlomakpopisa"/>
-        <w:jc w:val="both"/>
-        <w:rPr>
-          <w:lang w:val="hr-HR"/>
-        </w:rPr>
-      </w:pPr>
       <w:r>
         <w:rPr>
           <w:lang w:val="hr-HR"/>
@@ -1864,15 +1831,6 @@
         </w:rPr>
         <w:t xml:space="preserve">e) </w:t>
       </w:r>
-    </w:p>
-    <w:p>
-      <w:pPr>
-        <w:pStyle w:val="Odlomakpopisa"/>
-        <w:jc w:val="both"/>
-        <w:rPr>
-          <w:lang w:val="hr-HR"/>
-        </w:rPr>
-      </w:pPr>
       <w:proofErr w:type="spellStart"/>
       <w:r>
         <w:rPr>
@@ -1966,15 +1924,7 @@
           <w:color w:val="FF0000"/>
           <w:lang w:val="hr-HR"/>
         </w:rPr>
-        <w:t xml:space="preserve">Pronađite 802.11 okvir koji sadrži SYNACK segment za istu TCP vezu. Koje su tri MAC adrese u tom 802.11 okviru? Koja MAC adresa pripada računalu s bežičnom vezom, koja </w:t>
-      </w:r>
-      <w:r>
-        <w:rPr>
-          <w:color w:val="FF0000"/>
-          <w:lang w:val="hr-HR"/>
-        </w:rPr>
-        <w:lastRenderedPageBreak/>
-        <w:t xml:space="preserve">pristupnoj točki, a koja </w:t>
+        <w:t xml:space="preserve">Pronađite 802.11 okvir koji sadrži SYNACK segment za istu TCP vezu. Koje su tri MAC adrese u tom 802.11 okviru? Koja MAC adresa pripada računalu s bežičnom vezom, koja pristupnoj točki, a koja </w:t>
       </w:r>
       <w:proofErr w:type="spellStart"/>
       <w:r>
@@ -2018,21 +1968,6 @@
           <w:lang w:val="hr-HR"/>
         </w:rPr>
       </w:pPr>
-    </w:p>
-    <w:p>
-      <w:pPr>
-        <w:pStyle w:val="Odlomakpopisa"/>
-        <w:jc w:val="both"/>
-        <w:rPr>
-          <w:lang w:val="hr-HR"/>
-        </w:rPr>
-      </w:pPr>
-      <w:r>
-        <w:rPr>
-          <w:lang w:val="hr-HR"/>
-        </w:rPr>
-        <w:t xml:space="preserve">8. </w:t>
-      </w:r>
     </w:p>
     <w:p>
       <w:pPr>
@@ -2048,46 +1983,9 @@
           <w:bCs/>
           <w:lang w:val="hr-HR"/>
         </w:rPr>
+        <w:lastRenderedPageBreak/>
         <w:t xml:space="preserve">Ista TCP veza znači sada put slanja se mijenja D u S od prije </w:t>
       </w:r>
-    </w:p>
-    <w:p>
-      <w:pPr>
-        <w:pStyle w:val="Odlomakpopisa"/>
-        <w:jc w:val="both"/>
-        <w:rPr>
-          <w:lang w:val="hr-HR"/>
-        </w:rPr>
-      </w:pPr>
-      <w:r>
-        <w:rPr>
-          <w:lang w:val="hr-HR"/>
-        </w:rPr>
-        <w:t xml:space="preserve">a) i b) David </w:t>
-      </w:r>
-      <w:proofErr w:type="spellStart"/>
-      <w:r>
-        <w:rPr>
-          <w:lang w:val="hr-HR"/>
-        </w:rPr>
-        <w:t>Slavik</w:t>
-      </w:r>
-      <w:proofErr w:type="spellEnd"/>
-      <w:r>
-        <w:rPr>
-          <w:lang w:val="hr-HR"/>
-        </w:rPr>
-        <w:t xml:space="preserve"> | NMR 2023/24 </w:t>
-      </w:r>
-    </w:p>
-    <w:p>
-      <w:pPr>
-        <w:pStyle w:val="Odlomakpopisa"/>
-        <w:jc w:val="both"/>
-        <w:rPr>
-          <w:lang w:val="hr-HR"/>
-        </w:rPr>
-      </w:pPr>
     </w:p>
     <w:p>
       <w:pPr>
@@ -2299,25 +2197,6 @@
         </w:rPr>
         <w:t>gaia.cs.umass.edu.</w:t>
       </w:r>
-    </w:p>
-    <w:p>
-      <w:pPr>
-        <w:pStyle w:val="Odlomakpopisa"/>
-        <w:jc w:val="both"/>
-        <w:rPr>
-          <w:lang w:val="hr-HR"/>
-        </w:rPr>
-      </w:pPr>
-    </w:p>
-    <w:p>
-      <w:pPr>
-        <w:pStyle w:val="Odlomakpopisa"/>
-        <w:jc w:val="both"/>
-        <w:rPr>
-          <w:color w:val="FF0000"/>
-          <w:lang w:val="hr-HR"/>
-        </w:rPr>
-      </w:pPr>
     </w:p>
     <w:sectPr>
       <w:pgSz w:w="11906" w:h="16838"/>
@@ -3028,6 +2907,7 @@
   <w:style w:type="character" w:default="1" w:styleId="Zadanifontodlomka">
     <w:name w:val="Default Paragraph Font"/>
     <w:uiPriority w:val="1"/>
+    <w:semiHidden/>
     <w:unhideWhenUsed/>
   </w:style>
   <w:style w:type="table" w:default="1" w:styleId="Obinatablica">

--- a/V07/nmr_v07_pracic_wireless.docx
+++ b/V07/nmr_v07_pracic_wireless.docx
@@ -96,13 +96,11 @@
       <w:r>
         <w:rPr>
           <w:noProof/>
-          <w:color w:val="FF0000"/>
-          <w:lang w:val="hr-HR"/>
         </w:rPr>
         <w:drawing>
-          <wp:inline distT="0" distB="0" distL="0" distR="0" wp14:anchorId="0FDD11CF" wp14:editId="4BE6E507">
-            <wp:extent cx="4680000" cy="3743790"/>
-            <wp:effectExtent l="0" t="0" r="6350" b="9525"/>
+          <wp:inline distT="0" distB="0" distL="0" distR="0" wp14:anchorId="619CABA4" wp14:editId="5271A24C">
+            <wp:extent cx="4679950" cy="3743325"/>
+            <wp:effectExtent l="0" t="0" r="0" b="0"/>
             <wp:docPr id="1" name="Image1"/>
             <wp:cNvGraphicFramePr>
               <a:graphicFrameLocks xmlns:a="http://schemas.openxmlformats.org/drawingml/2006/main" noChangeAspect="1"/>
@@ -117,7 +115,1603 @@
                     </pic:cNvPicPr>
                   </pic:nvPicPr>
                   <pic:blipFill>
-                    <a:blip r:embed="rId6">
+                    <a:blip r:embed="rId6"/>
+                    <a:stretch>
+                      <a:fillRect/>
+                    </a:stretch>
+                  </pic:blipFill>
+                  <pic:spPr bwMode="auto">
+                    <a:xfrm>
+                      <a:off x="0" y="0"/>
+                      <a:ext cx="4679950" cy="3743325"/>
+                    </a:xfrm>
+                    <a:prstGeom prst="rect">
+                      <a:avLst/>
+                    </a:prstGeom>
+                  </pic:spPr>
+                </pic:pic>
+              </a:graphicData>
+            </a:graphic>
+          </wp:inline>
+        </w:drawing>
+      </w:r>
+    </w:p>
+    <w:p>
+      <w:pPr>
+        <w:pStyle w:val="Opisslike"/>
+        <w:jc w:val="center"/>
+        <w:rPr>
+          <w:color w:val="FF0000"/>
+          <w:lang w:val="hr-HR"/>
+        </w:rPr>
+      </w:pPr>
+      <w:proofErr w:type="spellStart"/>
+      <w:r>
+        <w:t>Slika</w:t>
+      </w:r>
+      <w:proofErr w:type="spellEnd"/>
+      <w:r>
+        <w:t xml:space="preserve"> </w:t>
+      </w:r>
+      <w:r>
+        <w:fldChar w:fldCharType="begin"/>
+      </w:r>
+      <w:r>
+        <w:instrText xml:space="preserve"> SEQ Slika \* ARABIC </w:instrText>
+      </w:r>
+      <w:r>
+        <w:fldChar w:fldCharType="separate"/>
+      </w:r>
+      <w:r>
+        <w:rPr>
+          <w:noProof/>
+        </w:rPr>
+        <w:t>1</w:t>
+      </w:r>
+      <w:r>
+        <w:fldChar w:fldCharType="end"/>
+      </w:r>
+      <w:r>
+        <w:t xml:space="preserve"> – SSID </w:t>
+      </w:r>
+      <w:proofErr w:type="spellStart"/>
+      <w:r>
+        <w:t>oznake</w:t>
+      </w:r>
+      <w:proofErr w:type="spellEnd"/>
+      <w:r>
+        <w:t xml:space="preserve"> 1</w:t>
+      </w:r>
+    </w:p>
+    <w:p>
+      <w:pPr>
+        <w:pStyle w:val="Odlomakpopisa"/>
+        <w:jc w:val="both"/>
+        <w:rPr>
+          <w:color w:val="FF0000"/>
+          <w:lang w:val="hr-HR"/>
+        </w:rPr>
+      </w:pPr>
+    </w:p>
+    <w:p>
+      <w:pPr>
+        <w:pStyle w:val="Odlomakpopisa"/>
+        <w:keepNext/>
+        <w:jc w:val="center"/>
+      </w:pPr>
+      <w:r>
+        <w:rPr>
+          <w:noProof/>
+        </w:rPr>
+        <w:drawing>
+          <wp:inline distT="0" distB="0" distL="0" distR="0" wp14:anchorId="6C6C10C7" wp14:editId="08CC93F6">
+            <wp:extent cx="4679950" cy="3743325"/>
+            <wp:effectExtent l="0" t="0" r="0" b="0"/>
+            <wp:docPr id="2" name="Image2"/>
+            <wp:cNvGraphicFramePr>
+              <a:graphicFrameLocks xmlns:a="http://schemas.openxmlformats.org/drawingml/2006/main" noChangeAspect="1"/>
+            </wp:cNvGraphicFramePr>
+            <a:graphic xmlns:a="http://schemas.openxmlformats.org/drawingml/2006/main">
+              <a:graphicData uri="http://schemas.openxmlformats.org/drawingml/2006/picture">
+                <pic:pic xmlns:pic="http://schemas.openxmlformats.org/drawingml/2006/picture">
+                  <pic:nvPicPr>
+                    <pic:cNvPr id="2" name="Image2"/>
+                    <pic:cNvPicPr>
+                      <a:picLocks noChangeAspect="1" noChangeArrowheads="1"/>
+                    </pic:cNvPicPr>
+                  </pic:nvPicPr>
+                  <pic:blipFill>
+                    <a:blip r:embed="rId7"/>
+                    <a:stretch>
+                      <a:fillRect/>
+                    </a:stretch>
+                  </pic:blipFill>
+                  <pic:spPr bwMode="auto">
+                    <a:xfrm>
+                      <a:off x="0" y="0"/>
+                      <a:ext cx="4679950" cy="3743325"/>
+                    </a:xfrm>
+                    <a:prstGeom prst="rect">
+                      <a:avLst/>
+                    </a:prstGeom>
+                  </pic:spPr>
+                </pic:pic>
+              </a:graphicData>
+            </a:graphic>
+          </wp:inline>
+        </w:drawing>
+      </w:r>
+    </w:p>
+    <w:p>
+      <w:pPr>
+        <w:pStyle w:val="Opisslike"/>
+        <w:jc w:val="center"/>
+        <w:rPr>
+          <w:color w:val="FF0000"/>
+          <w:lang w:val="hr-HR"/>
+        </w:rPr>
+      </w:pPr>
+      <w:proofErr w:type="spellStart"/>
+      <w:r>
+        <w:t>Slika</w:t>
+      </w:r>
+      <w:proofErr w:type="spellEnd"/>
+      <w:r>
+        <w:t xml:space="preserve"> </w:t>
+      </w:r>
+      <w:r>
+        <w:fldChar w:fldCharType="begin"/>
+      </w:r>
+      <w:r>
+        <w:instrText xml:space="preserve"> SEQ Slika \* ARABIC </w:instrText>
+      </w:r>
+      <w:r>
+        <w:fldChar w:fldCharType="separate"/>
+      </w:r>
+      <w:r>
+        <w:rPr>
+          <w:noProof/>
+        </w:rPr>
+        <w:t>2</w:t>
+      </w:r>
+      <w:r>
+        <w:fldChar w:fldCharType="end"/>
+      </w:r>
+      <w:r>
+        <w:t xml:space="preserve"> – SSID </w:t>
+      </w:r>
+      <w:proofErr w:type="spellStart"/>
+      <w:r>
+        <w:t>oznake</w:t>
+      </w:r>
+      <w:proofErr w:type="spellEnd"/>
+      <w:r>
+        <w:t xml:space="preserve"> 2</w:t>
+      </w:r>
+    </w:p>
+    <w:p>
+      <w:pPr>
+        <w:pStyle w:val="Odlomakpopisa"/>
+        <w:numPr>
+          <w:ilvl w:val="0"/>
+          <w:numId w:val="1"/>
+        </w:numPr>
+        <w:jc w:val="both"/>
+        <w:rPr>
+          <w:color w:val="FF0000"/>
+          <w:lang w:val="hr-HR"/>
+        </w:rPr>
+      </w:pPr>
+      <w:r>
+        <w:rPr>
+          <w:color w:val="FF0000"/>
+          <w:lang w:val="hr-HR"/>
+        </w:rPr>
+        <w:lastRenderedPageBreak/>
+        <w:t xml:space="preserve">Koliki je vremenski interval između dva slanja </w:t>
+      </w:r>
+      <w:proofErr w:type="spellStart"/>
+      <w:r>
+        <w:rPr>
+          <w:color w:val="FF0000"/>
+          <w:lang w:val="hr-HR"/>
+        </w:rPr>
+        <w:t>beacon</w:t>
+      </w:r>
+      <w:proofErr w:type="spellEnd"/>
+      <w:r>
+        <w:rPr>
+          <w:color w:val="FF0000"/>
+          <w:lang w:val="hr-HR"/>
+        </w:rPr>
+        <w:t xml:space="preserve"> okvira za linksys12 pristupnu točku, a koliki za „30 </w:t>
+      </w:r>
+      <w:proofErr w:type="spellStart"/>
+      <w:r>
+        <w:rPr>
+          <w:color w:val="FF0000"/>
+          <w:lang w:val="hr-HR"/>
+        </w:rPr>
+        <w:t>Munroe</w:t>
+      </w:r>
+      <w:proofErr w:type="spellEnd"/>
+      <w:r>
+        <w:rPr>
+          <w:color w:val="FF0000"/>
+          <w:lang w:val="hr-HR"/>
+        </w:rPr>
+        <w:t xml:space="preserve"> St“ pristupnu točku?</w:t>
+      </w:r>
+    </w:p>
+    <w:p>
+      <w:pPr>
+        <w:pStyle w:val="Odlomakpopisa"/>
+        <w:jc w:val="both"/>
+        <w:rPr>
+          <w:lang w:val="hr-HR"/>
+        </w:rPr>
+      </w:pPr>
+    </w:p>
+    <w:p>
+      <w:pPr>
+        <w:pStyle w:val="Odlomakpopisa"/>
+        <w:keepNext/>
+        <w:jc w:val="center"/>
+      </w:pPr>
+      <w:r>
+        <w:rPr>
+          <w:noProof/>
+        </w:rPr>
+        <w:drawing>
+          <wp:inline distT="0" distB="0" distL="0" distR="0" wp14:anchorId="2B550CF9" wp14:editId="78DF86AB">
+            <wp:extent cx="4679950" cy="3743325"/>
+            <wp:effectExtent l="0" t="0" r="0" b="0"/>
+            <wp:docPr id="3" name="Image3"/>
+            <wp:cNvGraphicFramePr>
+              <a:graphicFrameLocks xmlns:a="http://schemas.openxmlformats.org/drawingml/2006/main" noChangeAspect="1"/>
+            </wp:cNvGraphicFramePr>
+            <a:graphic xmlns:a="http://schemas.openxmlformats.org/drawingml/2006/main">
+              <a:graphicData uri="http://schemas.openxmlformats.org/drawingml/2006/picture">
+                <pic:pic xmlns:pic="http://schemas.openxmlformats.org/drawingml/2006/picture">
+                  <pic:nvPicPr>
+                    <pic:cNvPr id="3" name="Image3"/>
+                    <pic:cNvPicPr>
+                      <a:picLocks noChangeAspect="1" noChangeArrowheads="1"/>
+                    </pic:cNvPicPr>
+                  </pic:nvPicPr>
+                  <pic:blipFill>
+                    <a:blip r:embed="rId8"/>
+                    <a:stretch>
+                      <a:fillRect/>
+                    </a:stretch>
+                  </pic:blipFill>
+                  <pic:spPr bwMode="auto">
+                    <a:xfrm>
+                      <a:off x="0" y="0"/>
+                      <a:ext cx="4679950" cy="3743325"/>
+                    </a:xfrm>
+                    <a:prstGeom prst="rect">
+                      <a:avLst/>
+                    </a:prstGeom>
+                  </pic:spPr>
+                </pic:pic>
+              </a:graphicData>
+            </a:graphic>
+          </wp:inline>
+        </w:drawing>
+      </w:r>
+    </w:p>
+    <w:p>
+      <w:pPr>
+        <w:pStyle w:val="Opisslike"/>
+        <w:jc w:val="center"/>
+      </w:pPr>
+      <w:proofErr w:type="spellStart"/>
+      <w:r>
+        <w:t>Slika</w:t>
+      </w:r>
+      <w:proofErr w:type="spellEnd"/>
+      <w:r>
+        <w:t xml:space="preserve"> </w:t>
+      </w:r>
+      <w:r>
+        <w:fldChar w:fldCharType="begin"/>
+      </w:r>
+      <w:r>
+        <w:instrText xml:space="preserve"> SEQ Slika \* ARABIC </w:instrText>
+      </w:r>
+      <w:r>
+        <w:fldChar w:fldCharType="separate"/>
+      </w:r>
+      <w:r>
+        <w:rPr>
+          <w:noProof/>
+        </w:rPr>
+        <w:t>3</w:t>
+      </w:r>
+      <w:r>
+        <w:fldChar w:fldCharType="end"/>
+      </w:r>
+      <w:r>
+        <w:t xml:space="preserve"> – </w:t>
+      </w:r>
+      <w:proofErr w:type="spellStart"/>
+      <w:r>
+        <w:t>vremenski</w:t>
+      </w:r>
+      <w:proofErr w:type="spellEnd"/>
+      <w:r>
+        <w:t xml:space="preserve"> interval 1</w:t>
+      </w:r>
+    </w:p>
+    <w:p>
+      <w:pPr>
+        <w:pStyle w:val="Opisslike"/>
+        <w:jc w:val="center"/>
+      </w:pPr>
+    </w:p>
+    <w:p>
+      <w:pPr>
+        <w:pStyle w:val="Odlomakpopisa"/>
+        <w:keepNext/>
+        <w:jc w:val="center"/>
+      </w:pPr>
+      <w:r>
+        <w:rPr>
+          <w:noProof/>
+        </w:rPr>
+        <w:drawing>
+          <wp:inline distT="0" distB="0" distL="0" distR="0" wp14:anchorId="323E42A3" wp14:editId="198F2C14">
+            <wp:extent cx="4679950" cy="3743325"/>
+            <wp:effectExtent l="0" t="0" r="0" b="0"/>
+            <wp:docPr id="4" name="Image4"/>
+            <wp:cNvGraphicFramePr>
+              <a:graphicFrameLocks xmlns:a="http://schemas.openxmlformats.org/drawingml/2006/main" noChangeAspect="1"/>
+            </wp:cNvGraphicFramePr>
+            <a:graphic xmlns:a="http://schemas.openxmlformats.org/drawingml/2006/main">
+              <a:graphicData uri="http://schemas.openxmlformats.org/drawingml/2006/picture">
+                <pic:pic xmlns:pic="http://schemas.openxmlformats.org/drawingml/2006/picture">
+                  <pic:nvPicPr>
+                    <pic:cNvPr id="4" name="Image4"/>
+                    <pic:cNvPicPr>
+                      <a:picLocks noChangeAspect="1" noChangeArrowheads="1"/>
+                    </pic:cNvPicPr>
+                  </pic:nvPicPr>
+                  <pic:blipFill>
+                    <a:blip r:embed="rId9"/>
+                    <a:stretch>
+                      <a:fillRect/>
+                    </a:stretch>
+                  </pic:blipFill>
+                  <pic:spPr bwMode="auto">
+                    <a:xfrm>
+                      <a:off x="0" y="0"/>
+                      <a:ext cx="4679950" cy="3743325"/>
+                    </a:xfrm>
+                    <a:prstGeom prst="rect">
+                      <a:avLst/>
+                    </a:prstGeom>
+                  </pic:spPr>
+                </pic:pic>
+              </a:graphicData>
+            </a:graphic>
+          </wp:inline>
+        </w:drawing>
+      </w:r>
+    </w:p>
+    <w:p>
+      <w:pPr>
+        <w:pStyle w:val="Opisslike"/>
+        <w:jc w:val="center"/>
+      </w:pPr>
+      <w:proofErr w:type="spellStart"/>
+      <w:r>
+        <w:t>Slika</w:t>
+      </w:r>
+      <w:proofErr w:type="spellEnd"/>
+      <w:r>
+        <w:t xml:space="preserve"> </w:t>
+      </w:r>
+      <w:r>
+        <w:fldChar w:fldCharType="begin"/>
+      </w:r>
+      <w:r>
+        <w:instrText xml:space="preserve"> SEQ Slika \* ARABIC </w:instrText>
+      </w:r>
+      <w:r>
+        <w:fldChar w:fldCharType="separate"/>
+      </w:r>
+      <w:r>
+        <w:rPr>
+          <w:noProof/>
+        </w:rPr>
+        <w:t>4</w:t>
+      </w:r>
+      <w:r>
+        <w:fldChar w:fldCharType="end"/>
+      </w:r>
+      <w:r>
+        <w:t xml:space="preserve"> – </w:t>
+      </w:r>
+      <w:proofErr w:type="spellStart"/>
+      <w:r>
+        <w:t>vremenski</w:t>
+      </w:r>
+      <w:proofErr w:type="spellEnd"/>
+      <w:r>
+        <w:t xml:space="preserve"> interval 2</w:t>
+      </w:r>
+    </w:p>
+    <w:p>
+      <w:pPr>
+        <w:pStyle w:val="Opisslike"/>
+        <w:jc w:val="center"/>
+      </w:pPr>
+    </w:p>
+    <w:p>
+      <w:pPr>
+        <w:pStyle w:val="Odlomakpopisa"/>
+        <w:numPr>
+          <w:ilvl w:val="0"/>
+          <w:numId w:val="1"/>
+        </w:numPr>
+        <w:jc w:val="both"/>
+        <w:rPr>
+          <w:color w:val="FF0000"/>
+          <w:lang w:val="hr-HR"/>
+        </w:rPr>
+      </w:pPr>
+      <w:r>
+        <w:rPr>
+          <w:color w:val="FF0000"/>
+          <w:lang w:val="hr-HR"/>
+        </w:rPr>
+        <w:lastRenderedPageBreak/>
+        <w:t xml:space="preserve">Koja je izvorišna MAC adresa </w:t>
+      </w:r>
+      <w:proofErr w:type="spellStart"/>
+      <w:r>
+        <w:rPr>
+          <w:color w:val="FF0000"/>
+          <w:lang w:val="hr-HR"/>
+        </w:rPr>
+        <w:t>beacon</w:t>
+      </w:r>
+      <w:proofErr w:type="spellEnd"/>
+      <w:r>
+        <w:rPr>
+          <w:color w:val="FF0000"/>
+          <w:lang w:val="hr-HR"/>
+        </w:rPr>
+        <w:t xml:space="preserve"> okvira sa 30 </w:t>
+      </w:r>
+      <w:proofErr w:type="spellStart"/>
+      <w:r>
+        <w:rPr>
+          <w:color w:val="FF0000"/>
+          <w:lang w:val="hr-HR"/>
+        </w:rPr>
+        <w:t>Munroe</w:t>
+      </w:r>
+      <w:proofErr w:type="spellEnd"/>
+      <w:r>
+        <w:rPr>
+          <w:color w:val="FF0000"/>
+          <w:lang w:val="hr-HR"/>
+        </w:rPr>
+        <w:t xml:space="preserve"> St?</w:t>
+      </w:r>
+    </w:p>
+    <w:p>
+      <w:pPr>
+        <w:pStyle w:val="Odlomakpopisa"/>
+        <w:jc w:val="both"/>
+        <w:rPr>
+          <w:lang w:val="hr-HR"/>
+        </w:rPr>
+      </w:pPr>
+    </w:p>
+    <w:p>
+      <w:pPr>
+        <w:pStyle w:val="Odlomakpopisa"/>
+        <w:keepNext/>
+        <w:jc w:val="center"/>
+      </w:pPr>
+      <w:r>
+        <w:rPr>
+          <w:noProof/>
+        </w:rPr>
+        <w:drawing>
+          <wp:inline distT="0" distB="0" distL="0" distR="0" wp14:anchorId="249AABF9" wp14:editId="5CC4257B">
+            <wp:extent cx="4679950" cy="3743325"/>
+            <wp:effectExtent l="0" t="0" r="0" b="0"/>
+            <wp:docPr id="5" name="Image5"/>
+            <wp:cNvGraphicFramePr>
+              <a:graphicFrameLocks xmlns:a="http://schemas.openxmlformats.org/drawingml/2006/main" noChangeAspect="1"/>
+            </wp:cNvGraphicFramePr>
+            <a:graphic xmlns:a="http://schemas.openxmlformats.org/drawingml/2006/main">
+              <a:graphicData uri="http://schemas.openxmlformats.org/drawingml/2006/picture">
+                <pic:pic xmlns:pic="http://schemas.openxmlformats.org/drawingml/2006/picture">
+                  <pic:nvPicPr>
+                    <pic:cNvPr id="5" name="Image5"/>
+                    <pic:cNvPicPr>
+                      <a:picLocks noChangeAspect="1" noChangeArrowheads="1"/>
+                    </pic:cNvPicPr>
+                  </pic:nvPicPr>
+                  <pic:blipFill>
+                    <a:blip r:embed="rId10"/>
+                    <a:stretch>
+                      <a:fillRect/>
+                    </a:stretch>
+                  </pic:blipFill>
+                  <pic:spPr bwMode="auto">
+                    <a:xfrm>
+                      <a:off x="0" y="0"/>
+                      <a:ext cx="4679950" cy="3743325"/>
+                    </a:xfrm>
+                    <a:prstGeom prst="rect">
+                      <a:avLst/>
+                    </a:prstGeom>
+                  </pic:spPr>
+                </pic:pic>
+              </a:graphicData>
+            </a:graphic>
+          </wp:inline>
+        </w:drawing>
+      </w:r>
+    </w:p>
+    <w:p>
+      <w:pPr>
+        <w:pStyle w:val="Opisslike"/>
+        <w:jc w:val="center"/>
+        <w:rPr>
+          <w:lang w:val="hr-HR"/>
+        </w:rPr>
+      </w:pPr>
+      <w:proofErr w:type="spellStart"/>
+      <w:r>
+        <w:t>Slika</w:t>
+      </w:r>
+      <w:proofErr w:type="spellEnd"/>
+      <w:r>
+        <w:t xml:space="preserve"> </w:t>
+      </w:r>
+      <w:r>
+        <w:fldChar w:fldCharType="begin"/>
+      </w:r>
+      <w:r>
+        <w:instrText xml:space="preserve"> SEQ Slika \* ARABIC </w:instrText>
+      </w:r>
+      <w:r>
+        <w:fldChar w:fldCharType="separate"/>
+      </w:r>
+      <w:r>
+        <w:rPr>
+          <w:noProof/>
+        </w:rPr>
+        <w:t>5</w:t>
+      </w:r>
+      <w:r>
+        <w:fldChar w:fldCharType="end"/>
+      </w:r>
+      <w:r>
+        <w:t xml:space="preserve"> – </w:t>
+      </w:r>
+      <w:proofErr w:type="spellStart"/>
+      <w:r>
+        <w:t>izvorišna</w:t>
+      </w:r>
+      <w:proofErr w:type="spellEnd"/>
+      <w:r>
+        <w:t xml:space="preserve"> MAC </w:t>
+      </w:r>
+      <w:proofErr w:type="spellStart"/>
+      <w:r>
+        <w:t>adresa</w:t>
+      </w:r>
+      <w:proofErr w:type="spellEnd"/>
+    </w:p>
+    <w:p>
+      <w:pPr>
+        <w:pStyle w:val="Odlomakpopisa"/>
+        <w:jc w:val="both"/>
+        <w:rPr>
+          <w:lang w:val="hr-HR"/>
+        </w:rPr>
+      </w:pPr>
+    </w:p>
+    <w:p>
+      <w:pPr>
+        <w:pStyle w:val="Odlomakpopisa"/>
+        <w:numPr>
+          <w:ilvl w:val="0"/>
+          <w:numId w:val="1"/>
+        </w:numPr>
+        <w:jc w:val="both"/>
+        <w:rPr>
+          <w:color w:val="FF0000"/>
+          <w:lang w:val="hr-HR"/>
+        </w:rPr>
+      </w:pPr>
+      <w:r>
+        <w:rPr>
+          <w:color w:val="FF0000"/>
+          <w:lang w:val="hr-HR"/>
+        </w:rPr>
+        <w:t xml:space="preserve">Koja je odredišna MAC adresa </w:t>
+      </w:r>
+      <w:proofErr w:type="spellStart"/>
+      <w:r>
+        <w:rPr>
+          <w:color w:val="FF0000"/>
+          <w:lang w:val="hr-HR"/>
+        </w:rPr>
+        <w:t>beacon</w:t>
+      </w:r>
+      <w:proofErr w:type="spellEnd"/>
+      <w:r>
+        <w:rPr>
+          <w:color w:val="FF0000"/>
+          <w:lang w:val="hr-HR"/>
+        </w:rPr>
+        <w:t xml:space="preserve"> okvira sa 30 </w:t>
+      </w:r>
+      <w:proofErr w:type="spellStart"/>
+      <w:r>
+        <w:rPr>
+          <w:color w:val="FF0000"/>
+          <w:lang w:val="hr-HR"/>
+        </w:rPr>
+        <w:t>Munroe</w:t>
+      </w:r>
+      <w:proofErr w:type="spellEnd"/>
+      <w:r>
+        <w:rPr>
+          <w:color w:val="FF0000"/>
+          <w:lang w:val="hr-HR"/>
+        </w:rPr>
+        <w:t xml:space="preserve"> St?</w:t>
+      </w:r>
+    </w:p>
+    <w:p>
+      <w:pPr>
+        <w:pStyle w:val="Odlomakpopisa"/>
+        <w:jc w:val="both"/>
+        <w:rPr>
+          <w:lang w:val="hr-HR"/>
+        </w:rPr>
+      </w:pPr>
+    </w:p>
+    <w:p>
+      <w:pPr>
+        <w:pStyle w:val="Odlomakpopisa"/>
+        <w:keepNext/>
+        <w:jc w:val="center"/>
+      </w:pPr>
+      <w:r>
+        <w:rPr>
+          <w:noProof/>
+        </w:rPr>
+        <w:drawing>
+          <wp:inline distT="0" distB="0" distL="0" distR="0" wp14:anchorId="6BDEB819" wp14:editId="5A497DCF">
+            <wp:extent cx="4679950" cy="3743325"/>
+            <wp:effectExtent l="0" t="0" r="0" b="0"/>
+            <wp:docPr id="6" name="Image6"/>
+            <wp:cNvGraphicFramePr>
+              <a:graphicFrameLocks xmlns:a="http://schemas.openxmlformats.org/drawingml/2006/main" noChangeAspect="1"/>
+            </wp:cNvGraphicFramePr>
+            <a:graphic xmlns:a="http://schemas.openxmlformats.org/drawingml/2006/main">
+              <a:graphicData uri="http://schemas.openxmlformats.org/drawingml/2006/picture">
+                <pic:pic xmlns:pic="http://schemas.openxmlformats.org/drawingml/2006/picture">
+                  <pic:nvPicPr>
+                    <pic:cNvPr id="6" name="Image6"/>
+                    <pic:cNvPicPr>
+                      <a:picLocks noChangeAspect="1" noChangeArrowheads="1"/>
+                    </pic:cNvPicPr>
+                  </pic:nvPicPr>
+                  <pic:blipFill>
+                    <a:blip r:embed="rId11"/>
+                    <a:stretch>
+                      <a:fillRect/>
+                    </a:stretch>
+                  </pic:blipFill>
+                  <pic:spPr bwMode="auto">
+                    <a:xfrm>
+                      <a:off x="0" y="0"/>
+                      <a:ext cx="4679950" cy="3743325"/>
+                    </a:xfrm>
+                    <a:prstGeom prst="rect">
+                      <a:avLst/>
+                    </a:prstGeom>
+                  </pic:spPr>
+                </pic:pic>
+              </a:graphicData>
+            </a:graphic>
+          </wp:inline>
+        </w:drawing>
+      </w:r>
+    </w:p>
+    <w:p>
+      <w:pPr>
+        <w:pStyle w:val="Opisslike"/>
+        <w:jc w:val="center"/>
+        <w:rPr>
+          <w:lang w:val="hr-HR"/>
+        </w:rPr>
+      </w:pPr>
+      <w:proofErr w:type="spellStart"/>
+      <w:r>
+        <w:t>Slika</w:t>
+      </w:r>
+      <w:proofErr w:type="spellEnd"/>
+      <w:r>
+        <w:t xml:space="preserve"> </w:t>
+      </w:r>
+      <w:r>
+        <w:fldChar w:fldCharType="begin"/>
+      </w:r>
+      <w:r>
+        <w:instrText xml:space="preserve"> SEQ Slika \* ARABIC </w:instrText>
+      </w:r>
+      <w:r>
+        <w:fldChar w:fldCharType="separate"/>
+      </w:r>
+      <w:r>
+        <w:rPr>
+          <w:noProof/>
+        </w:rPr>
+        <w:t>6</w:t>
+      </w:r>
+      <w:r>
+        <w:fldChar w:fldCharType="end"/>
+      </w:r>
+      <w:r>
+        <w:t xml:space="preserve"> – </w:t>
+      </w:r>
+      <w:proofErr w:type="spellStart"/>
+      <w:r>
+        <w:t>odredišna</w:t>
+      </w:r>
+      <w:proofErr w:type="spellEnd"/>
+      <w:r>
+        <w:t xml:space="preserve"> MAC </w:t>
+      </w:r>
+      <w:proofErr w:type="spellStart"/>
+      <w:r>
+        <w:t>adresa</w:t>
+      </w:r>
+      <w:proofErr w:type="spellEnd"/>
+    </w:p>
+    <w:p>
+      <w:pPr>
+        <w:pStyle w:val="Odlomakpopisa"/>
+        <w:jc w:val="both"/>
+        <w:rPr>
+          <w:lang w:val="hr-HR"/>
+        </w:rPr>
+      </w:pPr>
+    </w:p>
+    <w:p>
+      <w:pPr>
+        <w:pStyle w:val="Odlomakpopisa"/>
+        <w:numPr>
+          <w:ilvl w:val="0"/>
+          <w:numId w:val="1"/>
+        </w:numPr>
+        <w:jc w:val="both"/>
+        <w:rPr>
+          <w:color w:val="FF0000"/>
+          <w:lang w:val="hr-HR"/>
+        </w:rPr>
+      </w:pPr>
+      <w:r>
+        <w:rPr>
+          <w:color w:val="FF0000"/>
+          <w:lang w:val="hr-HR"/>
+        </w:rPr>
+        <w:lastRenderedPageBreak/>
+        <w:t xml:space="preserve">Koja je BSS </w:t>
+      </w:r>
+      <w:proofErr w:type="spellStart"/>
+      <w:r>
+        <w:rPr>
+          <w:color w:val="FF0000"/>
+          <w:lang w:val="hr-HR"/>
+        </w:rPr>
+        <w:t>Id</w:t>
+      </w:r>
+      <w:proofErr w:type="spellEnd"/>
+      <w:r>
+        <w:rPr>
+          <w:color w:val="FF0000"/>
+          <w:lang w:val="hr-HR"/>
+        </w:rPr>
+        <w:t xml:space="preserve"> MAC adresa </w:t>
+      </w:r>
+      <w:proofErr w:type="spellStart"/>
+      <w:r>
+        <w:rPr>
+          <w:color w:val="FF0000"/>
+          <w:lang w:val="hr-HR"/>
+        </w:rPr>
+        <w:t>beacon</w:t>
+      </w:r>
+      <w:proofErr w:type="spellEnd"/>
+      <w:r>
+        <w:rPr>
+          <w:color w:val="FF0000"/>
+          <w:lang w:val="hr-HR"/>
+        </w:rPr>
+        <w:t xml:space="preserve"> okvira sa 30 </w:t>
+      </w:r>
+      <w:proofErr w:type="spellStart"/>
+      <w:r>
+        <w:rPr>
+          <w:color w:val="FF0000"/>
+          <w:lang w:val="hr-HR"/>
+        </w:rPr>
+        <w:t>Munroe</w:t>
+      </w:r>
+      <w:proofErr w:type="spellEnd"/>
+      <w:r>
+        <w:rPr>
+          <w:color w:val="FF0000"/>
+          <w:lang w:val="hr-HR"/>
+        </w:rPr>
+        <w:t xml:space="preserve"> St?</w:t>
+      </w:r>
+    </w:p>
+    <w:p>
+      <w:pPr>
+        <w:pStyle w:val="Odlomakpopisa"/>
+        <w:jc w:val="both"/>
+        <w:rPr>
+          <w:lang w:val="hr-HR"/>
+        </w:rPr>
+      </w:pPr>
+    </w:p>
+    <w:p>
+      <w:pPr>
+        <w:pStyle w:val="Odlomakpopisa"/>
+        <w:keepNext/>
+        <w:jc w:val="center"/>
+      </w:pPr>
+      <w:r>
+        <w:rPr>
+          <w:noProof/>
+        </w:rPr>
+        <w:drawing>
+          <wp:inline distT="0" distB="0" distL="0" distR="0" wp14:anchorId="506C493D" wp14:editId="6542773C">
+            <wp:extent cx="4679950" cy="3743325"/>
+            <wp:effectExtent l="0" t="0" r="0" b="0"/>
+            <wp:docPr id="7" name="Image7"/>
+            <wp:cNvGraphicFramePr>
+              <a:graphicFrameLocks xmlns:a="http://schemas.openxmlformats.org/drawingml/2006/main" noChangeAspect="1"/>
+            </wp:cNvGraphicFramePr>
+            <a:graphic xmlns:a="http://schemas.openxmlformats.org/drawingml/2006/main">
+              <a:graphicData uri="http://schemas.openxmlformats.org/drawingml/2006/picture">
+                <pic:pic xmlns:pic="http://schemas.openxmlformats.org/drawingml/2006/picture">
+                  <pic:nvPicPr>
+                    <pic:cNvPr id="7" name="Image7"/>
+                    <pic:cNvPicPr>
+                      <a:picLocks noChangeAspect="1" noChangeArrowheads="1"/>
+                    </pic:cNvPicPr>
+                  </pic:nvPicPr>
+                  <pic:blipFill>
+                    <a:blip r:embed="rId12"/>
+                    <a:stretch>
+                      <a:fillRect/>
+                    </a:stretch>
+                  </pic:blipFill>
+                  <pic:spPr bwMode="auto">
+                    <a:xfrm>
+                      <a:off x="0" y="0"/>
+                      <a:ext cx="4679950" cy="3743325"/>
+                    </a:xfrm>
+                    <a:prstGeom prst="rect">
+                      <a:avLst/>
+                    </a:prstGeom>
+                  </pic:spPr>
+                </pic:pic>
+              </a:graphicData>
+            </a:graphic>
+          </wp:inline>
+        </w:drawing>
+      </w:r>
+    </w:p>
+    <w:p>
+      <w:pPr>
+        <w:pStyle w:val="Opisslike"/>
+        <w:jc w:val="center"/>
+        <w:rPr>
+          <w:lang w:val="hr-HR"/>
+        </w:rPr>
+      </w:pPr>
+      <w:proofErr w:type="spellStart"/>
+      <w:r>
+        <w:t>Slika</w:t>
+      </w:r>
+      <w:proofErr w:type="spellEnd"/>
+      <w:r>
+        <w:t xml:space="preserve"> </w:t>
+      </w:r>
+      <w:r>
+        <w:fldChar w:fldCharType="begin"/>
+      </w:r>
+      <w:r>
+        <w:instrText xml:space="preserve"> SEQ Slika \* ARABIC </w:instrText>
+      </w:r>
+      <w:r>
+        <w:fldChar w:fldCharType="separate"/>
+      </w:r>
+      <w:r>
+        <w:rPr>
+          <w:noProof/>
+        </w:rPr>
+        <w:t>7</w:t>
+      </w:r>
+      <w:r>
+        <w:fldChar w:fldCharType="end"/>
+      </w:r>
+      <w:r>
+        <w:t xml:space="preserve"> – BSS Id MAC </w:t>
+      </w:r>
+      <w:proofErr w:type="spellStart"/>
+      <w:r>
+        <w:t>adresa</w:t>
+      </w:r>
+      <w:proofErr w:type="spellEnd"/>
+    </w:p>
+    <w:p>
+      <w:pPr>
+        <w:pStyle w:val="Odlomakpopisa"/>
+        <w:jc w:val="both"/>
+        <w:rPr>
+          <w:lang w:val="hr-HR"/>
+        </w:rPr>
+      </w:pPr>
+    </w:p>
+    <w:p>
+      <w:pPr>
+        <w:pStyle w:val="Odlomakpopisa"/>
+        <w:numPr>
+          <w:ilvl w:val="0"/>
+          <w:numId w:val="1"/>
+        </w:numPr>
+        <w:jc w:val="both"/>
+        <w:rPr>
+          <w:color w:val="FF0000"/>
+          <w:lang w:val="hr-HR"/>
+        </w:rPr>
+      </w:pPr>
+      <w:r>
+        <w:rPr>
+          <w:color w:val="FF0000"/>
+          <w:lang w:val="hr-HR"/>
+        </w:rPr>
+        <w:t xml:space="preserve">Beacon okvir sa 30 </w:t>
+      </w:r>
+      <w:proofErr w:type="spellStart"/>
+      <w:r>
+        <w:rPr>
+          <w:color w:val="FF0000"/>
+          <w:lang w:val="hr-HR"/>
+        </w:rPr>
+        <w:t>Munroe</w:t>
+      </w:r>
+      <w:proofErr w:type="spellEnd"/>
+      <w:r>
+        <w:rPr>
+          <w:color w:val="FF0000"/>
+          <w:lang w:val="hr-HR"/>
+        </w:rPr>
+        <w:t xml:space="preserve"> St pristupne točke oglašava da podržava četiri brzine prijenosa i osam dodatnih “</w:t>
+      </w:r>
+      <w:proofErr w:type="spellStart"/>
+      <w:r>
+        <w:rPr>
+          <w:color w:val="FF0000"/>
+          <w:lang w:val="hr-HR"/>
+        </w:rPr>
+        <w:t>extended</w:t>
+      </w:r>
+      <w:proofErr w:type="spellEnd"/>
+      <w:r>
+        <w:rPr>
+          <w:color w:val="FF0000"/>
+          <w:lang w:val="hr-HR"/>
+        </w:rPr>
+        <w:t xml:space="preserve"> </w:t>
+      </w:r>
+      <w:proofErr w:type="spellStart"/>
+      <w:r>
+        <w:rPr>
+          <w:color w:val="FF0000"/>
+          <w:lang w:val="hr-HR"/>
+        </w:rPr>
+        <w:t>supported</w:t>
+      </w:r>
+      <w:proofErr w:type="spellEnd"/>
+      <w:r>
+        <w:rPr>
+          <w:color w:val="FF0000"/>
+          <w:lang w:val="hr-HR"/>
+        </w:rPr>
+        <w:t xml:space="preserve"> </w:t>
+      </w:r>
+      <w:proofErr w:type="spellStart"/>
+      <w:r>
+        <w:rPr>
+          <w:color w:val="FF0000"/>
+          <w:lang w:val="hr-HR"/>
+        </w:rPr>
+        <w:t>rates</w:t>
+      </w:r>
+      <w:proofErr w:type="spellEnd"/>
+      <w:r>
+        <w:rPr>
+          <w:color w:val="FF0000"/>
+          <w:lang w:val="hr-HR"/>
+        </w:rPr>
+        <w:t>.” O kojim se brzinama radi?</w:t>
+      </w:r>
+    </w:p>
+    <w:p>
+      <w:pPr>
+        <w:pStyle w:val="Odlomakpopisa"/>
+        <w:jc w:val="both"/>
+        <w:rPr>
+          <w:lang w:val="hr-HR"/>
+        </w:rPr>
+      </w:pPr>
+    </w:p>
+    <w:p>
+      <w:pPr>
+        <w:pStyle w:val="Odlomakpopisa"/>
+        <w:keepNext/>
+        <w:jc w:val="center"/>
+      </w:pPr>
+      <w:r>
+        <w:rPr>
+          <w:noProof/>
+        </w:rPr>
+        <w:drawing>
+          <wp:inline distT="0" distB="0" distL="0" distR="0" wp14:anchorId="41E51CFA" wp14:editId="0D95770B">
+            <wp:extent cx="4679950" cy="3743325"/>
+            <wp:effectExtent l="0" t="0" r="0" b="0"/>
+            <wp:docPr id="8" name="Image8"/>
+            <wp:cNvGraphicFramePr>
+              <a:graphicFrameLocks xmlns:a="http://schemas.openxmlformats.org/drawingml/2006/main" noChangeAspect="1"/>
+            </wp:cNvGraphicFramePr>
+            <a:graphic xmlns:a="http://schemas.openxmlformats.org/drawingml/2006/main">
+              <a:graphicData uri="http://schemas.openxmlformats.org/drawingml/2006/picture">
+                <pic:pic xmlns:pic="http://schemas.openxmlformats.org/drawingml/2006/picture">
+                  <pic:nvPicPr>
+                    <pic:cNvPr id="8" name="Image8"/>
+                    <pic:cNvPicPr>
+                      <a:picLocks noChangeAspect="1" noChangeArrowheads="1"/>
+                    </pic:cNvPicPr>
+                  </pic:nvPicPr>
+                  <pic:blipFill>
+                    <a:blip r:embed="rId13"/>
+                    <a:stretch>
+                      <a:fillRect/>
+                    </a:stretch>
+                  </pic:blipFill>
+                  <pic:spPr bwMode="auto">
+                    <a:xfrm>
+                      <a:off x="0" y="0"/>
+                      <a:ext cx="4679950" cy="3743325"/>
+                    </a:xfrm>
+                    <a:prstGeom prst="rect">
+                      <a:avLst/>
+                    </a:prstGeom>
+                  </pic:spPr>
+                </pic:pic>
+              </a:graphicData>
+            </a:graphic>
+          </wp:inline>
+        </w:drawing>
+      </w:r>
+    </w:p>
+    <w:p>
+      <w:pPr>
+        <w:pStyle w:val="Opisslike"/>
+        <w:jc w:val="center"/>
+        <w:rPr>
+          <w:lang w:val="pt-PT"/>
+        </w:rPr>
+      </w:pPr>
+      <w:r>
+        <w:rPr>
+          <w:lang w:val="pt-PT"/>
+        </w:rPr>
+        <w:t xml:space="preserve">Slika </w:t>
+      </w:r>
+      <w:r>
+        <w:fldChar w:fldCharType="begin"/>
+      </w:r>
+      <w:r>
+        <w:rPr>
+          <w:lang w:val="pt-PT"/>
+        </w:rPr>
+        <w:instrText xml:space="preserve"> SEQ Slika \* ARABIC </w:instrText>
+      </w:r>
+      <w:r>
+        <w:fldChar w:fldCharType="separate"/>
+      </w:r>
+      <w:r>
+        <w:rPr>
+          <w:noProof/>
+          <w:lang w:val="pt-PT"/>
+        </w:rPr>
+        <w:t>8</w:t>
+      </w:r>
+      <w:r>
+        <w:fldChar w:fldCharType="end"/>
+      </w:r>
+      <w:r>
+        <w:rPr>
+          <w:lang w:val="pt-PT"/>
+        </w:rPr>
+        <w:t xml:space="preserve"> – brzine prijenosa koje se podupiru</w:t>
+      </w:r>
+    </w:p>
+    <w:p>
+      <w:pPr>
+        <w:pStyle w:val="Odlomakpopisa"/>
+        <w:keepNext/>
+        <w:jc w:val="center"/>
+      </w:pPr>
+      <w:r>
+        <w:rPr>
+          <w:noProof/>
+        </w:rPr>
+        <w:lastRenderedPageBreak/>
+        <w:drawing>
+          <wp:inline distT="0" distB="0" distL="0" distR="0" wp14:anchorId="3A049AC4" wp14:editId="5DB22CC4">
+            <wp:extent cx="4679950" cy="3743325"/>
+            <wp:effectExtent l="0" t="0" r="0" b="0"/>
+            <wp:docPr id="9" name="Image9"/>
+            <wp:cNvGraphicFramePr>
+              <a:graphicFrameLocks xmlns:a="http://schemas.openxmlformats.org/drawingml/2006/main" noChangeAspect="1"/>
+            </wp:cNvGraphicFramePr>
+            <a:graphic xmlns:a="http://schemas.openxmlformats.org/drawingml/2006/main">
+              <a:graphicData uri="http://schemas.openxmlformats.org/drawingml/2006/picture">
+                <pic:pic xmlns:pic="http://schemas.openxmlformats.org/drawingml/2006/picture">
+                  <pic:nvPicPr>
+                    <pic:cNvPr id="9" name="Image9"/>
+                    <pic:cNvPicPr>
+                      <a:picLocks noChangeAspect="1" noChangeArrowheads="1"/>
+                    </pic:cNvPicPr>
+                  </pic:nvPicPr>
+                  <pic:blipFill>
+                    <a:blip r:embed="rId14"/>
+                    <a:stretch>
+                      <a:fillRect/>
+                    </a:stretch>
+                  </pic:blipFill>
+                  <pic:spPr bwMode="auto">
+                    <a:xfrm>
+                      <a:off x="0" y="0"/>
+                      <a:ext cx="4679950" cy="3743325"/>
+                    </a:xfrm>
+                    <a:prstGeom prst="rect">
+                      <a:avLst/>
+                    </a:prstGeom>
+                  </pic:spPr>
+                </pic:pic>
+              </a:graphicData>
+            </a:graphic>
+          </wp:inline>
+        </w:drawing>
+      </w:r>
+    </w:p>
+    <w:p>
+      <w:pPr>
+        <w:pStyle w:val="Opisslike"/>
+        <w:jc w:val="center"/>
+        <w:rPr>
+          <w:lang w:val="hr-HR"/>
+        </w:rPr>
+      </w:pPr>
+      <w:proofErr w:type="spellStart"/>
+      <w:r>
+        <w:t>Slika</w:t>
+      </w:r>
+      <w:proofErr w:type="spellEnd"/>
+      <w:r>
+        <w:t xml:space="preserve"> </w:t>
+      </w:r>
+      <w:r>
+        <w:fldChar w:fldCharType="begin"/>
+      </w:r>
+      <w:r>
+        <w:instrText xml:space="preserve"> SEQ Slika \* ARABIC </w:instrText>
+      </w:r>
+      <w:r>
+        <w:fldChar w:fldCharType="separate"/>
+      </w:r>
+      <w:r>
+        <w:rPr>
+          <w:noProof/>
+        </w:rPr>
+        <w:t>9</w:t>
+      </w:r>
+      <w:r>
+        <w:fldChar w:fldCharType="end"/>
+      </w:r>
+      <w:r>
+        <w:t xml:space="preserve"> - extended supported </w:t>
+      </w:r>
+      <w:proofErr w:type="spellStart"/>
+      <w:r>
+        <w:t>brzine</w:t>
+      </w:r>
+      <w:proofErr w:type="spellEnd"/>
+      <w:r>
+        <w:t xml:space="preserve"> </w:t>
+      </w:r>
+      <w:proofErr w:type="spellStart"/>
+      <w:r>
+        <w:t>prijenosa</w:t>
+      </w:r>
+      <w:proofErr w:type="spellEnd"/>
+    </w:p>
+    <w:p>
+      <w:pPr>
+        <w:pStyle w:val="Odlomakpopisa"/>
+        <w:jc w:val="both"/>
+        <w:rPr>
+          <w:lang w:val="hr-HR"/>
+        </w:rPr>
+      </w:pPr>
+    </w:p>
+    <w:p>
+      <w:pPr>
+        <w:pStyle w:val="Odlomakpopisa"/>
+        <w:numPr>
+          <w:ilvl w:val="0"/>
+          <w:numId w:val="1"/>
+        </w:numPr>
+        <w:jc w:val="both"/>
+        <w:rPr>
+          <w:color w:val="FF0000"/>
+          <w:lang w:val="hr-HR"/>
+        </w:rPr>
+      </w:pPr>
+      <w:r>
+        <w:rPr>
+          <w:color w:val="FF0000"/>
+          <w:lang w:val="hr-HR"/>
+        </w:rPr>
+        <w:t xml:space="preserve">Pronađite 802.11 okvir koji sadrži SYN TCP segment za prvu TCP vezu (kojom se snima alice.txt). Koje su tri MAC adrese u poljima zaglavlja 802.11 okvira? Koja MAC adresa pripada računalu s bežičnom vezom, koja pristupnoj točki, a koja </w:t>
+      </w:r>
+      <w:proofErr w:type="spellStart"/>
+      <w:r>
+        <w:rPr>
+          <w:color w:val="FF0000"/>
+          <w:lang w:val="hr-HR"/>
+        </w:rPr>
+        <w:t>usmjerniku</w:t>
+      </w:r>
+      <w:proofErr w:type="spellEnd"/>
+      <w:r>
+        <w:rPr>
+          <w:color w:val="FF0000"/>
+          <w:lang w:val="hr-HR"/>
+        </w:rPr>
+        <w:t xml:space="preserve"> „prvog skoka“ (koji povezuje kućnu mrežu sa Internetom)? Koja je IP adresa računala s bežičnom mrežom koje šalje prvi TCP segment? Koja je odredišna IP adresa? Pripada li odredišna IP adresa računalu s bežičnom vezom, pristupnoj točki ili </w:t>
+      </w:r>
+      <w:proofErr w:type="spellStart"/>
+      <w:r>
+        <w:rPr>
+          <w:color w:val="FF0000"/>
+          <w:lang w:val="hr-HR"/>
+        </w:rPr>
+        <w:t>usmjerniku</w:t>
+      </w:r>
+      <w:proofErr w:type="spellEnd"/>
+      <w:r>
+        <w:rPr>
+          <w:color w:val="FF0000"/>
+          <w:lang w:val="hr-HR"/>
+        </w:rPr>
+        <w:t xml:space="preserve"> „prvog skoka“? Obrazložite!</w:t>
+      </w:r>
+    </w:p>
+    <w:p>
+      <w:pPr>
+        <w:pStyle w:val="Odlomakpopisa"/>
+        <w:jc w:val="both"/>
+        <w:rPr>
+          <w:lang w:val="hr-HR"/>
+        </w:rPr>
+      </w:pPr>
+    </w:p>
+    <w:p>
+      <w:pPr>
+        <w:pStyle w:val="Odlomakpopisa"/>
+        <w:jc w:val="both"/>
+        <w:rPr>
+          <w:lang w:val="hr-HR"/>
+        </w:rPr>
+      </w:pPr>
+      <w:r>
+        <w:rPr>
+          <w:lang w:val="hr-HR"/>
+        </w:rPr>
+        <w:t xml:space="preserve">Podaci o MAC adresama se mogu očitati u IEEE 802.11 </w:t>
+      </w:r>
+      <w:proofErr w:type="spellStart"/>
+      <w:r>
+        <w:rPr>
+          <w:lang w:val="hr-HR"/>
+        </w:rPr>
+        <w:t>Qos</w:t>
+      </w:r>
+      <w:proofErr w:type="spellEnd"/>
+      <w:r>
+        <w:rPr>
+          <w:lang w:val="hr-HR"/>
+        </w:rPr>
+        <w:t xml:space="preserve"> Data </w:t>
+      </w:r>
+    </w:p>
+    <w:p>
+      <w:pPr>
+        <w:pStyle w:val="Odlomakpopisa"/>
+        <w:jc w:val="both"/>
+        <w:rPr>
+          <w:lang w:val="hr-HR"/>
+        </w:rPr>
+      </w:pPr>
+      <w:r>
+        <w:rPr>
+          <w:lang w:val="hr-HR"/>
+        </w:rPr>
+        <w:t xml:space="preserve">IntelCor_d1:b6:4f (00:13:02:d1:b6:4f) – Računalo za bežičnom vezom - </w:t>
+      </w:r>
+      <w:proofErr w:type="spellStart"/>
+      <w:r>
+        <w:rPr>
+          <w:b/>
+          <w:bCs/>
+          <w:lang w:val="hr-HR"/>
+        </w:rPr>
+        <w:t>Source</w:t>
+      </w:r>
+      <w:proofErr w:type="spellEnd"/>
+      <w:r>
+        <w:rPr>
+          <w:b/>
+          <w:bCs/>
+          <w:lang w:val="hr-HR"/>
+        </w:rPr>
+        <w:t xml:space="preserve"> </w:t>
+      </w:r>
+      <w:proofErr w:type="spellStart"/>
+      <w:r>
+        <w:rPr>
+          <w:lang w:val="hr-HR"/>
+        </w:rPr>
+        <w:t>address</w:t>
+      </w:r>
+      <w:proofErr w:type="spellEnd"/>
+      <w:r>
+        <w:rPr>
+          <w:lang w:val="hr-HR"/>
+        </w:rPr>
+        <w:t xml:space="preserve"> </w:t>
+      </w:r>
+    </w:p>
+    <w:p>
+      <w:pPr>
+        <w:pStyle w:val="Odlomakpopisa"/>
+        <w:jc w:val="both"/>
+        <w:rPr>
+          <w:lang w:val="hr-HR"/>
+        </w:rPr>
+      </w:pPr>
+      <w:r>
+        <w:rPr>
+          <w:lang w:val="hr-HR"/>
+        </w:rPr>
+        <w:t xml:space="preserve">Cisco-Li_f7:1d:51 (00:16:b6:f7:1d:51) – pristupna točka – </w:t>
+      </w:r>
+      <w:proofErr w:type="spellStart"/>
+      <w:r>
+        <w:rPr>
+          <w:b/>
+          <w:bCs/>
+          <w:lang w:val="hr-HR"/>
+        </w:rPr>
+        <w:t>Receiver</w:t>
+      </w:r>
+      <w:proofErr w:type="spellEnd"/>
+      <w:r>
+        <w:rPr>
+          <w:b/>
+          <w:bCs/>
+          <w:lang w:val="hr-HR"/>
+        </w:rPr>
+        <w:t xml:space="preserve"> </w:t>
+      </w:r>
+      <w:proofErr w:type="spellStart"/>
+      <w:r>
+        <w:rPr>
+          <w:lang w:val="hr-HR"/>
+        </w:rPr>
+        <w:t>address</w:t>
+      </w:r>
+      <w:proofErr w:type="spellEnd"/>
+      <w:r>
+        <w:rPr>
+          <w:lang w:val="hr-HR"/>
+        </w:rPr>
+        <w:t xml:space="preserve"> </w:t>
+      </w:r>
+    </w:p>
+    <w:p>
+      <w:pPr>
+        <w:pStyle w:val="Odlomakpopisa"/>
+        <w:jc w:val="both"/>
+        <w:rPr>
+          <w:lang w:val="hr-HR"/>
+        </w:rPr>
+      </w:pPr>
+      <w:r>
+        <w:rPr>
+          <w:lang w:val="hr-HR"/>
+        </w:rPr>
+        <w:t xml:space="preserve">Cisco-Li_f4:eb:a8 (00:16:b6:f4:eb:a8) – </w:t>
+      </w:r>
+      <w:proofErr w:type="spellStart"/>
+      <w:r>
+        <w:rPr>
+          <w:lang w:val="hr-HR"/>
+        </w:rPr>
+        <w:t>usmjernik</w:t>
+      </w:r>
+      <w:proofErr w:type="spellEnd"/>
+      <w:r>
+        <w:rPr>
+          <w:lang w:val="hr-HR"/>
+        </w:rPr>
+        <w:t xml:space="preserve"> prvog skoka – </w:t>
+      </w:r>
+      <w:proofErr w:type="spellStart"/>
+      <w:r>
+        <w:rPr>
+          <w:b/>
+          <w:bCs/>
+          <w:lang w:val="hr-HR"/>
+        </w:rPr>
+        <w:t>Destination</w:t>
+      </w:r>
+      <w:proofErr w:type="spellEnd"/>
+      <w:r>
+        <w:rPr>
+          <w:b/>
+          <w:bCs/>
+          <w:lang w:val="hr-HR"/>
+        </w:rPr>
+        <w:t xml:space="preserve"> </w:t>
+      </w:r>
+      <w:proofErr w:type="spellStart"/>
+      <w:r>
+        <w:rPr>
+          <w:lang w:val="hr-HR"/>
+        </w:rPr>
+        <w:t>address</w:t>
+      </w:r>
+      <w:proofErr w:type="spellEnd"/>
+      <w:r>
+        <w:rPr>
+          <w:lang w:val="hr-HR"/>
+        </w:rPr>
+        <w:t xml:space="preserve"> </w:t>
+      </w:r>
+    </w:p>
+    <w:p>
+      <w:pPr>
+        <w:pStyle w:val="Odlomakpopisa"/>
+        <w:jc w:val="both"/>
+        <w:rPr>
+          <w:lang w:val="hr-HR"/>
+        </w:rPr>
+      </w:pPr>
+      <w:r>
+        <w:rPr>
+          <w:lang w:val="hr-HR"/>
+        </w:rPr>
+        <w:t xml:space="preserve">IP adresa računala s bežičnom mrežom: 192.168.1.109 </w:t>
+      </w:r>
+    </w:p>
+    <w:p>
+      <w:pPr>
+        <w:pStyle w:val="Odlomakpopisa"/>
+        <w:jc w:val="both"/>
+        <w:rPr>
+          <w:lang w:val="hr-HR"/>
+        </w:rPr>
+      </w:pPr>
+      <w:r>
+        <w:rPr>
+          <w:lang w:val="hr-HR"/>
+        </w:rPr>
+        <w:t xml:space="preserve">Odredišna IP adresa: 128.119.245.12 </w:t>
+      </w:r>
+    </w:p>
+    <w:p>
+      <w:pPr>
+        <w:pStyle w:val="Odlomakpopisa"/>
+        <w:jc w:val="both"/>
+        <w:rPr>
+          <w:lang w:val="hr-HR"/>
+        </w:rPr>
+      </w:pPr>
+      <w:r>
+        <w:rPr>
+          <w:lang w:val="hr-HR"/>
+        </w:rPr>
+        <w:t xml:space="preserve">Odredišna IP adresa `128.119.245.12` pripada vanjskom serveru (`gaia.cs.umass.edu`), a ne računalu s bežičnom vezom, pristupnoj točki ili </w:t>
+      </w:r>
+      <w:proofErr w:type="spellStart"/>
+      <w:r>
+        <w:rPr>
+          <w:lang w:val="hr-HR"/>
+        </w:rPr>
+        <w:t>usmjerniku</w:t>
+      </w:r>
+      <w:proofErr w:type="spellEnd"/>
+      <w:r>
+        <w:rPr>
+          <w:lang w:val="hr-HR"/>
+        </w:rPr>
+        <w:t xml:space="preserve"> "prvog skoka".</w:t>
+      </w:r>
+    </w:p>
+    <w:p>
+      <w:pPr>
+        <w:pStyle w:val="Odlomakpopisa"/>
+        <w:jc w:val="both"/>
+        <w:rPr>
+          <w:lang w:val="hr-HR"/>
+        </w:rPr>
+      </w:pPr>
+    </w:p>
+    <w:p>
+      <w:pPr>
+        <w:pStyle w:val="Odlomakpopisa"/>
+        <w:keepNext/>
+        <w:jc w:val="center"/>
+      </w:pPr>
+      <w:r>
+        <w:rPr>
+          <w:noProof/>
+          <w:lang w:val="hr-HR"/>
+        </w:rPr>
+        <w:lastRenderedPageBreak/>
+        <w:drawing>
+          <wp:inline distT="0" distB="0" distL="0" distR="0" wp14:anchorId="176C33B2" wp14:editId="254C2CBA">
+            <wp:extent cx="4680000" cy="3743790"/>
+            <wp:effectExtent l="0" t="0" r="6350" b="9525"/>
+            <wp:docPr id="10" name="Image10"/>
+            <wp:cNvGraphicFramePr>
+              <a:graphicFrameLocks xmlns:a="http://schemas.openxmlformats.org/drawingml/2006/main" noChangeAspect="1"/>
+            </wp:cNvGraphicFramePr>
+            <a:graphic xmlns:a="http://schemas.openxmlformats.org/drawingml/2006/main">
+              <a:graphicData uri="http://schemas.openxmlformats.org/drawingml/2006/picture">
+                <pic:pic xmlns:pic="http://schemas.openxmlformats.org/drawingml/2006/picture">
+                  <pic:nvPicPr>
+                    <pic:cNvPr id="10" name="Image10"/>
+                    <pic:cNvPicPr>
+                      <a:picLocks noChangeAspect="1" noChangeArrowheads="1"/>
+                    </pic:cNvPicPr>
+                  </pic:nvPicPr>
+                  <pic:blipFill>
+                    <a:blip r:embed="rId15">
                       <a:extLst>
                         <a:ext uri="{28A0092B-C50C-407E-A947-70E740481C1C}">
                           <a14:useLocalDpi xmlns:a14="http://schemas.microsoft.com/office/drawing/2010/main" val="0"/>
@@ -148,10 +1742,6 @@
       <w:pPr>
         <w:pStyle w:val="Opisslike"/>
         <w:jc w:val="center"/>
-        <w:rPr>
-          <w:color w:val="FF0000"/>
-          <w:lang w:val="hr-HR"/>
-        </w:rPr>
       </w:pPr>
       <w:proofErr w:type="spellStart"/>
       <w:r>
@@ -174,29 +1764,17 @@
         <w:rPr>
           <w:noProof/>
         </w:rPr>
-        <w:t>1</w:t>
+        <w:t>10</w:t>
       </w:r>
       <w:r>
         <w:fldChar w:fldCharType="end"/>
       </w:r>
-      <w:r>
-        <w:t xml:space="preserve"> – SSID </w:t>
-      </w:r>
-      <w:proofErr w:type="spellStart"/>
-      <w:r>
-        <w:t>oznake</w:t>
-      </w:r>
-      <w:proofErr w:type="spellEnd"/>
-      <w:r>
-        <w:t xml:space="preserve"> 1</w:t>
-      </w:r>
-    </w:p>
-    <w:p>
-      <w:pPr>
-        <w:pStyle w:val="Odlomakpopisa"/>
-        <w:jc w:val="both"/>
-        <w:rPr>
-          <w:color w:val="FF0000"/>
+    </w:p>
+    <w:p>
+      <w:pPr>
+        <w:pStyle w:val="Odlomakpopisa"/>
+        <w:jc w:val="both"/>
+        <w:rPr>
           <w:lang w:val="hr-HR"/>
         </w:rPr>
       </w:pPr>
@@ -210,14 +1788,13 @@
       <w:r>
         <w:rPr>
           <w:noProof/>
-          <w:color w:val="FF0000"/>
           <w:lang w:val="hr-HR"/>
         </w:rPr>
         <w:drawing>
-          <wp:inline distT="0" distB="0" distL="0" distR="0" wp14:anchorId="53A84ACA" wp14:editId="5B0FC0A7">
+          <wp:inline distT="0" distB="0" distL="0" distR="0" wp14:anchorId="2634DF7B" wp14:editId="180C3296">
             <wp:extent cx="4680000" cy="3743790"/>
             <wp:effectExtent l="0" t="0" r="6350" b="9525"/>
-            <wp:docPr id="2" name="Image2"/>
+            <wp:docPr id="11" name="Image11"/>
             <wp:cNvGraphicFramePr>
               <a:graphicFrameLocks xmlns:a="http://schemas.openxmlformats.org/drawingml/2006/main" noChangeAspect="1"/>
             </wp:cNvGraphicFramePr>
@@ -225,13 +1802,13 @@
               <a:graphicData uri="http://schemas.openxmlformats.org/drawingml/2006/picture">
                 <pic:pic xmlns:pic="http://schemas.openxmlformats.org/drawingml/2006/picture">
                   <pic:nvPicPr>
-                    <pic:cNvPr id="2" name="Image2"/>
+                    <pic:cNvPr id="11" name="Image11"/>
                     <pic:cNvPicPr>
                       <a:picLocks noChangeAspect="1" noChangeArrowheads="1"/>
                     </pic:cNvPicPr>
                   </pic:nvPicPr>
                   <pic:blipFill>
-                    <a:blip r:embed="rId7">
+                    <a:blip r:embed="rId16">
                       <a:extLst>
                         <a:ext uri="{28A0092B-C50C-407E-A947-70E740481C1C}">
                           <a14:useLocalDpi xmlns:a14="http://schemas.microsoft.com/office/drawing/2010/main" val="0"/>
@@ -263,48 +1840,71 @@
         <w:pStyle w:val="Opisslike"/>
         <w:jc w:val="center"/>
         <w:rPr>
+          <w:lang w:val="hr-HR"/>
+        </w:rPr>
+      </w:pPr>
+      <w:proofErr w:type="spellStart"/>
+      <w:r>
+        <w:t>Slika</w:t>
+      </w:r>
+      <w:proofErr w:type="spellEnd"/>
+      <w:r>
+        <w:t xml:space="preserve"> </w:t>
+      </w:r>
+      <w:r>
+        <w:fldChar w:fldCharType="begin"/>
+      </w:r>
+      <w:r>
+        <w:instrText xml:space="preserve"> SEQ Slika \* ARABIC </w:instrText>
+      </w:r>
+      <w:r>
+        <w:fldChar w:fldCharType="separate"/>
+      </w:r>
+      <w:r>
+        <w:rPr>
           <w:noProof/>
-          <w:color w:val="FF0000"/>
-          <w:lang w:val="hr-HR"/>
-        </w:rPr>
-      </w:pPr>
-      <w:proofErr w:type="spellStart"/>
-      <w:r>
-        <w:t>Slika</w:t>
-      </w:r>
-      <w:proofErr w:type="spellEnd"/>
-      <w:r>
-        <w:t xml:space="preserve"> </w:t>
-      </w:r>
-      <w:r>
-        <w:fldChar w:fldCharType="begin"/>
-      </w:r>
-      <w:r>
-        <w:instrText xml:space="preserve"> SEQ Slika \* ARABIC </w:instrText>
-      </w:r>
-      <w:r>
-        <w:fldChar w:fldCharType="separate"/>
-      </w:r>
-      <w:r>
-        <w:rPr>
-          <w:noProof/>
-        </w:rPr>
-        <w:t>2</w:t>
+        </w:rPr>
+        <w:t>11</w:t>
       </w:r>
       <w:r>
         <w:fldChar w:fldCharType="end"/>
       </w:r>
-      <w:r>
-        <w:t xml:space="preserve"> – SSID </w:t>
-      </w:r>
-      <w:proofErr w:type="spellStart"/>
-      <w:r>
-        <w:t>oznake</w:t>
-      </w:r>
-      <w:proofErr w:type="spellEnd"/>
-      <w:r>
-        <w:t xml:space="preserve"> 2</w:t>
-      </w:r>
+    </w:p>
+    <w:p>
+      <w:pPr>
+        <w:pStyle w:val="Odlomakpopisa"/>
+        <w:jc w:val="both"/>
+        <w:rPr>
+          <w:lang w:val="hr-HR"/>
+        </w:rPr>
+      </w:pPr>
+    </w:p>
+    <w:p>
+      <w:pPr>
+        <w:pStyle w:val="Odlomakpopisa"/>
+        <w:jc w:val="both"/>
+        <w:rPr>
+          <w:lang w:val="hr-HR"/>
+        </w:rPr>
+      </w:pPr>
+    </w:p>
+    <w:p>
+      <w:pPr>
+        <w:pStyle w:val="Odlomakpopisa"/>
+        <w:jc w:val="both"/>
+        <w:rPr>
+          <w:lang w:val="hr-HR"/>
+        </w:rPr>
+      </w:pPr>
+    </w:p>
+    <w:p>
+      <w:pPr>
+        <w:pStyle w:val="Odlomakpopisa"/>
+        <w:jc w:val="both"/>
+        <w:rPr>
+          <w:lang w:val="hr-HR"/>
+        </w:rPr>
+      </w:pPr>
     </w:p>
     <w:p>
       <w:pPr>
@@ -325,60 +1925,47 @@
           <w:lang w:val="hr-HR"/>
         </w:rPr>
         <w:lastRenderedPageBreak/>
-        <w:t xml:space="preserve">Koliki je vremenski interval između dva slanja </w:t>
-      </w:r>
-      <w:proofErr w:type="spellStart"/>
-      <w:r>
-        <w:rPr>
-          <w:color w:val="FF0000"/>
-          <w:lang w:val="hr-HR"/>
-        </w:rPr>
-        <w:t>beacon</w:t>
-      </w:r>
-      <w:proofErr w:type="spellEnd"/>
-      <w:r>
-        <w:rPr>
-          <w:color w:val="FF0000"/>
-          <w:lang w:val="hr-HR"/>
-        </w:rPr>
-        <w:t xml:space="preserve"> okvira za linksys12 pristupnu točku, a</w:t>
-      </w:r>
-      <w:r>
-        <w:rPr>
-          <w:color w:val="FF0000"/>
-          <w:lang w:val="hr-HR"/>
-        </w:rPr>
-        <w:t xml:space="preserve"> </w:t>
-      </w:r>
-      <w:r>
-        <w:rPr>
-          <w:color w:val="FF0000"/>
-          <w:lang w:val="hr-HR"/>
-        </w:rPr>
-        <w:t xml:space="preserve">koliki za „30 </w:t>
-      </w:r>
-      <w:proofErr w:type="spellStart"/>
-      <w:r>
-        <w:rPr>
-          <w:color w:val="FF0000"/>
-          <w:lang w:val="hr-HR"/>
-        </w:rPr>
-        <w:t>Munroe</w:t>
-      </w:r>
-      <w:proofErr w:type="spellEnd"/>
-      <w:r>
-        <w:rPr>
-          <w:color w:val="FF0000"/>
-          <w:lang w:val="hr-HR"/>
-        </w:rPr>
-        <w:t xml:space="preserve"> St“ pristupnu točku?</w:t>
-      </w:r>
-    </w:p>
-    <w:p>
-      <w:pPr>
-        <w:pStyle w:val="Odlomakpopisa"/>
-        <w:jc w:val="both"/>
-        <w:rPr>
+        <w:t xml:space="preserve">Pronađite 802.11 okvir koji sadrži SYNACK segment za istu TCP vezu. Koje su tri MAC adrese u tom 802.11 okviru? Koja MAC adresa pripada računalu s bežičnom vezom, koja pristupnoj točki, a koja </w:t>
+      </w:r>
+      <w:proofErr w:type="spellStart"/>
+      <w:r>
+        <w:rPr>
+          <w:color w:val="FF0000"/>
+          <w:lang w:val="hr-HR"/>
+        </w:rPr>
+        <w:t>usmjerniku</w:t>
+      </w:r>
+      <w:proofErr w:type="spellEnd"/>
+      <w:r>
+        <w:rPr>
+          <w:color w:val="FF0000"/>
+          <w:lang w:val="hr-HR"/>
+        </w:rPr>
+        <w:t xml:space="preserve"> „prvog skoka“ (koji povezuje kućnu mrežu sa Internetom)? Jesu li MAC adrese pošiljatelja okvira i IP adresa pošiljatelja </w:t>
+      </w:r>
+      <w:proofErr w:type="spellStart"/>
+      <w:r>
+        <w:rPr>
+          <w:color w:val="FF0000"/>
+          <w:lang w:val="hr-HR"/>
+        </w:rPr>
+        <w:t>datagrama</w:t>
+      </w:r>
+      <w:proofErr w:type="spellEnd"/>
+      <w:r>
+        <w:rPr>
+          <w:color w:val="FF0000"/>
+          <w:lang w:val="hr-HR"/>
+        </w:rPr>
+        <w:t xml:space="preserve"> u kojem se nalazi TCP segment adrese istog uređaja? Objasni!</w:t>
+      </w:r>
+    </w:p>
+    <w:p>
+      <w:pPr>
+        <w:pStyle w:val="Odlomakpopisa"/>
+        <w:jc w:val="both"/>
+        <w:rPr>
+          <w:color w:val="FF0000"/>
           <w:lang w:val="hr-HR"/>
         </w:rPr>
       </w:pPr>
@@ -396,10 +1983,10 @@
           <w:lang w:val="hr-HR"/>
         </w:rPr>
         <w:drawing>
-          <wp:inline distT="0" distB="0" distL="0" distR="0" wp14:anchorId="06E0D992" wp14:editId="65759C00">
+          <wp:inline distT="0" distB="0" distL="0" distR="0" wp14:anchorId="0093E50A" wp14:editId="57C10E4A">
             <wp:extent cx="4680000" cy="3743790"/>
             <wp:effectExtent l="0" t="0" r="6350" b="9525"/>
-            <wp:docPr id="3" name="Image3"/>
+            <wp:docPr id="12" name="Image12"/>
             <wp:cNvGraphicFramePr>
               <a:graphicFrameLocks xmlns:a="http://schemas.openxmlformats.org/drawingml/2006/main" noChangeAspect="1"/>
             </wp:cNvGraphicFramePr>
@@ -407,13 +1994,13 @@
               <a:graphicData uri="http://schemas.openxmlformats.org/drawingml/2006/picture">
                 <pic:pic xmlns:pic="http://schemas.openxmlformats.org/drawingml/2006/picture">
                   <pic:nvPicPr>
-                    <pic:cNvPr id="3" name="Image3"/>
+                    <pic:cNvPr id="12" name="Image12"/>
                     <pic:cNvPicPr>
                       <a:picLocks noChangeAspect="1" noChangeArrowheads="1"/>
                     </pic:cNvPicPr>
                   </pic:nvPicPr>
                   <pic:blipFill>
-                    <a:blip r:embed="rId8">
+                    <a:blip r:embed="rId17">
                       <a:extLst>
                         <a:ext uri="{28A0092B-C50C-407E-A947-70E740481C1C}">
                           <a14:useLocalDpi xmlns:a14="http://schemas.microsoft.com/office/drawing/2010/main" val="0"/>
@@ -444,49 +2031,462 @@
       <w:pPr>
         <w:pStyle w:val="Opisslike"/>
         <w:jc w:val="center"/>
-      </w:pPr>
-      <w:proofErr w:type="spellStart"/>
-      <w:r>
-        <w:t>Slika</w:t>
-      </w:r>
-      <w:proofErr w:type="spellEnd"/>
-      <w:r>
+        <w:rPr>
+          <w:color w:val="FF0000"/>
+          <w:lang w:val="hr-HR"/>
+        </w:rPr>
+      </w:pPr>
+      <w:r>
+        <w:rPr>
+          <w:lang w:val="pt-PT"/>
+        </w:rPr>
+        <w:t xml:space="preserve">Slika </w:t>
+      </w:r>
+      <w:r>
+        <w:fldChar w:fldCharType="begin"/>
+      </w:r>
+      <w:r>
+        <w:rPr>
+          <w:lang w:val="pt-PT"/>
+        </w:rPr>
+        <w:instrText xml:space="preserve"> SEQ Slika \* ARABIC </w:instrText>
+      </w:r>
+      <w:r>
+        <w:fldChar w:fldCharType="separate"/>
+      </w:r>
+      <w:r>
+        <w:rPr>
+          <w:noProof/>
+          <w:lang w:val="pt-PT"/>
+        </w:rPr>
+        <w:t>12</w:t>
+      </w:r>
+      <w:r>
+        <w:fldChar w:fldCharType="end"/>
+      </w:r>
+    </w:p>
+    <w:p>
+      <w:pPr>
+        <w:pStyle w:val="Odlomakpopisa"/>
+        <w:jc w:val="both"/>
+        <w:rPr>
+          <w:lang w:val="hr-HR"/>
+        </w:rPr>
+      </w:pPr>
+    </w:p>
+    <w:p>
+      <w:pPr>
+        <w:pStyle w:val="Odlomakpopisa"/>
+        <w:jc w:val="both"/>
+        <w:rPr>
+          <w:lang w:val="hr-HR"/>
+        </w:rPr>
+      </w:pPr>
+      <w:r>
+        <w:rPr>
+          <w:b/>
+          <w:bCs/>
+          <w:lang w:val="hr-HR"/>
+        </w:rPr>
+        <w:t xml:space="preserve">Ista TCP veza znači sada put slanja se mijenja </w:t>
+      </w:r>
+      <w:proofErr w:type="spellStart"/>
+      <w:r>
+        <w:rPr>
+          <w:b/>
+          <w:bCs/>
+          <w:lang w:val="hr-HR"/>
+        </w:rPr>
+        <w:t>D</w:t>
+      </w:r>
+      <w:r>
+        <w:rPr>
+          <w:b/>
+          <w:bCs/>
+          <w:lang w:val="hr-HR"/>
+        </w:rPr>
+        <w:t>estination</w:t>
+      </w:r>
+      <w:proofErr w:type="spellEnd"/>
+      <w:r>
+        <w:rPr>
+          <w:b/>
+          <w:bCs/>
+          <w:lang w:val="hr-HR"/>
+        </w:rPr>
+        <w:t xml:space="preserve"> u </w:t>
+      </w:r>
+      <w:proofErr w:type="spellStart"/>
+      <w:r>
+        <w:rPr>
+          <w:b/>
+          <w:bCs/>
+          <w:lang w:val="hr-HR"/>
+        </w:rPr>
+        <w:t>S</w:t>
+      </w:r>
+      <w:r>
+        <w:rPr>
+          <w:b/>
+          <w:bCs/>
+          <w:lang w:val="hr-HR"/>
+        </w:rPr>
+        <w:t>ource</w:t>
+      </w:r>
+      <w:proofErr w:type="spellEnd"/>
+    </w:p>
+    <w:p>
+      <w:pPr>
+        <w:pStyle w:val="Odlomakpopisa"/>
+        <w:jc w:val="both"/>
+        <w:rPr>
+          <w:lang w:val="hr-HR"/>
+        </w:rPr>
+      </w:pPr>
+      <w:r>
+        <w:rPr>
+          <w:lang w:val="hr-HR"/>
+        </w:rPr>
+        <w:t xml:space="preserve">91:2a:b0:49:b6:4f (91:2a:b0:49:b6:4f) - Računalo za bežičnom vezom – </w:t>
+      </w:r>
+      <w:proofErr w:type="spellStart"/>
+      <w:r>
+        <w:rPr>
+          <w:lang w:val="hr-HR"/>
+        </w:rPr>
+        <w:t>Destination</w:t>
+      </w:r>
+      <w:proofErr w:type="spellEnd"/>
+      <w:r>
+        <w:rPr>
+          <w:lang w:val="hr-HR"/>
+        </w:rPr>
         <w:t xml:space="preserve"> </w:t>
       </w:r>
-      <w:r>
-        <w:fldChar w:fldCharType="begin"/>
-      </w:r>
-      <w:r>
-        <w:instrText xml:space="preserve"> SEQ Slika \* ARABIC </w:instrText>
-      </w:r>
-      <w:r>
-        <w:fldChar w:fldCharType="separate"/>
-      </w:r>
-      <w:r>
-        <w:rPr>
-          <w:noProof/>
-        </w:rPr>
-        <w:t>3</w:t>
-      </w:r>
-      <w:r>
-        <w:fldChar w:fldCharType="end"/>
-      </w:r>
-      <w:r>
-        <w:t xml:space="preserve"> – </w:t>
-      </w:r>
-      <w:proofErr w:type="spellStart"/>
-      <w:r>
-        <w:t>vremenski</w:t>
-      </w:r>
-      <w:proofErr w:type="spellEnd"/>
-      <w:r>
-        <w:t xml:space="preserve"> interval 1</w:t>
-      </w:r>
-    </w:p>
-    <w:p>
-      <w:pPr>
-        <w:pStyle w:val="Opisslike"/>
-        <w:jc w:val="center"/>
+      <w:proofErr w:type="spellStart"/>
+      <w:r>
+        <w:rPr>
+          <w:lang w:val="hr-HR"/>
+        </w:rPr>
+        <w:t>address</w:t>
+      </w:r>
+      <w:proofErr w:type="spellEnd"/>
+      <w:r>
+        <w:rPr>
+          <w:lang w:val="hr-HR"/>
+        </w:rPr>
+        <w:t xml:space="preserve"> </w:t>
+      </w:r>
+    </w:p>
+    <w:p>
+      <w:pPr>
+        <w:pStyle w:val="Odlomakpopisa"/>
+        <w:jc w:val="both"/>
+        <w:rPr>
+          <w:lang w:val="hr-HR"/>
+        </w:rPr>
+      </w:pPr>
+      <w:r>
+        <w:rPr>
+          <w:lang w:val="hr-HR"/>
+        </w:rPr>
+        <w:t xml:space="preserve">Cisco-Li_f7:1d:51 (00:16:b6:f7:1d:51) - pristupna točka – </w:t>
+      </w:r>
+      <w:proofErr w:type="spellStart"/>
+      <w:r>
+        <w:rPr>
+          <w:b/>
+          <w:bCs/>
+          <w:lang w:val="hr-HR"/>
+        </w:rPr>
+        <w:t>Transmitter</w:t>
+      </w:r>
+      <w:proofErr w:type="spellEnd"/>
+      <w:r>
+        <w:rPr>
+          <w:b/>
+          <w:bCs/>
+          <w:lang w:val="hr-HR"/>
+        </w:rPr>
+        <w:t xml:space="preserve"> </w:t>
+      </w:r>
+      <w:proofErr w:type="spellStart"/>
+      <w:r>
+        <w:rPr>
+          <w:lang w:val="hr-HR"/>
+        </w:rPr>
+        <w:t>address</w:t>
+      </w:r>
+      <w:proofErr w:type="spellEnd"/>
+      <w:r>
+        <w:rPr>
+          <w:lang w:val="hr-HR"/>
+        </w:rPr>
+        <w:t xml:space="preserve"> </w:t>
+      </w:r>
+    </w:p>
+    <w:p>
+      <w:pPr>
+        <w:pStyle w:val="Odlomakpopisa"/>
+        <w:jc w:val="both"/>
+        <w:rPr>
+          <w:lang w:val="hr-HR"/>
+        </w:rPr>
+      </w:pPr>
+      <w:r>
+        <w:rPr>
+          <w:lang w:val="hr-HR"/>
+        </w:rPr>
+        <w:t xml:space="preserve">Cisco-Li_f4:eb:a8 (00:16:b6:f4:eb:a8) – </w:t>
+      </w:r>
+      <w:proofErr w:type="spellStart"/>
+      <w:r>
+        <w:rPr>
+          <w:lang w:val="hr-HR"/>
+        </w:rPr>
+        <w:t>usmjernik</w:t>
+      </w:r>
+      <w:proofErr w:type="spellEnd"/>
+      <w:r>
+        <w:rPr>
+          <w:lang w:val="hr-HR"/>
+        </w:rPr>
+        <w:t xml:space="preserve"> prvog skoka - </w:t>
+      </w:r>
+      <w:proofErr w:type="spellStart"/>
+      <w:r>
+        <w:rPr>
+          <w:lang w:val="hr-HR"/>
+        </w:rPr>
+        <w:t>Source</w:t>
+      </w:r>
+      <w:proofErr w:type="spellEnd"/>
+      <w:r>
+        <w:rPr>
+          <w:lang w:val="hr-HR"/>
+        </w:rPr>
+        <w:t xml:space="preserve"> </w:t>
+      </w:r>
+      <w:proofErr w:type="spellStart"/>
+      <w:r>
+        <w:rPr>
+          <w:lang w:val="hr-HR"/>
+        </w:rPr>
+        <w:t>address</w:t>
+      </w:r>
+      <w:proofErr w:type="spellEnd"/>
+      <w:r>
+        <w:rPr>
+          <w:lang w:val="hr-HR"/>
+        </w:rPr>
+        <w:t xml:space="preserve"> </w:t>
+      </w:r>
+    </w:p>
+    <w:p>
+      <w:pPr>
+        <w:pStyle w:val="Odlomakpopisa"/>
+        <w:jc w:val="both"/>
+        <w:rPr>
+          <w:b/>
+          <w:bCs/>
+          <w:lang w:val="hr-HR"/>
+        </w:rPr>
+      </w:pPr>
+      <w:r>
+        <w:rPr>
+          <w:lang w:val="hr-HR"/>
+        </w:rPr>
+        <w:t xml:space="preserve">MAC adrese pošiljatelja okvira i IP adresa pošiljatelja </w:t>
+      </w:r>
+      <w:proofErr w:type="spellStart"/>
+      <w:r>
+        <w:rPr>
+          <w:lang w:val="hr-HR"/>
+        </w:rPr>
+        <w:t>datagrama</w:t>
+      </w:r>
+      <w:proofErr w:type="spellEnd"/>
+      <w:r>
+        <w:rPr>
+          <w:lang w:val="hr-HR"/>
+        </w:rPr>
+        <w:t xml:space="preserve"> u kojem se nalazi TCP segment nisu adrese istog uređaja. </w:t>
+      </w:r>
+      <w:r>
+        <w:rPr>
+          <w:lang w:val="hr-HR"/>
+        </w:rPr>
+        <w:t xml:space="preserve">MAC adresa 00:16:b6:f4:eb:a8 pripada </w:t>
+      </w:r>
+      <w:proofErr w:type="spellStart"/>
+      <w:r>
+        <w:rPr>
+          <w:b/>
+          <w:bCs/>
+          <w:lang w:val="hr-HR"/>
+        </w:rPr>
+        <w:t>usmjerniku</w:t>
+      </w:r>
+      <w:proofErr w:type="spellEnd"/>
+      <w:r>
+        <w:rPr>
+          <w:b/>
+          <w:bCs/>
+          <w:lang w:val="hr-HR"/>
+        </w:rPr>
+        <w:t xml:space="preserve"> prvog skoka </w:t>
+      </w:r>
+      <w:r>
+        <w:rPr>
+          <w:lang w:val="hr-HR"/>
+        </w:rPr>
+        <w:t xml:space="preserve">IP adresa 128.119.245.12 pripada računalu </w:t>
+      </w:r>
+      <w:r>
+        <w:rPr>
+          <w:b/>
+          <w:bCs/>
+          <w:lang w:val="hr-HR"/>
+        </w:rPr>
+        <w:t>gaia.cs.umass.edu.</w:t>
+      </w:r>
+    </w:p>
+    <w:p>
+      <w:pPr>
+        <w:pStyle w:val="Odlomakpopisa"/>
+        <w:jc w:val="both"/>
+        <w:rPr>
+          <w:lang w:val="hr-HR"/>
+        </w:rPr>
+      </w:pPr>
+      <w:r>
+        <w:rPr>
+          <w:lang w:val="hr-HR"/>
+        </w:rPr>
+        <w:br w:type="page"/>
+      </w:r>
+    </w:p>
+    <w:p>
+      <w:pPr>
+        <w:pStyle w:val="Odlomakpopisa"/>
+        <w:numPr>
+          <w:ilvl w:val="0"/>
+          <w:numId w:val="1"/>
+        </w:numPr>
+        <w:jc w:val="both"/>
+        <w:rPr>
+          <w:color w:val="FF0000"/>
+          <w:lang w:val="hr-HR"/>
+        </w:rPr>
+      </w:pPr>
+      <w:r>
+        <w:rPr>
+          <w:color w:val="FF0000"/>
+          <w:lang w:val="hr-HR"/>
+        </w:rPr>
+        <w:lastRenderedPageBreak/>
+        <w:t xml:space="preserve">Koje akcije poduzima (koje okvire šalje) računalo da bi prekinulo vezu sa „30 </w:t>
+      </w:r>
+      <w:proofErr w:type="spellStart"/>
+      <w:r>
+        <w:rPr>
+          <w:color w:val="FF0000"/>
+          <w:lang w:val="hr-HR"/>
+        </w:rPr>
+        <w:t>Munroe</w:t>
+      </w:r>
+      <w:proofErr w:type="spellEnd"/>
+      <w:r>
+        <w:rPr>
+          <w:color w:val="FF0000"/>
+          <w:lang w:val="hr-HR"/>
+        </w:rPr>
+        <w:t xml:space="preserve"> St“ pristupnom</w:t>
+      </w:r>
+      <w:r>
+        <w:rPr>
+          <w:color w:val="FF0000"/>
+          <w:lang w:val="hr-HR"/>
+        </w:rPr>
+        <w:t xml:space="preserve"> </w:t>
+      </w:r>
+      <w:r>
+        <w:rPr>
+          <w:color w:val="FF0000"/>
+          <w:lang w:val="hr-HR"/>
+        </w:rPr>
+        <w:t>točkom (vrijeme t=49)? (Pomoć: prvo je akcija IP-sloja, a nakon toga ide akcija 802.11-sloja)</w:t>
+      </w:r>
+    </w:p>
+    <w:p>
+      <w:pPr>
+        <w:pStyle w:val="Odlomakpopisa"/>
+        <w:jc w:val="both"/>
+        <w:rPr>
+          <w:color w:val="FF0000"/>
+          <w:lang w:val="hr-HR"/>
+        </w:rPr>
+      </w:pPr>
+    </w:p>
+    <w:p>
+      <w:pPr>
+        <w:pStyle w:val="Odlomakpopisa"/>
+        <w:jc w:val="both"/>
+        <w:rPr>
+          <w:b/>
+          <w:bCs/>
+          <w:lang w:val="hr-HR"/>
+        </w:rPr>
+      </w:pPr>
+      <w:r>
+        <w:rPr>
+          <w:lang w:val="hr-HR"/>
+        </w:rPr>
+        <w:t xml:space="preserve">Paket 1733: bežični </w:t>
+      </w:r>
+      <w:proofErr w:type="spellStart"/>
+      <w:r>
+        <w:rPr>
+          <w:lang w:val="hr-HR"/>
+        </w:rPr>
+        <w:t>host</w:t>
+      </w:r>
+      <w:proofErr w:type="spellEnd"/>
+      <w:r>
+        <w:rPr>
+          <w:lang w:val="hr-HR"/>
+        </w:rPr>
+        <w:t xml:space="preserve"> šalje zahtjev za oslobođenje dodijeljenih IP adresa - </w:t>
+      </w:r>
+      <w:r>
+        <w:rPr>
+          <w:b/>
+          <w:bCs/>
+          <w:lang w:val="hr-HR"/>
+        </w:rPr>
+        <w:t xml:space="preserve">DHCP </w:t>
+      </w:r>
+      <w:proofErr w:type="spellStart"/>
+      <w:r>
+        <w:rPr>
+          <w:b/>
+          <w:bCs/>
+          <w:lang w:val="hr-HR"/>
+        </w:rPr>
+        <w:t>Release</w:t>
+      </w:r>
+      <w:proofErr w:type="spellEnd"/>
+    </w:p>
+    <w:p>
+      <w:pPr>
+        <w:pStyle w:val="Odlomakpopisa"/>
+        <w:jc w:val="both"/>
+        <w:rPr>
+          <w:b/>
+          <w:bCs/>
+          <w:color w:val="FF0000"/>
+          <w:lang w:val="hr-HR"/>
+        </w:rPr>
       </w:pPr>
     </w:p>
     <w:p>
@@ -498,14 +2498,12 @@
       <w:r>
         <w:rPr>
           <w:noProof/>
-          <w:color w:val="FF0000"/>
-          <w:lang w:val="hr-HR"/>
         </w:rPr>
         <w:drawing>
-          <wp:inline distT="0" distB="0" distL="0" distR="0" wp14:anchorId="63E3DB98" wp14:editId="643DFC07">
-            <wp:extent cx="4680000" cy="3743790"/>
-            <wp:effectExtent l="0" t="0" r="6350" b="9525"/>
-            <wp:docPr id="4" name="Image4"/>
+          <wp:inline distT="0" distB="0" distL="0" distR="0" wp14:anchorId="3DA94DAE" wp14:editId="27746BBB">
+            <wp:extent cx="4679380" cy="3131671"/>
+            <wp:effectExtent l="0" t="0" r="6985" b="0"/>
+            <wp:docPr id="348404048" name="Slika 1" descr="Slika na kojoj se prikazuje tekst, elektronika, snimka zaslona, softver&#10;&#10;Opis je automatski generiran"/>
             <wp:cNvGraphicFramePr>
               <a:graphicFrameLocks xmlns:a="http://schemas.openxmlformats.org/drawingml/2006/main" noChangeAspect="1"/>
             </wp:cNvGraphicFramePr>
@@ -513,27 +2511,319 @@
               <a:graphicData uri="http://schemas.openxmlformats.org/drawingml/2006/picture">
                 <pic:pic xmlns:pic="http://schemas.openxmlformats.org/drawingml/2006/picture">
                   <pic:nvPicPr>
-                    <pic:cNvPr id="4" name="Image4"/>
-                    <pic:cNvPicPr>
-                      <a:picLocks noChangeAspect="1" noChangeArrowheads="1"/>
-                    </pic:cNvPicPr>
+                    <pic:cNvPr id="348404048" name="Slika 1" descr="Slika na kojoj se prikazuje tekst, elektronika, snimka zaslona, softver&#10;&#10;Opis je automatski generiran"/>
+                    <pic:cNvPicPr/>
+                  </pic:nvPicPr>
+                  <pic:blipFill rotWithShape="1">
+                    <a:blip r:embed="rId18"/>
+                    <a:srcRect b="32181"/>
+                    <a:stretch/>
+                  </pic:blipFill>
+                  <pic:spPr bwMode="auto">
+                    <a:xfrm>
+                      <a:off x="0" y="0"/>
+                      <a:ext cx="4680000" cy="3132086"/>
+                    </a:xfrm>
+                    <a:prstGeom prst="rect">
+                      <a:avLst/>
+                    </a:prstGeom>
+                    <a:ln>
+                      <a:noFill/>
+                    </a:ln>
+                    <a:extLst>
+                      <a:ext uri="{53640926-AAD7-44D8-BBD7-CCE9431645EC}">
+                        <a14:shadowObscured xmlns:a14="http://schemas.microsoft.com/office/drawing/2010/main"/>
+                      </a:ext>
+                    </a:extLst>
+                  </pic:spPr>
+                </pic:pic>
+              </a:graphicData>
+            </a:graphic>
+          </wp:inline>
+        </w:drawing>
+      </w:r>
+    </w:p>
+    <w:p>
+      <w:pPr>
+        <w:pStyle w:val="Opisslike"/>
+        <w:jc w:val="center"/>
+        <w:rPr>
+          <w:b/>
+          <w:bCs/>
+          <w:color w:val="FF0000"/>
+          <w:lang w:val="hr-HR"/>
+        </w:rPr>
+      </w:pPr>
+      <w:proofErr w:type="spellStart"/>
+      <w:r>
+        <w:t>Slika</w:t>
+      </w:r>
+      <w:proofErr w:type="spellEnd"/>
+      <w:r>
+        <w:t xml:space="preserve"> </w:t>
+      </w:r>
+      <w:r>
+        <w:fldChar w:fldCharType="begin"/>
+      </w:r>
+      <w:r>
+        <w:instrText xml:space="preserve"> SEQ Slika \* ARABIC </w:instrText>
+      </w:r>
+      <w:r>
+        <w:fldChar w:fldCharType="separate"/>
+      </w:r>
+      <w:r>
+        <w:rPr>
+          <w:noProof/>
+        </w:rPr>
+        <w:t>13</w:t>
+      </w:r>
+      <w:r>
+        <w:fldChar w:fldCharType="end"/>
+      </w:r>
+    </w:p>
+    <w:p>
+      <w:pPr>
+        <w:pStyle w:val="Odlomakpopisa"/>
+        <w:jc w:val="both"/>
+        <w:rPr>
+          <w:lang w:val="hr-HR"/>
+        </w:rPr>
+      </w:pPr>
+      <w:r>
+        <w:rPr>
+          <w:lang w:val="hr-HR"/>
+        </w:rPr>
+        <w:t xml:space="preserve">Paket 1735: oslobađa se IP adresa koju je DHCP server dodijelio </w:t>
+      </w:r>
+      <w:proofErr w:type="spellStart"/>
+      <w:r>
+        <w:rPr>
+          <w:lang w:val="hr-HR"/>
+        </w:rPr>
+        <w:t>hostu</w:t>
+      </w:r>
+      <w:proofErr w:type="spellEnd"/>
+      <w:r>
+        <w:rPr>
+          <w:lang w:val="hr-HR"/>
+        </w:rPr>
+        <w:t xml:space="preserve"> – </w:t>
+      </w:r>
+      <w:proofErr w:type="spellStart"/>
+      <w:r>
+        <w:rPr>
+          <w:b/>
+          <w:bCs/>
+          <w:lang w:val="hr-HR"/>
+        </w:rPr>
+        <w:t>Deauthentication</w:t>
+      </w:r>
+      <w:proofErr w:type="spellEnd"/>
+    </w:p>
+    <w:p>
+      <w:pPr>
+        <w:pStyle w:val="Odlomakpopisa"/>
+        <w:jc w:val="both"/>
+        <w:rPr>
+          <w:color w:val="FF0000"/>
+          <w:lang w:val="hr-HR"/>
+        </w:rPr>
+      </w:pPr>
+    </w:p>
+    <w:p>
+      <w:pPr>
+        <w:pStyle w:val="Odlomakpopisa"/>
+        <w:keepNext/>
+        <w:jc w:val="center"/>
+      </w:pPr>
+      <w:r>
+        <w:rPr>
+          <w:noProof/>
+        </w:rPr>
+        <w:drawing>
+          <wp:inline distT="0" distB="0" distL="0" distR="0" wp14:anchorId="59B2D4DD" wp14:editId="1B6D1A8E">
+            <wp:extent cx="4679380" cy="4093883"/>
+            <wp:effectExtent l="0" t="0" r="6985" b="1905"/>
+            <wp:docPr id="785509181" name="Slika 1" descr="Slika na kojoj se prikazuje tekst, snimka zaslona, softver, zaslon&#10;&#10;Opis je automatski generiran"/>
+            <wp:cNvGraphicFramePr>
+              <a:graphicFrameLocks xmlns:a="http://schemas.openxmlformats.org/drawingml/2006/main" noChangeAspect="1"/>
+            </wp:cNvGraphicFramePr>
+            <a:graphic xmlns:a="http://schemas.openxmlformats.org/drawingml/2006/main">
+              <a:graphicData uri="http://schemas.openxmlformats.org/drawingml/2006/picture">
+                <pic:pic xmlns:pic="http://schemas.openxmlformats.org/drawingml/2006/picture">
+                  <pic:nvPicPr>
+                    <pic:cNvPr id="785509181" name="Slika 1" descr="Slika na kojoj se prikazuje tekst, snimka zaslona, softver, zaslon&#10;&#10;Opis je automatski generiran"/>
+                    <pic:cNvPicPr/>
+                  </pic:nvPicPr>
+                  <pic:blipFill rotWithShape="1">
+                    <a:blip r:embed="rId19"/>
+                    <a:srcRect b="11344"/>
+                    <a:stretch/>
+                  </pic:blipFill>
+                  <pic:spPr bwMode="auto">
+                    <a:xfrm>
+                      <a:off x="0" y="0"/>
+                      <a:ext cx="4680000" cy="4094426"/>
+                    </a:xfrm>
+                    <a:prstGeom prst="rect">
+                      <a:avLst/>
+                    </a:prstGeom>
+                    <a:ln>
+                      <a:noFill/>
+                    </a:ln>
+                    <a:extLst>
+                      <a:ext uri="{53640926-AAD7-44D8-BBD7-CCE9431645EC}">
+                        <a14:shadowObscured xmlns:a14="http://schemas.microsoft.com/office/drawing/2010/main"/>
+                      </a:ext>
+                    </a:extLst>
+                  </pic:spPr>
+                </pic:pic>
+              </a:graphicData>
+            </a:graphic>
+          </wp:inline>
+        </w:drawing>
+      </w:r>
+    </w:p>
+    <w:p>
+      <w:pPr>
+        <w:pStyle w:val="Opisslike"/>
+        <w:jc w:val="center"/>
+        <w:rPr>
+          <w:color w:val="FF0000"/>
+          <w:lang w:val="hr-HR"/>
+        </w:rPr>
+      </w:pPr>
+      <w:proofErr w:type="spellStart"/>
+      <w:r>
+        <w:t>Slika</w:t>
+      </w:r>
+      <w:proofErr w:type="spellEnd"/>
+      <w:r>
+        <w:t xml:space="preserve"> </w:t>
+      </w:r>
+      <w:r>
+        <w:fldChar w:fldCharType="begin"/>
+      </w:r>
+      <w:r>
+        <w:instrText xml:space="preserve"> SEQ Slika \* ARABIC </w:instrText>
+      </w:r>
+      <w:r>
+        <w:fldChar w:fldCharType="separate"/>
+      </w:r>
+      <w:r>
+        <w:rPr>
+          <w:noProof/>
+        </w:rPr>
+        <w:t>14</w:t>
+      </w:r>
+      <w:r>
+        <w:fldChar w:fldCharType="end"/>
+      </w:r>
+    </w:p>
+    <w:p>
+      <w:pPr>
+        <w:pStyle w:val="Odlomakpopisa"/>
+        <w:numPr>
+          <w:ilvl w:val="0"/>
+          <w:numId w:val="1"/>
+        </w:numPr>
+        <w:jc w:val="both"/>
+        <w:rPr>
+          <w:color w:val="FF0000"/>
+          <w:lang w:val="hr-HR"/>
+        </w:rPr>
+      </w:pPr>
+      <w:r>
+        <w:rPr>
+          <w:color w:val="FF0000"/>
+          <w:lang w:val="hr-HR"/>
+        </w:rPr>
+        <w:lastRenderedPageBreak/>
+        <w:t>Pregledajte AUTHENTICATION okvire koje je računalo poslalo pristupnoj točki i obrnuto. Koliko je</w:t>
+      </w:r>
+      <w:r>
+        <w:rPr>
+          <w:color w:val="FF0000"/>
+          <w:lang w:val="hr-HR"/>
+        </w:rPr>
+        <w:t xml:space="preserve"> </w:t>
+      </w:r>
+      <w:r>
+        <w:rPr>
+          <w:color w:val="FF0000"/>
+          <w:lang w:val="hr-HR"/>
+        </w:rPr>
+        <w:t>AUTHENTICATION poruka računalo poslalo pristupnoj točki linksys_ses_24086, koja ima MAC adresu Cisco-Li_f5:ba:bb (00:18:39:f5:ba:bb) počevši od t=49?</w:t>
+      </w:r>
+    </w:p>
+    <w:p>
+      <w:pPr>
+        <w:pStyle w:val="Odlomakpopisa"/>
+        <w:jc w:val="both"/>
+        <w:rPr>
+          <w:lang w:val="hr-HR"/>
+        </w:rPr>
+      </w:pPr>
+    </w:p>
+    <w:p>
+      <w:pPr>
+        <w:pStyle w:val="Odlomakpopisa"/>
+        <w:jc w:val="both"/>
+        <w:rPr>
+          <w:lang w:val="hr-HR"/>
+        </w:rPr>
+      </w:pPr>
+      <w:r>
+        <w:rPr>
+          <w:lang w:val="hr-HR"/>
+        </w:rPr>
+        <w:t>15 poruka</w:t>
+      </w:r>
+    </w:p>
+    <w:p>
+      <w:pPr>
+        <w:pStyle w:val="Odlomakpopisa"/>
+        <w:jc w:val="both"/>
+        <w:rPr>
+          <w:lang w:val="hr-HR"/>
+        </w:rPr>
+      </w:pPr>
+    </w:p>
+    <w:p>
+      <w:pPr>
+        <w:pStyle w:val="Odlomakpopisa"/>
+        <w:keepNext/>
+        <w:jc w:val="center"/>
+      </w:pPr>
+      <w:r>
+        <w:rPr>
+          <w:noProof/>
+        </w:rPr>
+        <w:drawing>
+          <wp:inline distT="0" distB="0" distL="0" distR="0" wp14:anchorId="6D82F268" wp14:editId="19BC414B">
+            <wp:extent cx="4680000" cy="4618332"/>
+            <wp:effectExtent l="0" t="0" r="6350" b="0"/>
+            <wp:docPr id="527532181" name="Slika 1" descr="Slika na kojoj se prikazuje tekst, elektronika, snimka zaslona, softver&#10;&#10;Opis je automatski generiran"/>
+            <wp:cNvGraphicFramePr>
+              <a:graphicFrameLocks xmlns:a="http://schemas.openxmlformats.org/drawingml/2006/main" noChangeAspect="1"/>
+            </wp:cNvGraphicFramePr>
+            <a:graphic xmlns:a="http://schemas.openxmlformats.org/drawingml/2006/main">
+              <a:graphicData uri="http://schemas.openxmlformats.org/drawingml/2006/picture">
+                <pic:pic xmlns:pic="http://schemas.openxmlformats.org/drawingml/2006/picture">
+                  <pic:nvPicPr>
+                    <pic:cNvPr id="527532181" name="Slika 1" descr="Slika na kojoj se prikazuje tekst, elektronika, snimka zaslona, softver&#10;&#10;Opis je automatski generiran"/>
+                    <pic:cNvPicPr/>
                   </pic:nvPicPr>
                   <pic:blipFill>
-                    <a:blip r:embed="rId9">
-                      <a:extLst>
-                        <a:ext uri="{28A0092B-C50C-407E-A947-70E740481C1C}">
-                          <a14:useLocalDpi xmlns:a14="http://schemas.microsoft.com/office/drawing/2010/main" val="0"/>
-                        </a:ext>
-                      </a:extLst>
-                    </a:blip>
+                    <a:blip r:embed="rId20"/>
                     <a:stretch>
                       <a:fillRect/>
                     </a:stretch>
                   </pic:blipFill>
-                  <pic:spPr bwMode="auto">
+                  <pic:spPr>
                     <a:xfrm>
                       <a:off x="0" y="0"/>
-                      <a:ext cx="4680000" cy="3743790"/>
+                      <a:ext cx="4680000" cy="4618332"/>
                     </a:xfrm>
                     <a:prstGeom prst="rect">
                       <a:avLst/>
@@ -550,6 +2840,10 @@
       <w:pPr>
         <w:pStyle w:val="Opisslike"/>
         <w:jc w:val="center"/>
+        <w:rPr>
+          <w:color w:val="FF0000"/>
+          <w:lang w:val="hr-HR"/>
+        </w:rPr>
       </w:pPr>
       <w:proofErr w:type="spellStart"/>
       <w:r>
@@ -572,28 +2866,28 @@
         <w:rPr>
           <w:noProof/>
         </w:rPr>
-        <w:t>4</w:t>
+        <w:t>15</w:t>
       </w:r>
       <w:r>
         <w:fldChar w:fldCharType="end"/>
       </w:r>
-      <w:r>
-        <w:t xml:space="preserve"> – </w:t>
-      </w:r>
-      <w:proofErr w:type="spellStart"/>
-      <w:r>
-        <w:t>vremenski</w:t>
-      </w:r>
-      <w:proofErr w:type="spellEnd"/>
-      <w:r>
-        <w:t xml:space="preserve"> interval 2</w:t>
-      </w:r>
-    </w:p>
-    <w:p>
-      <w:pPr>
-        <w:pStyle w:val="Opisslike"/>
-        <w:jc w:val="center"/>
-      </w:pPr>
+    </w:p>
+    <w:p>
+      <w:pPr>
+        <w:pStyle w:val="Odlomakpopisa"/>
+        <w:jc w:val="both"/>
+        <w:rPr>
+          <w:color w:val="FF0000"/>
+          <w:lang w:val="hr-HR"/>
+        </w:rPr>
+      </w:pPr>
+      <w:r>
+        <w:rPr>
+          <w:color w:val="FF0000"/>
+          <w:lang w:val="hr-HR"/>
+        </w:rPr>
+        <w:br w:type="page"/>
+      </w:r>
     </w:p>
     <w:p>
       <w:pPr>
@@ -614,46 +2908,126 @@
           <w:lang w:val="hr-HR"/>
         </w:rPr>
         <w:lastRenderedPageBreak/>
-        <w:t xml:space="preserve">Koja je izvorišna MAC adresa </w:t>
-      </w:r>
-      <w:proofErr w:type="spellStart"/>
-      <w:r>
-        <w:rPr>
-          <w:color w:val="FF0000"/>
-          <w:lang w:val="hr-HR"/>
-        </w:rPr>
-        <w:t>beacon</w:t>
-      </w:r>
-      <w:proofErr w:type="spellEnd"/>
-      <w:r>
-        <w:rPr>
-          <w:color w:val="FF0000"/>
-          <w:lang w:val="hr-HR"/>
-        </w:rPr>
-        <w:t xml:space="preserve"> okvira sa 30 </w:t>
-      </w:r>
-      <w:proofErr w:type="spellStart"/>
-      <w:r>
-        <w:rPr>
-          <w:color w:val="FF0000"/>
-          <w:lang w:val="hr-HR"/>
-        </w:rPr>
-        <w:t>Munroe</w:t>
-      </w:r>
-      <w:proofErr w:type="spellEnd"/>
-      <w:r>
-        <w:rPr>
-          <w:color w:val="FF0000"/>
-          <w:lang w:val="hr-HR"/>
-        </w:rPr>
-        <w:t xml:space="preserve"> St?</w:t>
-      </w:r>
-    </w:p>
-    <w:p>
-      <w:pPr>
-        <w:pStyle w:val="Odlomakpopisa"/>
-        <w:jc w:val="both"/>
-        <w:rPr>
+        <w:t xml:space="preserve">Želi li računalo </w:t>
+      </w:r>
+      <w:proofErr w:type="spellStart"/>
+      <w:r>
+        <w:rPr>
+          <w:color w:val="FF0000"/>
+          <w:lang w:val="hr-HR"/>
+        </w:rPr>
+        <w:t>autentikaciju</w:t>
+      </w:r>
+      <w:proofErr w:type="spellEnd"/>
+      <w:r>
+        <w:rPr>
+          <w:color w:val="FF0000"/>
+          <w:lang w:val="hr-HR"/>
+        </w:rPr>
+        <w:t xml:space="preserve"> koja zahtjeva korištenje kriptografskog ključa ili otvoren pristup?</w:t>
+      </w:r>
+    </w:p>
+    <w:p>
+      <w:pPr>
+        <w:pStyle w:val="Odlomakpopisa"/>
+        <w:jc w:val="both"/>
+        <w:rPr>
+          <w:color w:val="FF0000"/>
+          <w:lang w:val="hr-HR"/>
+        </w:rPr>
+      </w:pPr>
+    </w:p>
+    <w:p>
+      <w:pPr>
+        <w:pStyle w:val="Odlomakpopisa"/>
+        <w:jc w:val="both"/>
+        <w:rPr>
+          <w:lang w:val="hr-HR"/>
+        </w:rPr>
+      </w:pPr>
+      <w:r>
+        <w:rPr>
+          <w:lang w:val="hr-HR"/>
+        </w:rPr>
+        <w:t>Otvoren pristup (ako je vrijednost polja "</w:t>
+      </w:r>
+      <w:proofErr w:type="spellStart"/>
+      <w:r>
+        <w:rPr>
+          <w:lang w:val="hr-HR"/>
+        </w:rPr>
+        <w:t>Authentication</w:t>
+      </w:r>
+      <w:proofErr w:type="spellEnd"/>
+      <w:r>
+        <w:rPr>
+          <w:lang w:val="hr-HR"/>
+        </w:rPr>
+        <w:t xml:space="preserve"> </w:t>
+      </w:r>
+      <w:proofErr w:type="spellStart"/>
+      <w:r>
+        <w:rPr>
+          <w:lang w:val="hr-HR"/>
+        </w:rPr>
+        <w:t>Algorithm</w:t>
+      </w:r>
+      <w:proofErr w:type="spellEnd"/>
+      <w:r>
+        <w:rPr>
+          <w:lang w:val="hr-HR"/>
+        </w:rPr>
+        <w:t>" 0, računalo želi otvoren pristup, a ako je vrijednost polja "</w:t>
+      </w:r>
+      <w:proofErr w:type="spellStart"/>
+      <w:r>
+        <w:rPr>
+          <w:lang w:val="hr-HR"/>
+        </w:rPr>
+        <w:t>Authentication</w:t>
+      </w:r>
+      <w:proofErr w:type="spellEnd"/>
+      <w:r>
+        <w:rPr>
+          <w:lang w:val="hr-HR"/>
+        </w:rPr>
+        <w:t xml:space="preserve"> </w:t>
+      </w:r>
+      <w:proofErr w:type="spellStart"/>
+      <w:r>
+        <w:rPr>
+          <w:lang w:val="hr-HR"/>
+        </w:rPr>
+        <w:t>Algorithm</w:t>
+      </w:r>
+      <w:proofErr w:type="spellEnd"/>
+      <w:r>
+        <w:rPr>
+          <w:lang w:val="hr-HR"/>
+        </w:rPr>
+        <w:t xml:space="preserve">" 1, računalo želi </w:t>
+      </w:r>
+      <w:proofErr w:type="spellStart"/>
+      <w:r>
+        <w:rPr>
+          <w:lang w:val="hr-HR"/>
+        </w:rPr>
+        <w:t>autentikaciju</w:t>
+      </w:r>
+      <w:proofErr w:type="spellEnd"/>
+      <w:r>
+        <w:rPr>
+          <w:lang w:val="hr-HR"/>
+        </w:rPr>
+        <w:t xml:space="preserve"> koja zahtijeva korištenje kriptografskog ključa.</w:t>
+      </w:r>
+    </w:p>
+    <w:p>
+      <w:pPr>
+        <w:pStyle w:val="Odlomakpopisa"/>
+        <w:jc w:val="both"/>
+        <w:rPr>
+          <w:color w:val="FF0000"/>
           <w:lang w:val="hr-HR"/>
         </w:rPr>
       </w:pPr>
@@ -669,10 +3043,10 @@
           <w:noProof/>
         </w:rPr>
         <w:drawing>
-          <wp:inline distT="0" distB="0" distL="0" distR="0" wp14:anchorId="4CCCFD80" wp14:editId="47780F5F">
-            <wp:extent cx="4680000" cy="3743790"/>
-            <wp:effectExtent l="0" t="0" r="6350" b="9525"/>
-            <wp:docPr id="5" name="Image5"/>
+          <wp:inline distT="0" distB="0" distL="0" distR="0" wp14:anchorId="62E68ED5" wp14:editId="546DD0FF">
+            <wp:extent cx="4680000" cy="4618332"/>
+            <wp:effectExtent l="0" t="0" r="6350" b="0"/>
+            <wp:docPr id="381235917" name="Slika 1" descr="Slika na kojoj se prikazuje tekst, snimka zaslona, softver, broj&#10;&#10;Opis je automatski generiran"/>
             <wp:cNvGraphicFramePr>
               <a:graphicFrameLocks xmlns:a="http://schemas.openxmlformats.org/drawingml/2006/main" noChangeAspect="1"/>
             </wp:cNvGraphicFramePr>
@@ -680,27 +3054,19 @@
               <a:graphicData uri="http://schemas.openxmlformats.org/drawingml/2006/picture">
                 <pic:pic xmlns:pic="http://schemas.openxmlformats.org/drawingml/2006/picture">
                   <pic:nvPicPr>
-                    <pic:cNvPr id="5" name="Image5"/>
-                    <pic:cNvPicPr>
-                      <a:picLocks noChangeAspect="1" noChangeArrowheads="1"/>
-                    </pic:cNvPicPr>
+                    <pic:cNvPr id="381235917" name="Slika 1" descr="Slika na kojoj se prikazuje tekst, snimka zaslona, softver, broj&#10;&#10;Opis je automatski generiran"/>
+                    <pic:cNvPicPr/>
                   </pic:nvPicPr>
                   <pic:blipFill>
-                    <a:blip r:embed="rId10">
-                      <a:extLst>
-                        <a:ext uri="{28A0092B-C50C-407E-A947-70E740481C1C}">
-                          <a14:useLocalDpi xmlns:a14="http://schemas.microsoft.com/office/drawing/2010/main" val="0"/>
-                        </a:ext>
-                      </a:extLst>
-                    </a:blip>
+                    <a:blip r:embed="rId21"/>
                     <a:stretch>
                       <a:fillRect/>
                     </a:stretch>
                   </pic:blipFill>
-                  <pic:spPr bwMode="auto">
+                  <pic:spPr>
                     <a:xfrm>
                       <a:off x="0" y="0"/>
-                      <a:ext cx="4680000" cy="3743790"/>
+                      <a:ext cx="4680000" cy="4618332"/>
                     </a:xfrm>
                     <a:prstGeom prst="rect">
                       <a:avLst/>
@@ -718,6 +3084,7 @@
         <w:pStyle w:val="Opisslike"/>
         <w:jc w:val="center"/>
         <w:rPr>
+          <w:color w:val="FF0000"/>
           <w:lang w:val="hr-HR"/>
         </w:rPr>
       </w:pPr>
@@ -742,36 +3109,28 @@
         <w:rPr>
           <w:noProof/>
         </w:rPr>
-        <w:t>5</w:t>
+        <w:t>16</w:t>
       </w:r>
       <w:r>
         <w:fldChar w:fldCharType="end"/>
       </w:r>
-      <w:r>
-        <w:t xml:space="preserve"> – </w:t>
-      </w:r>
-      <w:proofErr w:type="spellStart"/>
-      <w:r>
-        <w:t>izvorišna</w:t>
-      </w:r>
-      <w:proofErr w:type="spellEnd"/>
-      <w:r>
-        <w:t xml:space="preserve"> MAC </w:t>
-      </w:r>
-      <w:proofErr w:type="spellStart"/>
-      <w:r>
-        <w:t>adresa</w:t>
-      </w:r>
-      <w:proofErr w:type="spellEnd"/>
-    </w:p>
-    <w:p>
-      <w:pPr>
-        <w:pStyle w:val="Odlomakpopisa"/>
-        <w:jc w:val="both"/>
-        <w:rPr>
-          <w:lang w:val="hr-HR"/>
-        </w:rPr>
-      </w:pPr>
+    </w:p>
+    <w:p>
+      <w:pPr>
+        <w:pStyle w:val="Odlomakpopisa"/>
+        <w:jc w:val="both"/>
+        <w:rPr>
+          <w:color w:val="FF0000"/>
+          <w:lang w:val="hr-HR"/>
+        </w:rPr>
+      </w:pPr>
+      <w:r>
+        <w:rPr>
+          <w:color w:val="FF0000"/>
+          <w:lang w:val="hr-HR"/>
+        </w:rPr>
+        <w:br w:type="page"/>
+      </w:r>
     </w:p>
     <w:p>
       <w:pPr>
@@ -791,23 +3150,76 @@
           <w:color w:val="FF0000"/>
           <w:lang w:val="hr-HR"/>
         </w:rPr>
-        <w:t xml:space="preserve">Koja je odredišna MAC adresa </w:t>
-      </w:r>
-      <w:proofErr w:type="spellStart"/>
-      <w:r>
-        <w:rPr>
-          <w:color w:val="FF0000"/>
-          <w:lang w:val="hr-HR"/>
-        </w:rPr>
-        <w:t>beacon</w:t>
-      </w:r>
-      <w:proofErr w:type="spellEnd"/>
-      <w:r>
-        <w:rPr>
-          <w:color w:val="FF0000"/>
-          <w:lang w:val="hr-HR"/>
-        </w:rPr>
-        <w:t xml:space="preserve"> okvira sa 30 </w:t>
+        <w:lastRenderedPageBreak/>
+        <w:t>Vidite li AUTHENTICATION odgovor od linksys_ses_24086 AP?</w:t>
+      </w:r>
+    </w:p>
+    <w:p>
+      <w:pPr>
+        <w:pStyle w:val="Odlomakpopisa"/>
+        <w:jc w:val="both"/>
+        <w:rPr>
+          <w:lang w:val="hr-HR"/>
+        </w:rPr>
+      </w:pPr>
+    </w:p>
+    <w:p>
+      <w:pPr>
+        <w:pStyle w:val="Odlomakpopisa"/>
+        <w:jc w:val="both"/>
+        <w:rPr>
+          <w:lang w:val="hr-HR"/>
+        </w:rPr>
+      </w:pPr>
+      <w:r>
+        <w:rPr>
+          <w:lang w:val="hr-HR"/>
+        </w:rPr>
+        <w:t>Ne</w:t>
+      </w:r>
+    </w:p>
+    <w:p>
+      <w:pPr>
+        <w:pStyle w:val="Odlomakpopisa"/>
+        <w:jc w:val="both"/>
+        <w:rPr>
+          <w:lang w:val="hr-HR"/>
+        </w:rPr>
+      </w:pPr>
+    </w:p>
+    <w:p>
+      <w:pPr>
+        <w:pStyle w:val="Odlomakpopisa"/>
+        <w:numPr>
+          <w:ilvl w:val="0"/>
+          <w:numId w:val="1"/>
+        </w:numPr>
+        <w:jc w:val="both"/>
+        <w:rPr>
+          <w:color w:val="FF0000"/>
+          <w:lang w:val="hr-HR"/>
+        </w:rPr>
+      </w:pPr>
+      <w:r>
+        <w:rPr>
+          <w:color w:val="FF0000"/>
+          <w:lang w:val="hr-HR"/>
+        </w:rPr>
+        <w:t>Što se događa kada računalo odustaje od povezivanja s linksys_ses_24086 AP, te se onda pokušava</w:t>
+      </w:r>
+      <w:r>
+        <w:rPr>
+          <w:color w:val="FF0000"/>
+          <w:lang w:val="hr-HR"/>
+        </w:rPr>
+        <w:t xml:space="preserve"> </w:t>
+      </w:r>
+      <w:r>
+        <w:rPr>
+          <w:color w:val="FF0000"/>
+          <w:lang w:val="hr-HR"/>
+        </w:rPr>
+        <w:t xml:space="preserve">povezati s 30 </w:t>
       </w:r>
       <w:proofErr w:type="spellStart"/>
       <w:r>
@@ -823,7 +3235,139 @@
           <w:color w:val="FF0000"/>
           <w:lang w:val="hr-HR"/>
         </w:rPr>
-        <w:t xml:space="preserve"> St?</w:t>
+        <w:t xml:space="preserve"> St AP. Pogledajte AUTHENICATION okvire koje računalo šalje AP i obrnuto. U kojem</w:t>
+      </w:r>
+      <w:r>
+        <w:rPr>
+          <w:color w:val="FF0000"/>
+          <w:lang w:val="hr-HR"/>
+        </w:rPr>
+        <w:t xml:space="preserve"> </w:t>
+      </w:r>
+      <w:r>
+        <w:rPr>
+          <w:color w:val="FF0000"/>
+          <w:lang w:val="hr-HR"/>
+        </w:rPr>
+        <w:t xml:space="preserve">trenucima računalo šalje AUTHENTICATION okvir 30 </w:t>
+      </w:r>
+      <w:proofErr w:type="spellStart"/>
+      <w:r>
+        <w:rPr>
+          <w:color w:val="FF0000"/>
+          <w:lang w:val="hr-HR"/>
+        </w:rPr>
+        <w:t>Munroe</w:t>
+      </w:r>
+      <w:proofErr w:type="spellEnd"/>
+      <w:r>
+        <w:rPr>
+          <w:color w:val="FF0000"/>
+          <w:lang w:val="hr-HR"/>
+        </w:rPr>
+        <w:t xml:space="preserve"> St. AP, a kada prima AUTHENTICATION</w:t>
+      </w:r>
+      <w:r>
+        <w:rPr>
+          <w:color w:val="FF0000"/>
+          <w:lang w:val="hr-HR"/>
+        </w:rPr>
+        <w:t xml:space="preserve"> </w:t>
+      </w:r>
+      <w:r>
+        <w:rPr>
+          <w:color w:val="FF0000"/>
+          <w:lang w:val="hr-HR"/>
+        </w:rPr>
+        <w:t>odgovor od AP?</w:t>
+      </w:r>
+    </w:p>
+    <w:p>
+      <w:pPr>
+        <w:pStyle w:val="Odlomakpopisa"/>
+        <w:jc w:val="both"/>
+        <w:rPr>
+          <w:lang w:val="hr-HR"/>
+        </w:rPr>
+      </w:pPr>
+    </w:p>
+    <w:p>
+      <w:pPr>
+        <w:pStyle w:val="Odlomakpopisa"/>
+        <w:jc w:val="both"/>
+        <w:rPr>
+          <w:lang w:val="hr-HR"/>
+        </w:rPr>
+      </w:pPr>
+      <w:r>
+        <w:rPr>
+          <w:lang w:val="hr-HR"/>
+        </w:rPr>
+        <w:t xml:space="preserve">Računalo odustaje od povezivanja s `linksys_ses_24086` AP i šalje AUTHENTICATION okvir `30 </w:t>
+      </w:r>
+      <w:proofErr w:type="spellStart"/>
+      <w:r>
+        <w:rPr>
+          <w:lang w:val="hr-HR"/>
+        </w:rPr>
+        <w:t>Munroe</w:t>
+      </w:r>
+      <w:proofErr w:type="spellEnd"/>
+      <w:r>
+        <w:rPr>
+          <w:lang w:val="hr-HR"/>
+        </w:rPr>
+        <w:t xml:space="preserve"> St` AP u trenutku `t=63.</w:t>
+      </w:r>
+      <w:r>
+        <w:rPr>
+          <w:lang w:val="hr-HR"/>
+        </w:rPr>
+        <w:t>168087</w:t>
+      </w:r>
+      <w:r>
+        <w:rPr>
+          <w:lang w:val="hr-HR"/>
+        </w:rPr>
+        <w:t xml:space="preserve">`, a AUTHENTICATION odgovor od `30 </w:t>
+      </w:r>
+      <w:proofErr w:type="spellStart"/>
+      <w:r>
+        <w:rPr>
+          <w:lang w:val="hr-HR"/>
+        </w:rPr>
+        <w:t>Munroe</w:t>
+      </w:r>
+      <w:proofErr w:type="spellEnd"/>
+      <w:r>
+        <w:rPr>
+          <w:lang w:val="hr-HR"/>
+        </w:rPr>
+        <w:t xml:space="preserve"> St` AP prima neposredno nakon toga</w:t>
+      </w:r>
+      <w:r>
+        <w:rPr>
+          <w:lang w:val="hr-HR"/>
+        </w:rPr>
+        <w:t xml:space="preserve"> </w:t>
+      </w:r>
+      <w:r>
+        <w:rPr>
+          <w:lang w:val="hr-HR"/>
+        </w:rPr>
+        <w:t>u trenutku `t=63.</w:t>
+      </w:r>
+      <w:r>
+        <w:rPr>
+          <w:lang w:val="hr-HR"/>
+        </w:rPr>
+        <w:t>169071</w:t>
+      </w:r>
+      <w:r>
+        <w:rPr>
+          <w:lang w:val="hr-HR"/>
+        </w:rPr>
+        <w:t>`.</w:t>
       </w:r>
     </w:p>
     <w:p>
@@ -846,10 +3390,10 @@
           <w:noProof/>
         </w:rPr>
         <w:drawing>
-          <wp:inline distT="0" distB="0" distL="0" distR="0" wp14:anchorId="1D8BA993" wp14:editId="0C86B13D">
-            <wp:extent cx="4680000" cy="3743790"/>
-            <wp:effectExtent l="0" t="0" r="6350" b="9525"/>
-            <wp:docPr id="6" name="Image6"/>
+          <wp:inline distT="0" distB="0" distL="0" distR="0" wp14:anchorId="29696618" wp14:editId="54F6A47E">
+            <wp:extent cx="4680000" cy="4618332"/>
+            <wp:effectExtent l="0" t="0" r="6350" b="0"/>
+            <wp:docPr id="605382761" name="Slika 1" descr="Slika na kojoj se prikazuje tekst, snimka zaslona, softver, broj&#10;&#10;Opis je automatski generiran"/>
             <wp:cNvGraphicFramePr>
               <a:graphicFrameLocks xmlns:a="http://schemas.openxmlformats.org/drawingml/2006/main" noChangeAspect="1"/>
             </wp:cNvGraphicFramePr>
@@ -857,27 +3401,19 @@
               <a:graphicData uri="http://schemas.openxmlformats.org/drawingml/2006/picture">
                 <pic:pic xmlns:pic="http://schemas.openxmlformats.org/drawingml/2006/picture">
                   <pic:nvPicPr>
-                    <pic:cNvPr id="6" name="Image6"/>
-                    <pic:cNvPicPr>
-                      <a:picLocks noChangeAspect="1" noChangeArrowheads="1"/>
-                    </pic:cNvPicPr>
+                    <pic:cNvPr id="605382761" name="Slika 1" descr="Slika na kojoj se prikazuje tekst, snimka zaslona, softver, broj&#10;&#10;Opis je automatski generiran"/>
+                    <pic:cNvPicPr/>
                   </pic:nvPicPr>
                   <pic:blipFill>
-                    <a:blip r:embed="rId11">
-                      <a:extLst>
-                        <a:ext uri="{28A0092B-C50C-407E-A947-70E740481C1C}">
-                          <a14:useLocalDpi xmlns:a14="http://schemas.microsoft.com/office/drawing/2010/main" val="0"/>
-                        </a:ext>
-                      </a:extLst>
-                    </a:blip>
+                    <a:blip r:embed="rId22"/>
                     <a:stretch>
                       <a:fillRect/>
                     </a:stretch>
                   </pic:blipFill>
-                  <pic:spPr bwMode="auto">
+                  <pic:spPr>
                     <a:xfrm>
                       <a:off x="0" y="0"/>
-                      <a:ext cx="4680000" cy="3743790"/>
+                      <a:ext cx="4680000" cy="4618332"/>
                     </a:xfrm>
                     <a:prstGeom prst="rect">
                       <a:avLst/>
@@ -919,36 +3455,26 @@
         <w:rPr>
           <w:noProof/>
         </w:rPr>
-        <w:t>6</w:t>
+        <w:t>17</w:t>
       </w:r>
       <w:r>
         <w:fldChar w:fldCharType="end"/>
       </w:r>
-      <w:r>
-        <w:t xml:space="preserve"> – </w:t>
-      </w:r>
-      <w:proofErr w:type="spellStart"/>
-      <w:r>
-        <w:t>odredišna</w:t>
-      </w:r>
-      <w:proofErr w:type="spellEnd"/>
-      <w:r>
-        <w:t xml:space="preserve"> MAC </w:t>
-      </w:r>
-      <w:proofErr w:type="spellStart"/>
-      <w:r>
-        <w:t>adresa</w:t>
-      </w:r>
-      <w:proofErr w:type="spellEnd"/>
-    </w:p>
-    <w:p>
-      <w:pPr>
-        <w:pStyle w:val="Odlomakpopisa"/>
-        <w:jc w:val="both"/>
-        <w:rPr>
-          <w:lang w:val="hr-HR"/>
-        </w:rPr>
-      </w:pPr>
+    </w:p>
+    <w:p>
+      <w:pPr>
+        <w:pStyle w:val="Odlomakpopisa"/>
+        <w:jc w:val="both"/>
+        <w:rPr>
+          <w:lang w:val="hr-HR"/>
+        </w:rPr>
+      </w:pPr>
+      <w:r>
+        <w:rPr>
+          <w:lang w:val="hr-HR"/>
+        </w:rPr>
+        <w:br w:type="page"/>
+      </w:r>
     </w:p>
     <w:p>
       <w:pPr>
@@ -969,39 +3495,35 @@
           <w:lang w:val="hr-HR"/>
         </w:rPr>
         <w:lastRenderedPageBreak/>
-        <w:t xml:space="preserve">Koja je BSS </w:t>
-      </w:r>
-      <w:proofErr w:type="spellStart"/>
-      <w:r>
-        <w:rPr>
-          <w:color w:val="FF0000"/>
-          <w:lang w:val="hr-HR"/>
-        </w:rPr>
-        <w:t>Id</w:t>
-      </w:r>
-      <w:proofErr w:type="spellEnd"/>
-      <w:r>
-        <w:rPr>
-          <w:color w:val="FF0000"/>
-          <w:lang w:val="hr-HR"/>
-        </w:rPr>
-        <w:t xml:space="preserve"> MAC adresa </w:t>
-      </w:r>
-      <w:proofErr w:type="spellStart"/>
-      <w:r>
-        <w:rPr>
-          <w:color w:val="FF0000"/>
-          <w:lang w:val="hr-HR"/>
-        </w:rPr>
-        <w:t>beacon</w:t>
-      </w:r>
-      <w:proofErr w:type="spellEnd"/>
-      <w:r>
-        <w:rPr>
-          <w:color w:val="FF0000"/>
-          <w:lang w:val="hr-HR"/>
-        </w:rPr>
-        <w:t xml:space="preserve"> okvira sa 30 </w:t>
+        <w:t>Pronađite ASSOCIATE REQUEST koji računalo šalje pristupnoj točki i odgovarajući ASSOCIATE RESPONSE</w:t>
+      </w:r>
+      <w:r>
+        <w:rPr>
+          <w:color w:val="FF0000"/>
+          <w:lang w:val="hr-HR"/>
+        </w:rPr>
+        <w:t xml:space="preserve"> </w:t>
+      </w:r>
+      <w:r>
+        <w:rPr>
+          <w:color w:val="FF0000"/>
+          <w:lang w:val="hr-HR"/>
+        </w:rPr>
+        <w:t>koje šalje pristupna točka računalu u postupku povezivanja. U kojem trenutku je poslan ASSOCIATE</w:t>
+      </w:r>
+      <w:r>
+        <w:rPr>
+          <w:color w:val="FF0000"/>
+          <w:lang w:val="hr-HR"/>
+        </w:rPr>
+        <w:t xml:space="preserve"> </w:t>
+      </w:r>
+      <w:r>
+        <w:rPr>
+          <w:color w:val="FF0000"/>
+          <w:lang w:val="hr-HR"/>
+        </w:rPr>
+        <w:t xml:space="preserve">REQUEST za 30 </w:t>
       </w:r>
       <w:proofErr w:type="spellStart"/>
       <w:r>
@@ -1017,14 +3539,58 @@
           <w:color w:val="FF0000"/>
           <w:lang w:val="hr-HR"/>
         </w:rPr>
-        <w:t xml:space="preserve"> St?</w:t>
-      </w:r>
-    </w:p>
-    <w:p>
-      <w:pPr>
-        <w:pStyle w:val="Odlomakpopisa"/>
-        <w:jc w:val="both"/>
-        <w:rPr>
+        <w:t xml:space="preserve"> St, a kada je stigao odgovarajući ASSOCIATE REPLY odgovor</w:t>
+      </w:r>
+      <w:r>
+        <w:rPr>
+          <w:color w:val="FF0000"/>
+          <w:lang w:val="hr-HR"/>
+        </w:rPr>
+        <w:t>?</w:t>
+      </w:r>
+    </w:p>
+    <w:p>
+      <w:pPr>
+        <w:pStyle w:val="Odlomakpopisa"/>
+        <w:jc w:val="both"/>
+        <w:rPr>
+          <w:color w:val="FF0000"/>
+          <w:lang w:val="hr-HR"/>
+        </w:rPr>
+      </w:pPr>
+    </w:p>
+    <w:p>
+      <w:pPr>
+        <w:pStyle w:val="Odlomakpopisa"/>
+        <w:jc w:val="both"/>
+        <w:rPr>
+          <w:color w:val="FF0000"/>
+          <w:lang w:val="hr-HR"/>
+        </w:rPr>
+      </w:pPr>
+      <w:proofErr w:type="spellStart"/>
+      <w:r>
+        <w:rPr>
+          <w:color w:val="FF0000"/>
+          <w:lang w:val="hr-HR"/>
+        </w:rPr>
+        <w:t>Request</w:t>
+      </w:r>
+      <w:proofErr w:type="spellEnd"/>
+      <w:r>
+        <w:rPr>
+          <w:color w:val="FF0000"/>
+          <w:lang w:val="hr-HR"/>
+        </w:rPr>
+        <w:t xml:space="preserve"> ide u t=63.169910</w:t>
+      </w:r>
+    </w:p>
+    <w:p>
+      <w:pPr>
+        <w:pStyle w:val="Odlomakpopisa"/>
+        <w:jc w:val="both"/>
+        <w:rPr>
+          <w:color w:val="FF0000"/>
           <w:lang w:val="hr-HR"/>
         </w:rPr>
       </w:pPr>
@@ -1040,10 +3606,10 @@
           <w:noProof/>
         </w:rPr>
         <w:drawing>
-          <wp:inline distT="0" distB="0" distL="0" distR="0" wp14:anchorId="0430C847" wp14:editId="7043AA24">
-            <wp:extent cx="4680000" cy="3743790"/>
-            <wp:effectExtent l="0" t="0" r="6350" b="9525"/>
-            <wp:docPr id="7" name="Image7"/>
+          <wp:inline distT="0" distB="0" distL="0" distR="0" wp14:anchorId="30D030BA" wp14:editId="097ACE44">
+            <wp:extent cx="4680000" cy="4618332"/>
+            <wp:effectExtent l="0" t="0" r="6350" b="0"/>
+            <wp:docPr id="1648880760" name="Slika 1" descr="Slika na kojoj se prikazuje tekst, snimka zaslona, zaslon, softver&#10;&#10;Opis je automatski generiran"/>
             <wp:cNvGraphicFramePr>
               <a:graphicFrameLocks xmlns:a="http://schemas.openxmlformats.org/drawingml/2006/main" noChangeAspect="1"/>
             </wp:cNvGraphicFramePr>
@@ -1051,27 +3617,19 @@
               <a:graphicData uri="http://schemas.openxmlformats.org/drawingml/2006/picture">
                 <pic:pic xmlns:pic="http://schemas.openxmlformats.org/drawingml/2006/picture">
                   <pic:nvPicPr>
-                    <pic:cNvPr id="7" name="Image7"/>
-                    <pic:cNvPicPr>
-                      <a:picLocks noChangeAspect="1" noChangeArrowheads="1"/>
-                    </pic:cNvPicPr>
+                    <pic:cNvPr id="1648880760" name="Slika 1" descr="Slika na kojoj se prikazuje tekst, snimka zaslona, zaslon, softver&#10;&#10;Opis je automatski generiran"/>
+                    <pic:cNvPicPr/>
                   </pic:nvPicPr>
                   <pic:blipFill>
-                    <a:blip r:embed="rId12">
-                      <a:extLst>
-                        <a:ext uri="{28A0092B-C50C-407E-A947-70E740481C1C}">
-                          <a14:useLocalDpi xmlns:a14="http://schemas.microsoft.com/office/drawing/2010/main" val="0"/>
-                        </a:ext>
-                      </a:extLst>
-                    </a:blip>
+                    <a:blip r:embed="rId23"/>
                     <a:stretch>
                       <a:fillRect/>
                     </a:stretch>
                   </pic:blipFill>
-                  <pic:spPr bwMode="auto">
+                  <pic:spPr>
                     <a:xfrm>
                       <a:off x="0" y="0"/>
-                      <a:ext cx="4680000" cy="3743790"/>
+                      <a:ext cx="4680000" cy="4618332"/>
                     </a:xfrm>
                     <a:prstGeom prst="rect">
                       <a:avLst/>
@@ -1089,6 +3647,7 @@
         <w:pStyle w:val="Opisslike"/>
         <w:jc w:val="center"/>
         <w:rPr>
+          <w:color w:val="FF0000"/>
           <w:lang w:val="hr-HR"/>
         </w:rPr>
       </w:pPr>
@@ -1113,65 +3672,48 @@
         <w:rPr>
           <w:noProof/>
         </w:rPr>
-        <w:t>7</w:t>
+        <w:t>18</w:t>
       </w:r>
       <w:r>
         <w:fldChar w:fldCharType="end"/>
       </w:r>
-      <w:r>
-        <w:t xml:space="preserve"> – BSS Id MAC </w:t>
-      </w:r>
-      <w:proofErr w:type="spellStart"/>
-      <w:r>
-        <w:t>adresa</w:t>
-      </w:r>
-      <w:proofErr w:type="spellEnd"/>
-    </w:p>
-    <w:p>
-      <w:pPr>
-        <w:pStyle w:val="Odlomakpopisa"/>
-        <w:jc w:val="both"/>
-        <w:rPr>
-          <w:lang w:val="hr-HR"/>
-        </w:rPr>
-      </w:pPr>
-    </w:p>
-    <w:p>
-      <w:pPr>
-        <w:pStyle w:val="Odlomakpopisa"/>
-        <w:numPr>
-          <w:ilvl w:val="0"/>
-          <w:numId w:val="1"/>
-        </w:numPr>
-        <w:jc w:val="both"/>
-        <w:rPr>
-          <w:color w:val="FF0000"/>
-          <w:lang w:val="hr-HR"/>
-        </w:rPr>
-      </w:pPr>
-      <w:r>
-        <w:rPr>
-          <w:color w:val="FF0000"/>
-          <w:lang w:val="hr-HR"/>
-        </w:rPr>
-        <w:t xml:space="preserve">Beacon okvir sa 30 </w:t>
-      </w:r>
-      <w:proofErr w:type="spellStart"/>
-      <w:r>
-        <w:rPr>
-          <w:color w:val="FF0000"/>
-          <w:lang w:val="hr-HR"/>
-        </w:rPr>
-        <w:t>Munroe</w:t>
-      </w:r>
-      <w:proofErr w:type="spellEnd"/>
-      <w:r>
-        <w:rPr>
-          <w:color w:val="FF0000"/>
-          <w:lang w:val="hr-HR"/>
-        </w:rPr>
-        <w:t xml:space="preserve"> St pristupne točke oglašava da podržava četiri brzine prijenosa i osam</w:t>
-      </w:r>
+    </w:p>
+    <w:p>
+      <w:pPr>
+        <w:pStyle w:val="Odlomakpopisa"/>
+        <w:jc w:val="both"/>
+        <w:rPr>
+          <w:color w:val="FF0000"/>
+          <w:lang w:val="hr-HR"/>
+        </w:rPr>
+      </w:pPr>
+      <w:r>
+        <w:rPr>
+          <w:color w:val="FF0000"/>
+          <w:lang w:val="hr-HR"/>
+        </w:rPr>
+        <w:br w:type="page"/>
+      </w:r>
+    </w:p>
+    <w:p>
+      <w:pPr>
+        <w:pStyle w:val="Odlomakpopisa"/>
+        <w:jc w:val="both"/>
+        <w:rPr>
+          <w:color w:val="FF0000"/>
+          <w:lang w:val="hr-HR"/>
+        </w:rPr>
+      </w:pPr>
+      <w:proofErr w:type="spellStart"/>
+      <w:r>
+        <w:rPr>
+          <w:color w:val="FF0000"/>
+          <w:lang w:val="hr-HR"/>
+        </w:rPr>
+        <w:lastRenderedPageBreak/>
+        <w:t>Response</w:t>
+      </w:r>
+      <w:proofErr w:type="spellEnd"/>
       <w:r>
         <w:rPr>
           <w:color w:val="FF0000"/>
@@ -1184,81 +3726,41 @@
           <w:color w:val="FF0000"/>
           <w:lang w:val="hr-HR"/>
         </w:rPr>
-        <w:t>dodatnih “</w:t>
-      </w:r>
-      <w:proofErr w:type="spellStart"/>
-      <w:r>
-        <w:rPr>
-          <w:color w:val="FF0000"/>
-          <w:lang w:val="hr-HR"/>
-        </w:rPr>
-        <w:t>extended</w:t>
-      </w:r>
-      <w:proofErr w:type="spellEnd"/>
-      <w:r>
-        <w:rPr>
-          <w:color w:val="FF0000"/>
-          <w:lang w:val="hr-HR"/>
-        </w:rPr>
-        <w:t xml:space="preserve"> </w:t>
-      </w:r>
-      <w:proofErr w:type="spellStart"/>
-      <w:r>
-        <w:rPr>
-          <w:color w:val="FF0000"/>
-          <w:lang w:val="hr-HR"/>
-        </w:rPr>
-        <w:t>supported</w:t>
-      </w:r>
-      <w:proofErr w:type="spellEnd"/>
-      <w:r>
-        <w:rPr>
-          <w:color w:val="FF0000"/>
-          <w:lang w:val="hr-HR"/>
-        </w:rPr>
-        <w:t xml:space="preserve"> </w:t>
-      </w:r>
-      <w:proofErr w:type="spellStart"/>
-      <w:r>
-        <w:rPr>
-          <w:color w:val="FF0000"/>
-          <w:lang w:val="hr-HR"/>
-        </w:rPr>
-        <w:t>rates</w:t>
-      </w:r>
-      <w:proofErr w:type="spellEnd"/>
-      <w:r>
-        <w:rPr>
-          <w:color w:val="FF0000"/>
-          <w:lang w:val="hr-HR"/>
-        </w:rPr>
-        <w:t>.” O kojim se brzinama radi?</w:t>
-      </w:r>
-    </w:p>
-    <w:p>
-      <w:pPr>
-        <w:pStyle w:val="Odlomakpopisa"/>
-        <w:jc w:val="both"/>
-        <w:rPr>
-          <w:lang w:val="hr-HR"/>
-        </w:rPr>
-      </w:pPr>
+        <w:t>ide u t=63.19</w:t>
+      </w:r>
+      <w:r>
+        <w:rPr>
+          <w:color w:val="FF0000"/>
+          <w:lang w:val="hr-HR"/>
+        </w:rPr>
+        <w:t>2101</w:t>
+      </w:r>
     </w:p>
     <w:p>
       <w:pPr>
         <w:pStyle w:val="Odlomakpopisa"/>
         <w:keepNext/>
         <w:jc w:val="center"/>
+        <w:rPr>
+          <w:lang w:val="hr-HR"/>
+        </w:rPr>
+      </w:pPr>
+    </w:p>
+    <w:p>
+      <w:pPr>
+        <w:pStyle w:val="Odlomakpopisa"/>
+        <w:keepNext/>
+        <w:jc w:val="center"/>
       </w:pPr>
       <w:r>
         <w:rPr>
           <w:noProof/>
         </w:rPr>
         <w:drawing>
-          <wp:inline distT="0" distB="0" distL="0" distR="0" wp14:anchorId="6CDBA97B" wp14:editId="5D6DAA91">
-            <wp:extent cx="4680000" cy="3743790"/>
-            <wp:effectExtent l="0" t="0" r="6350" b="9525"/>
-            <wp:docPr id="8" name="Image8"/>
+          <wp:inline distT="0" distB="0" distL="0" distR="0" wp14:anchorId="53351E86" wp14:editId="0C5C2315">
+            <wp:extent cx="4680000" cy="4618332"/>
+            <wp:effectExtent l="0" t="0" r="6350" b="0"/>
+            <wp:docPr id="985318563" name="Slika 1" descr="Slika na kojoj se prikazuje tekst, elektronika, snimka zaslona, softver&#10;&#10;Opis je automatski generiran"/>
             <wp:cNvGraphicFramePr>
               <a:graphicFrameLocks xmlns:a="http://schemas.openxmlformats.org/drawingml/2006/main" noChangeAspect="1"/>
             </wp:cNvGraphicFramePr>
@@ -1266,27 +3768,19 @@
               <a:graphicData uri="http://schemas.openxmlformats.org/drawingml/2006/picture">
                 <pic:pic xmlns:pic="http://schemas.openxmlformats.org/drawingml/2006/picture">
                   <pic:nvPicPr>
-                    <pic:cNvPr id="8" name="Image8"/>
-                    <pic:cNvPicPr>
-                      <a:picLocks noChangeAspect="1" noChangeArrowheads="1"/>
-                    </pic:cNvPicPr>
+                    <pic:cNvPr id="985318563" name="Slika 1" descr="Slika na kojoj se prikazuje tekst, elektronika, snimka zaslona, softver&#10;&#10;Opis je automatski generiran"/>
+                    <pic:cNvPicPr/>
                   </pic:nvPicPr>
                   <pic:blipFill>
-                    <a:blip r:embed="rId13">
-                      <a:extLst>
-                        <a:ext uri="{28A0092B-C50C-407E-A947-70E740481C1C}">
-                          <a14:useLocalDpi xmlns:a14="http://schemas.microsoft.com/office/drawing/2010/main" val="0"/>
-                        </a:ext>
-                      </a:extLst>
-                    </a:blip>
+                    <a:blip r:embed="rId24"/>
                     <a:stretch>
                       <a:fillRect/>
                     </a:stretch>
                   </pic:blipFill>
-                  <pic:spPr bwMode="auto">
+                  <pic:spPr>
                     <a:xfrm>
                       <a:off x="0" y="0"/>
-                      <a:ext cx="4680000" cy="3743790"/>
+                      <a:ext cx="4680000" cy="4618332"/>
                     </a:xfrm>
                     <a:prstGeom prst="rect">
                       <a:avLst/>
@@ -1304,22 +3798,22 @@
         <w:pStyle w:val="Opisslike"/>
         <w:jc w:val="center"/>
         <w:rPr>
-          <w:lang w:val="pt-PT"/>
-        </w:rPr>
-      </w:pPr>
-      <w:r>
-        <w:rPr>
-          <w:lang w:val="pt-PT"/>
-        </w:rPr>
-        <w:t xml:space="preserve">Slika </w:t>
+          <w:color w:val="FF0000"/>
+          <w:lang w:val="hr-HR"/>
+        </w:rPr>
+      </w:pPr>
+      <w:proofErr w:type="spellStart"/>
+      <w:r>
+        <w:t>Slika</w:t>
+      </w:r>
+      <w:proofErr w:type="spellEnd"/>
+      <w:r>
+        <w:t xml:space="preserve"> </w:t>
       </w:r>
       <w:r>
         <w:fldChar w:fldCharType="begin"/>
       </w:r>
       <w:r>
-        <w:rPr>
-          <w:lang w:val="pt-PT"/>
-        </w:rPr>
         <w:instrText xml:space="preserve"> SEQ Slika \* ARABIC </w:instrText>
       </w:r>
       <w:r>
@@ -1328,25 +3822,53 @@
       <w:r>
         <w:rPr>
           <w:noProof/>
-          <w:lang w:val="pt-PT"/>
-        </w:rPr>
-        <w:t>8</w:t>
+        </w:rPr>
+        <w:t>19</w:t>
       </w:r>
       <w:r>
         <w:fldChar w:fldCharType="end"/>
       </w:r>
-      <w:r>
-        <w:rPr>
-          <w:lang w:val="pt-PT"/>
-        </w:rPr>
-        <w:t xml:space="preserve"> – brzine prijenosa koje s</w:t>
-      </w:r>
-      <w:r>
-        <w:rPr>
-          <w:lang w:val="pt-PT"/>
-        </w:rPr>
-        <w:t>e podupiru</w:t>
-      </w:r>
+    </w:p>
+    <w:p>
+      <w:pPr>
+        <w:pStyle w:val="Odlomakpopisa"/>
+        <w:jc w:val="both"/>
+        <w:rPr>
+          <w:color w:val="FF0000"/>
+          <w:lang w:val="hr-HR"/>
+        </w:rPr>
+      </w:pPr>
+    </w:p>
+    <w:p>
+      <w:pPr>
+        <w:pStyle w:val="Odlomakpopisa"/>
+        <w:numPr>
+          <w:ilvl w:val="0"/>
+          <w:numId w:val="1"/>
+        </w:numPr>
+        <w:jc w:val="both"/>
+        <w:rPr>
+          <w:color w:val="FF0000"/>
+          <w:lang w:val="hr-HR"/>
+        </w:rPr>
+      </w:pPr>
+      <w:r>
+        <w:rPr>
+          <w:color w:val="FF0000"/>
+          <w:lang w:val="hr-HR"/>
+        </w:rPr>
+        <w:t>Koje brzine prijenosa podržava 802.11 kartica računala, a koje pristupna točka?</w:t>
+      </w:r>
+    </w:p>
+    <w:p>
+      <w:pPr>
+        <w:pStyle w:val="Odlomakpopisa"/>
+        <w:jc w:val="both"/>
+        <w:rPr>
+          <w:color w:val="FF0000"/>
+          <w:lang w:val="hr-HR"/>
+        </w:rPr>
+      </w:pPr>
     </w:p>
     <w:p>
       <w:pPr>
@@ -1358,12 +3880,11 @@
         <w:rPr>
           <w:noProof/>
         </w:rPr>
-        <w:lastRenderedPageBreak/>
         <w:drawing>
-          <wp:inline distT="0" distB="0" distL="0" distR="0" wp14:anchorId="596A1163" wp14:editId="06B656CB">
-            <wp:extent cx="4680000" cy="3743790"/>
-            <wp:effectExtent l="0" t="0" r="6350" b="9525"/>
-            <wp:docPr id="9" name="Image9"/>
+          <wp:inline distT="0" distB="0" distL="0" distR="0" wp14:anchorId="31EE2D7B" wp14:editId="600A8794">
+            <wp:extent cx="4678926" cy="1990165"/>
+            <wp:effectExtent l="0" t="0" r="7620" b="0"/>
+            <wp:docPr id="669186575" name="Slika 1" descr="Slika na kojoj se prikazuje tekst, elektronika, snimka zaslona, zaslon&#10;&#10;Opis je automatski generiran"/>
             <wp:cNvGraphicFramePr>
               <a:graphicFrameLocks xmlns:a="http://schemas.openxmlformats.org/drawingml/2006/main" noChangeAspect="1"/>
             </wp:cNvGraphicFramePr>
@@ -1371,31 +3892,30 @@
               <a:graphicData uri="http://schemas.openxmlformats.org/drawingml/2006/picture">
                 <pic:pic xmlns:pic="http://schemas.openxmlformats.org/drawingml/2006/picture">
                   <pic:nvPicPr>
-                    <pic:cNvPr id="9" name="Image9"/>
-                    <pic:cNvPicPr>
-                      <a:picLocks noChangeAspect="1" noChangeArrowheads="1"/>
-                    </pic:cNvPicPr>
+                    <pic:cNvPr id="669186575" name="Slika 1" descr="Slika na kojoj se prikazuje tekst, elektronika, snimka zaslona, zaslon&#10;&#10;Opis je automatski generiran"/>
+                    <pic:cNvPicPr/>
                   </pic:nvPicPr>
-                  <pic:blipFill>
-                    <a:blip r:embed="rId14">
-                      <a:extLst>
-                        <a:ext uri="{28A0092B-C50C-407E-A947-70E740481C1C}">
-                          <a14:useLocalDpi xmlns:a14="http://schemas.microsoft.com/office/drawing/2010/main" val="0"/>
-                        </a:ext>
-                      </a:extLst>
-                    </a:blip>
-                    <a:stretch>
-                      <a:fillRect/>
-                    </a:stretch>
+                  <pic:blipFill rotWithShape="1">
+                    <a:blip r:embed="rId25"/>
+                    <a:srcRect t="41675" b="15222"/>
+                    <a:stretch/>
                   </pic:blipFill>
                   <pic:spPr bwMode="auto">
                     <a:xfrm>
                       <a:off x="0" y="0"/>
-                      <a:ext cx="4680000" cy="3743790"/>
+                      <a:ext cx="4680000" cy="1990622"/>
                     </a:xfrm>
                     <a:prstGeom prst="rect">
                       <a:avLst/>
                     </a:prstGeom>
+                    <a:ln>
+                      <a:noFill/>
+                    </a:ln>
+                    <a:extLst>
+                      <a:ext uri="{53640926-AAD7-44D8-BBD7-CCE9431645EC}">
+                        <a14:shadowObscured xmlns:a14="http://schemas.microsoft.com/office/drawing/2010/main"/>
+                      </a:ext>
+                    </a:extLst>
                   </pic:spPr>
                 </pic:pic>
               </a:graphicData>
@@ -1409,6 +3929,7 @@
         <w:pStyle w:val="Opisslike"/>
         <w:jc w:val="center"/>
         <w:rPr>
+          <w:color w:val="FF0000"/>
           <w:lang w:val="hr-HR"/>
         </w:rPr>
       </w:pPr>
@@ -1433,36 +3954,119 @@
         <w:rPr>
           <w:noProof/>
         </w:rPr>
-        <w:t>9</w:t>
+        <w:t>20</w:t>
       </w:r>
       <w:r>
         <w:fldChar w:fldCharType="end"/>
       </w:r>
-      <w:r>
-        <w:t xml:space="preserve"> - </w:t>
-      </w:r>
-      <w:r>
-        <w:t xml:space="preserve">extended supported </w:t>
-      </w:r>
-      <w:proofErr w:type="spellStart"/>
-      <w:r>
-        <w:t>brzine</w:t>
+    </w:p>
+    <w:p>
+      <w:pPr>
+        <w:pStyle w:val="Odlomakpopisa"/>
+        <w:jc w:val="both"/>
+        <w:rPr>
+          <w:color w:val="FF0000"/>
+          <w:lang w:val="hr-HR"/>
+        </w:rPr>
+      </w:pPr>
+    </w:p>
+    <w:p>
+      <w:pPr>
+        <w:pStyle w:val="Odlomakpopisa"/>
+        <w:keepNext/>
+        <w:jc w:val="center"/>
+      </w:pPr>
+      <w:r>
+        <w:rPr>
+          <w:noProof/>
+        </w:rPr>
+        <w:lastRenderedPageBreak/>
+        <w:drawing>
+          <wp:inline distT="0" distB="0" distL="0" distR="0" wp14:anchorId="498E9B8D" wp14:editId="7325F668">
+            <wp:extent cx="4678401" cy="1691342"/>
+            <wp:effectExtent l="0" t="0" r="8255" b="4445"/>
+            <wp:docPr id="139086336" name="Slika 1" descr="Slika na kojoj se prikazuje tekst, elektronika, snimka zaslona, zaslon&#10;&#10;Opis je automatski generiran"/>
+            <wp:cNvGraphicFramePr>
+              <a:graphicFrameLocks xmlns:a="http://schemas.openxmlformats.org/drawingml/2006/main" noChangeAspect="1"/>
+            </wp:cNvGraphicFramePr>
+            <a:graphic xmlns:a="http://schemas.openxmlformats.org/drawingml/2006/main">
+              <a:graphicData uri="http://schemas.openxmlformats.org/drawingml/2006/picture">
+                <pic:pic xmlns:pic="http://schemas.openxmlformats.org/drawingml/2006/picture">
+                  <pic:nvPicPr>
+                    <pic:cNvPr id="139086336" name="Slika 1" descr="Slika na kojoj se prikazuje tekst, elektronika, snimka zaslona, zaslon&#10;&#10;Opis je automatski generiran"/>
+                    <pic:cNvPicPr/>
+                  </pic:nvPicPr>
+                  <pic:blipFill rotWithShape="1">
+                    <a:blip r:embed="rId26"/>
+                    <a:srcRect t="45946" b="17420"/>
+                    <a:stretch/>
+                  </pic:blipFill>
+                  <pic:spPr bwMode="auto">
+                    <a:xfrm>
+                      <a:off x="0" y="0"/>
+                      <a:ext cx="4680000" cy="1691920"/>
+                    </a:xfrm>
+                    <a:prstGeom prst="rect">
+                      <a:avLst/>
+                    </a:prstGeom>
+                    <a:ln>
+                      <a:noFill/>
+                    </a:ln>
+                    <a:extLst>
+                      <a:ext uri="{53640926-AAD7-44D8-BBD7-CCE9431645EC}">
+                        <a14:shadowObscured xmlns:a14="http://schemas.microsoft.com/office/drawing/2010/main"/>
+                      </a:ext>
+                    </a:extLst>
+                  </pic:spPr>
+                </pic:pic>
+              </a:graphicData>
+            </a:graphic>
+          </wp:inline>
+        </w:drawing>
+      </w:r>
+    </w:p>
+    <w:p>
+      <w:pPr>
+        <w:pStyle w:val="Opisslike"/>
+        <w:jc w:val="center"/>
+        <w:rPr>
+          <w:color w:val="FF0000"/>
+          <w:lang w:val="hr-HR"/>
+        </w:rPr>
+      </w:pPr>
+      <w:proofErr w:type="spellStart"/>
+      <w:r>
+        <w:t>Slika</w:t>
       </w:r>
       <w:proofErr w:type="spellEnd"/>
       <w:r>
         <w:t xml:space="preserve"> </w:t>
       </w:r>
-      <w:proofErr w:type="spellStart"/>
-      <w:r>
-        <w:t>prijenosa</w:t>
-      </w:r>
-      <w:proofErr w:type="spellEnd"/>
-    </w:p>
-    <w:p>
-      <w:pPr>
-        <w:pStyle w:val="Odlomakpopisa"/>
-        <w:jc w:val="both"/>
-        <w:rPr>
+      <w:r>
+        <w:fldChar w:fldCharType="begin"/>
+      </w:r>
+      <w:r>
+        <w:instrText xml:space="preserve"> SEQ Slika \* ARABIC </w:instrText>
+      </w:r>
+      <w:r>
+        <w:fldChar w:fldCharType="separate"/>
+      </w:r>
+      <w:r>
+        <w:rPr>
+          <w:noProof/>
+        </w:rPr>
+        <w:t>21</w:t>
+      </w:r>
+      <w:r>
+        <w:fldChar w:fldCharType="end"/>
+      </w:r>
+    </w:p>
+    <w:p>
+      <w:pPr>
+        <w:pStyle w:val="Odlomakpopisa"/>
+        <w:jc w:val="both"/>
+        <w:rPr>
+          <w:color w:val="FF0000"/>
           <w:lang w:val="hr-HR"/>
         </w:rPr>
       </w:pPr>
@@ -1485,423 +4089,33 @@
           <w:color w:val="FF0000"/>
           <w:lang w:val="hr-HR"/>
         </w:rPr>
-        <w:t xml:space="preserve">Pronađite 802.11 okvir koji sadrži SYN TCP segment za prvu TCP vezu (kojom se snima alice.txt). Koje su tri MAC adrese u poljima zaglavlja 802.11 okvira? Koja MAC adresa pripada računalu s bežičnom vezom, koja pristupnoj točki, a koja </w:t>
-      </w:r>
-      <w:proofErr w:type="spellStart"/>
-      <w:r>
-        <w:rPr>
-          <w:color w:val="FF0000"/>
-          <w:lang w:val="hr-HR"/>
-        </w:rPr>
-        <w:t>usmjerniku</w:t>
-      </w:r>
-      <w:proofErr w:type="spellEnd"/>
-      <w:r>
-        <w:rPr>
-          <w:color w:val="FF0000"/>
-          <w:lang w:val="hr-HR"/>
-        </w:rPr>
-        <w:t xml:space="preserve"> „prvog skoka“ (koji povezuje kućnu mrežu sa Internetom)? Koja je IP adresa računala s bežičnom mrežom koje šalje prvi TCP segment? Koja je odredišna IP adresa? Pripada li odredišna IP adresa računalu s bežičnom vezom, pristupnoj točki ili </w:t>
-      </w:r>
-      <w:proofErr w:type="spellStart"/>
-      <w:r>
-        <w:rPr>
-          <w:color w:val="FF0000"/>
-          <w:lang w:val="hr-HR"/>
-        </w:rPr>
-        <w:t>usmjerniku</w:t>
-      </w:r>
-      <w:proofErr w:type="spellEnd"/>
-      <w:r>
-        <w:rPr>
-          <w:color w:val="FF0000"/>
-          <w:lang w:val="hr-HR"/>
-        </w:rPr>
-        <w:t xml:space="preserve"> „prvog skoka“? Obrazložite!</w:t>
-      </w:r>
-    </w:p>
-    <w:p>
-      <w:pPr>
-        <w:pStyle w:val="Odlomakpopisa"/>
-        <w:jc w:val="both"/>
-        <w:rPr>
-          <w:lang w:val="hr-HR"/>
-        </w:rPr>
-      </w:pPr>
-    </w:p>
-    <w:p>
-      <w:pPr>
-        <w:pStyle w:val="Odlomakpopisa"/>
-        <w:jc w:val="both"/>
-        <w:rPr>
-          <w:lang w:val="hr-HR"/>
-        </w:rPr>
-      </w:pPr>
-      <w:r>
-        <w:rPr>
-          <w:lang w:val="hr-HR"/>
-        </w:rPr>
-        <w:t xml:space="preserve">a) U IEEE 802.11 </w:t>
-      </w:r>
-      <w:proofErr w:type="spellStart"/>
-      <w:r>
-        <w:rPr>
-          <w:lang w:val="hr-HR"/>
-        </w:rPr>
-        <w:t>Qos</w:t>
-      </w:r>
-      <w:proofErr w:type="spellEnd"/>
-      <w:r>
-        <w:rPr>
-          <w:lang w:val="hr-HR"/>
-        </w:rPr>
-        <w:t xml:space="preserve"> Data </w:t>
-      </w:r>
-    </w:p>
-    <w:p>
-      <w:pPr>
-        <w:pStyle w:val="Odlomakpopisa"/>
-        <w:jc w:val="both"/>
-        <w:rPr>
-          <w:lang w:val="hr-HR"/>
-        </w:rPr>
-      </w:pPr>
-      <w:r>
-        <w:rPr>
-          <w:lang w:val="hr-HR"/>
-        </w:rPr>
-        <w:t xml:space="preserve">Cisco-Li_f7:1d:51 (00:16:b6:f7:1d:51) </w:t>
-      </w:r>
-    </w:p>
-    <w:p>
-      <w:pPr>
-        <w:pStyle w:val="Odlomakpopisa"/>
-        <w:jc w:val="both"/>
-        <w:rPr>
-          <w:lang w:val="hr-HR"/>
-        </w:rPr>
-      </w:pPr>
-      <w:r>
-        <w:rPr>
-          <w:lang w:val="hr-HR"/>
-        </w:rPr>
-        <w:t xml:space="preserve">Cisco-Li_f4:eb:a8 (00:16:b6:f4:eb:a8) </w:t>
-      </w:r>
-    </w:p>
-    <w:p>
-      <w:pPr>
-        <w:pStyle w:val="Odlomakpopisa"/>
-        <w:jc w:val="both"/>
-        <w:rPr>
-          <w:lang w:val="hr-HR"/>
-        </w:rPr>
-      </w:pPr>
-      <w:r>
-        <w:rPr>
-          <w:lang w:val="hr-HR"/>
-        </w:rPr>
-        <w:t xml:space="preserve">IntelCor_d1:b6:4f (00:13:02:d1:b6:4f) </w:t>
-      </w:r>
-    </w:p>
-    <w:p>
-      <w:pPr>
-        <w:pStyle w:val="Odlomakpopisa"/>
-        <w:jc w:val="both"/>
-        <w:rPr>
-          <w:lang w:val="hr-HR"/>
-        </w:rPr>
-      </w:pPr>
-      <w:r>
-        <w:rPr>
-          <w:lang w:val="hr-HR"/>
-        </w:rPr>
-        <w:t xml:space="preserve">b) U IEEE 802.11 </w:t>
-      </w:r>
-      <w:proofErr w:type="spellStart"/>
-      <w:r>
-        <w:rPr>
-          <w:lang w:val="hr-HR"/>
-        </w:rPr>
-        <w:t>Qos</w:t>
-      </w:r>
-      <w:proofErr w:type="spellEnd"/>
-      <w:r>
-        <w:rPr>
-          <w:lang w:val="hr-HR"/>
-        </w:rPr>
-        <w:t xml:space="preserve"> Data </w:t>
-      </w:r>
-    </w:p>
-    <w:p>
-      <w:pPr>
-        <w:pStyle w:val="Odlomakpopisa"/>
-        <w:jc w:val="both"/>
-        <w:rPr>
-          <w:lang w:val="hr-HR"/>
-        </w:rPr>
-      </w:pPr>
-      <w:r>
-        <w:rPr>
-          <w:lang w:val="hr-HR"/>
-        </w:rPr>
-        <w:t xml:space="preserve">IntelCor_d1:b6:4f (00:13:02:d1:b6:4f) – Računalo za bežičnom vezom - </w:t>
-      </w:r>
-      <w:proofErr w:type="spellStart"/>
-      <w:r>
-        <w:rPr>
-          <w:b/>
-          <w:bCs/>
-          <w:lang w:val="hr-HR"/>
-        </w:rPr>
-        <w:t>Source</w:t>
-      </w:r>
-      <w:proofErr w:type="spellEnd"/>
-      <w:r>
-        <w:rPr>
-          <w:b/>
-          <w:bCs/>
-          <w:lang w:val="hr-HR"/>
-        </w:rPr>
-        <w:t xml:space="preserve"> </w:t>
-      </w:r>
-      <w:proofErr w:type="spellStart"/>
-      <w:r>
-        <w:rPr>
-          <w:lang w:val="hr-HR"/>
-        </w:rPr>
-        <w:t>address</w:t>
-      </w:r>
-      <w:proofErr w:type="spellEnd"/>
-      <w:r>
-        <w:rPr>
-          <w:lang w:val="hr-HR"/>
-        </w:rPr>
-        <w:t xml:space="preserve"> </w:t>
-      </w:r>
-    </w:p>
-    <w:p>
-      <w:pPr>
-        <w:pStyle w:val="Odlomakpopisa"/>
-        <w:jc w:val="both"/>
-        <w:rPr>
-          <w:lang w:val="hr-HR"/>
-        </w:rPr>
-      </w:pPr>
-      <w:r>
-        <w:rPr>
-          <w:lang w:val="hr-HR"/>
-        </w:rPr>
-        <w:t xml:space="preserve">Cisco-Li_f7:1d:51 (00:16:b6:f7:1d:51) – pristupna točka – </w:t>
-      </w:r>
-      <w:proofErr w:type="spellStart"/>
-      <w:r>
-        <w:rPr>
-          <w:b/>
-          <w:bCs/>
-          <w:lang w:val="hr-HR"/>
-        </w:rPr>
-        <w:t>Receiver</w:t>
-      </w:r>
-      <w:proofErr w:type="spellEnd"/>
-      <w:r>
-        <w:rPr>
-          <w:b/>
-          <w:bCs/>
-          <w:lang w:val="hr-HR"/>
-        </w:rPr>
-        <w:t xml:space="preserve"> </w:t>
-      </w:r>
-      <w:proofErr w:type="spellStart"/>
-      <w:r>
-        <w:rPr>
-          <w:lang w:val="hr-HR"/>
-        </w:rPr>
-        <w:t>address</w:t>
-      </w:r>
-      <w:proofErr w:type="spellEnd"/>
-      <w:r>
-        <w:rPr>
-          <w:lang w:val="hr-HR"/>
-        </w:rPr>
-        <w:t xml:space="preserve"> </w:t>
-      </w:r>
-    </w:p>
-    <w:p>
-      <w:pPr>
-        <w:pStyle w:val="Odlomakpopisa"/>
-        <w:jc w:val="both"/>
-        <w:rPr>
-          <w:lang w:val="hr-HR"/>
-        </w:rPr>
-      </w:pPr>
-      <w:r>
-        <w:rPr>
-          <w:lang w:val="hr-HR"/>
-        </w:rPr>
-        <w:t xml:space="preserve">Cisco-Li_f4:eb:a8 (00:16:b6:f4:eb:a8) – </w:t>
-      </w:r>
-      <w:proofErr w:type="spellStart"/>
-      <w:r>
-        <w:rPr>
-          <w:lang w:val="hr-HR"/>
-        </w:rPr>
-        <w:t>usmjernik</w:t>
-      </w:r>
-      <w:proofErr w:type="spellEnd"/>
-      <w:r>
-        <w:rPr>
-          <w:lang w:val="hr-HR"/>
-        </w:rPr>
-        <w:t xml:space="preserve"> prvog skoka – </w:t>
-      </w:r>
-      <w:proofErr w:type="spellStart"/>
-      <w:r>
-        <w:rPr>
-          <w:b/>
-          <w:bCs/>
-          <w:lang w:val="hr-HR"/>
-        </w:rPr>
-        <w:t>Destination</w:t>
-      </w:r>
-      <w:proofErr w:type="spellEnd"/>
-      <w:r>
-        <w:rPr>
-          <w:b/>
-          <w:bCs/>
-          <w:lang w:val="hr-HR"/>
-        </w:rPr>
-        <w:t xml:space="preserve"> </w:t>
-      </w:r>
-      <w:proofErr w:type="spellStart"/>
-      <w:r>
-        <w:rPr>
-          <w:lang w:val="hr-HR"/>
-        </w:rPr>
-        <w:t>address</w:t>
-      </w:r>
-      <w:proofErr w:type="spellEnd"/>
-      <w:r>
-        <w:rPr>
-          <w:lang w:val="hr-HR"/>
-        </w:rPr>
-        <w:t xml:space="preserve"> </w:t>
-      </w:r>
-    </w:p>
-    <w:p>
-      <w:pPr>
-        <w:pStyle w:val="Odlomakpopisa"/>
-        <w:jc w:val="both"/>
-        <w:rPr>
-          <w:lang w:val="hr-HR"/>
-        </w:rPr>
-      </w:pPr>
-      <w:r>
-        <w:rPr>
-          <w:lang w:val="hr-HR"/>
-        </w:rPr>
-        <w:t xml:space="preserve">c) 192.168.1.109 </w:t>
-      </w:r>
-    </w:p>
-    <w:p>
-      <w:pPr>
-        <w:pStyle w:val="Odlomakpopisa"/>
-        <w:jc w:val="both"/>
-        <w:rPr>
-          <w:lang w:val="hr-HR"/>
-        </w:rPr>
-      </w:pPr>
-      <w:r>
-        <w:rPr>
-          <w:lang w:val="hr-HR"/>
-        </w:rPr>
-        <w:t xml:space="preserve">d) 128.119.245.12 </w:t>
-      </w:r>
-    </w:p>
-    <w:p>
-      <w:pPr>
-        <w:pStyle w:val="Odlomakpopisa"/>
-        <w:jc w:val="both"/>
-        <w:rPr>
-          <w:lang w:val="hr-HR"/>
-        </w:rPr>
-      </w:pPr>
-      <w:r>
-        <w:rPr>
-          <w:lang w:val="hr-HR"/>
-        </w:rPr>
-        <w:t xml:space="preserve">e) </w:t>
-      </w:r>
-      <w:proofErr w:type="spellStart"/>
-      <w:r>
-        <w:rPr>
-          <w:b/>
-          <w:bCs/>
-          <w:lang w:val="hr-HR"/>
-        </w:rPr>
-        <w:t>nslookup</w:t>
-      </w:r>
-      <w:proofErr w:type="spellEnd"/>
-      <w:r>
-        <w:rPr>
-          <w:b/>
-          <w:bCs/>
-          <w:lang w:val="hr-HR"/>
-        </w:rPr>
-        <w:t xml:space="preserve"> </w:t>
-      </w:r>
-      <w:r>
-        <w:rPr>
-          <w:i/>
-          <w:iCs/>
-          <w:lang w:val="hr-HR"/>
-        </w:rPr>
-        <w:t xml:space="preserve">– </w:t>
-      </w:r>
-      <w:r>
-        <w:rPr>
-          <w:lang w:val="hr-HR"/>
-        </w:rPr>
-        <w:t xml:space="preserve">naredba </w:t>
-      </w:r>
-      <w:proofErr w:type="spellStart"/>
-      <w:r>
-        <w:rPr>
-          <w:i/>
-          <w:iCs/>
-          <w:lang w:val="hr-HR"/>
-        </w:rPr>
-        <w:t>nslookup</w:t>
-      </w:r>
-      <w:proofErr w:type="spellEnd"/>
-      <w:r>
-        <w:rPr>
-          <w:i/>
-          <w:iCs/>
-          <w:lang w:val="hr-HR"/>
-        </w:rPr>
-        <w:t xml:space="preserve"> &lt;destinacija&gt;</w:t>
-      </w:r>
-      <w:r>
-        <w:rPr>
-          <w:lang w:val="hr-HR"/>
-        </w:rPr>
-        <w:t>, no ne uspijevamo naći poslužitelja. Adresa 128.119.245.12 bi trebala pripadati domeni gaia.cs.umass.edu</w:t>
-      </w:r>
-    </w:p>
-    <w:p>
-      <w:pPr>
-        <w:pStyle w:val="Odlomakpopisa"/>
-        <w:jc w:val="both"/>
-        <w:rPr>
-          <w:lang w:val="hr-HR"/>
-        </w:rPr>
-      </w:pPr>
-    </w:p>
-    <w:p>
-      <w:pPr>
-        <w:pStyle w:val="Odlomakpopisa"/>
-        <w:jc w:val="both"/>
-        <w:rPr>
+        <w:t>Među snimljenim okvirima nalaze se PROBE REQUEST i PROBE RESPONSE okviri. Koje su MAC adrese pošiljatelja, primatelja i BSS ID kod ovih okvira? Koja je svrha ovog tipa okvira? (Odgovor možete naći u predloženim online materijalima).</w:t>
+      </w:r>
+    </w:p>
+    <w:p>
+      <w:pPr>
+        <w:pStyle w:val="Odlomakpopisa"/>
+        <w:rPr>
+          <w:color w:val="FF0000"/>
+          <w:lang w:val="hr-HR"/>
+        </w:rPr>
+      </w:pPr>
+    </w:p>
+    <w:p>
+      <w:pPr>
+        <w:pStyle w:val="Odlomakpopisa"/>
+        <w:rPr>
+          <w:color w:val="FF0000"/>
+          <w:lang w:val="hr-HR"/>
+        </w:rPr>
+      </w:pPr>
+    </w:p>
+    <w:p>
+      <w:pPr>
+        <w:pStyle w:val="Odlomakpopisa"/>
+        <w:jc w:val="both"/>
+        <w:rPr>
+          <w:color w:val="FF0000"/>
           <w:lang w:val="hr-HR"/>
         </w:rPr>
       </w:pPr>
@@ -1924,279 +4138,112 @@
           <w:color w:val="FF0000"/>
           <w:lang w:val="hr-HR"/>
         </w:rPr>
-        <w:t xml:space="preserve">Pronađite 802.11 okvir koji sadrži SYNACK segment za istu TCP vezu. Koje su tri MAC adrese u tom 802.11 okviru? Koja MAC adresa pripada računalu s bežičnom vezom, koja pristupnoj točki, a koja </w:t>
-      </w:r>
-      <w:proofErr w:type="spellStart"/>
-      <w:r>
-        <w:rPr>
-          <w:color w:val="FF0000"/>
-          <w:lang w:val="hr-HR"/>
-        </w:rPr>
-        <w:t>usmjerniku</w:t>
-      </w:r>
-      <w:proofErr w:type="spellEnd"/>
-      <w:r>
-        <w:rPr>
-          <w:color w:val="FF0000"/>
-          <w:lang w:val="hr-HR"/>
-        </w:rPr>
-        <w:t xml:space="preserve"> „prvog skoka“ (koji povezuje kućnu mrežu sa Internetom)? Jesu li MAC adrese pošiljatelja okvira i IP adresa pošiljatelja </w:t>
-      </w:r>
-      <w:proofErr w:type="spellStart"/>
-      <w:r>
-        <w:rPr>
-          <w:color w:val="FF0000"/>
-          <w:lang w:val="hr-HR"/>
-        </w:rPr>
-        <w:t>datagrama</w:t>
-      </w:r>
-      <w:proofErr w:type="spellEnd"/>
-      <w:r>
-        <w:rPr>
-          <w:color w:val="FF0000"/>
-          <w:lang w:val="hr-HR"/>
-        </w:rPr>
-        <w:t xml:space="preserve"> u kojem se nalazi TCP segment adrese istog uređaja? Objasni!</w:t>
-      </w:r>
-    </w:p>
-    <w:p>
-      <w:pPr>
-        <w:pStyle w:val="Odlomakpopisa"/>
-        <w:jc w:val="both"/>
-        <w:rPr>
-          <w:color w:val="FF0000"/>
-          <w:lang w:val="hr-HR"/>
-        </w:rPr>
-      </w:pPr>
-    </w:p>
-    <w:p>
-      <w:pPr>
-        <w:pStyle w:val="Odlomakpopisa"/>
-        <w:jc w:val="both"/>
-        <w:rPr>
-          <w:lang w:val="hr-HR"/>
-        </w:rPr>
-      </w:pPr>
-      <w:r>
-        <w:rPr>
-          <w:b/>
-          <w:bCs/>
-          <w:lang w:val="hr-HR"/>
-        </w:rPr>
-        <w:lastRenderedPageBreak/>
-        <w:t xml:space="preserve">Ista TCP veza znači sada put slanja se mijenja D u S od prije </w:t>
-      </w:r>
-    </w:p>
-    <w:p>
-      <w:pPr>
-        <w:pStyle w:val="Odlomakpopisa"/>
-        <w:jc w:val="both"/>
-        <w:rPr>
-          <w:lang w:val="hr-HR"/>
-        </w:rPr>
-      </w:pPr>
-      <w:r>
-        <w:rPr>
-          <w:lang w:val="hr-HR"/>
-        </w:rPr>
-        <w:t xml:space="preserve">91:2a:b0:49:b6:4f (91:2a:b0:49:b6:4f) - Računalo za bežičnom vezom – </w:t>
-      </w:r>
-      <w:proofErr w:type="spellStart"/>
-      <w:r>
-        <w:rPr>
-          <w:lang w:val="hr-HR"/>
-        </w:rPr>
-        <w:t>Destination</w:t>
-      </w:r>
-      <w:proofErr w:type="spellEnd"/>
-      <w:r>
-        <w:rPr>
-          <w:lang w:val="hr-HR"/>
-        </w:rPr>
-        <w:t xml:space="preserve"> </w:t>
-      </w:r>
-      <w:proofErr w:type="spellStart"/>
-      <w:r>
-        <w:rPr>
-          <w:lang w:val="hr-HR"/>
-        </w:rPr>
-        <w:t>address</w:t>
-      </w:r>
-      <w:proofErr w:type="spellEnd"/>
-      <w:r>
-        <w:rPr>
-          <w:lang w:val="hr-HR"/>
-        </w:rPr>
-        <w:t xml:space="preserve"> </w:t>
-      </w:r>
-    </w:p>
-    <w:p>
-      <w:pPr>
-        <w:pStyle w:val="Odlomakpopisa"/>
-        <w:jc w:val="both"/>
-        <w:rPr>
-          <w:lang w:val="hr-HR"/>
-        </w:rPr>
-      </w:pPr>
-      <w:r>
-        <w:rPr>
-          <w:lang w:val="hr-HR"/>
-        </w:rPr>
-        <w:t xml:space="preserve">Cisco-Li_f7:1d:51 (00:16:b6:f7:1d:51) - pristupna točka – </w:t>
-      </w:r>
-      <w:proofErr w:type="spellStart"/>
-      <w:r>
-        <w:rPr>
-          <w:b/>
-          <w:bCs/>
-          <w:lang w:val="hr-HR"/>
-        </w:rPr>
-        <w:t>Transmitter</w:t>
-      </w:r>
-      <w:proofErr w:type="spellEnd"/>
-      <w:r>
-        <w:rPr>
-          <w:b/>
-          <w:bCs/>
-          <w:lang w:val="hr-HR"/>
-        </w:rPr>
-        <w:t xml:space="preserve"> </w:t>
-      </w:r>
-      <w:proofErr w:type="spellStart"/>
-      <w:r>
-        <w:rPr>
-          <w:lang w:val="hr-HR"/>
-        </w:rPr>
-        <w:t>address</w:t>
-      </w:r>
-      <w:proofErr w:type="spellEnd"/>
-      <w:r>
-        <w:rPr>
-          <w:lang w:val="hr-HR"/>
-        </w:rPr>
-        <w:t xml:space="preserve"> </w:t>
-      </w:r>
-    </w:p>
-    <w:p>
-      <w:pPr>
-        <w:pStyle w:val="Odlomakpopisa"/>
-        <w:jc w:val="both"/>
-        <w:rPr>
-          <w:lang w:val="hr-HR"/>
-        </w:rPr>
-      </w:pPr>
-      <w:r>
-        <w:rPr>
-          <w:lang w:val="hr-HR"/>
-        </w:rPr>
-        <w:t xml:space="preserve">Cisco-Li_f4:eb:a8 (00:16:b6:f4:eb:a8) – </w:t>
-      </w:r>
-      <w:proofErr w:type="spellStart"/>
-      <w:r>
-        <w:rPr>
-          <w:lang w:val="hr-HR"/>
-        </w:rPr>
-        <w:t>usmjernik</w:t>
-      </w:r>
-      <w:proofErr w:type="spellEnd"/>
-      <w:r>
-        <w:rPr>
-          <w:lang w:val="hr-HR"/>
-        </w:rPr>
-        <w:t xml:space="preserve"> prvog skoka - </w:t>
-      </w:r>
-      <w:proofErr w:type="spellStart"/>
-      <w:r>
-        <w:rPr>
-          <w:lang w:val="hr-HR"/>
-        </w:rPr>
-        <w:t>Source</w:t>
-      </w:r>
-      <w:proofErr w:type="spellEnd"/>
-      <w:r>
-        <w:rPr>
-          <w:lang w:val="hr-HR"/>
-        </w:rPr>
-        <w:t xml:space="preserve"> </w:t>
-      </w:r>
-      <w:proofErr w:type="spellStart"/>
-      <w:r>
-        <w:rPr>
-          <w:lang w:val="hr-HR"/>
-        </w:rPr>
-        <w:t>address</w:t>
-      </w:r>
-      <w:proofErr w:type="spellEnd"/>
-      <w:r>
-        <w:rPr>
-          <w:lang w:val="hr-HR"/>
-        </w:rPr>
-        <w:t xml:space="preserve"> </w:t>
-      </w:r>
-    </w:p>
-    <w:p>
-      <w:pPr>
-        <w:pStyle w:val="Odlomakpopisa"/>
-        <w:jc w:val="both"/>
-        <w:rPr>
-          <w:lang w:val="hr-HR"/>
-        </w:rPr>
-      </w:pPr>
-      <w:r>
-        <w:rPr>
-          <w:lang w:val="hr-HR"/>
-        </w:rPr>
-        <w:t xml:space="preserve">c) Nisu </w:t>
-      </w:r>
-    </w:p>
-    <w:p>
-      <w:pPr>
-        <w:pStyle w:val="Odlomakpopisa"/>
-        <w:jc w:val="both"/>
-        <w:rPr>
-          <w:b/>
-          <w:bCs/>
-          <w:lang w:val="hr-HR"/>
-        </w:rPr>
-      </w:pPr>
-      <w:r>
-        <w:rPr>
-          <w:lang w:val="hr-HR"/>
-        </w:rPr>
-        <w:t xml:space="preserve">MAC adresa 00:16:b6:f4:eb:a8 pripada </w:t>
-      </w:r>
-      <w:proofErr w:type="spellStart"/>
-      <w:r>
-        <w:rPr>
-          <w:b/>
-          <w:bCs/>
-          <w:lang w:val="hr-HR"/>
-        </w:rPr>
-        <w:t>usmjerniku</w:t>
-      </w:r>
-      <w:proofErr w:type="spellEnd"/>
-      <w:r>
-        <w:rPr>
-          <w:b/>
-          <w:bCs/>
-          <w:lang w:val="hr-HR"/>
-        </w:rPr>
-        <w:t xml:space="preserve"> prvog skoka </w:t>
-      </w:r>
-      <w:r>
-        <w:rPr>
-          <w:lang w:val="hr-HR"/>
-        </w:rPr>
-        <w:t xml:space="preserve">IP adresa 128.119.245.12 pripada računalu </w:t>
-      </w:r>
-      <w:r>
-        <w:rPr>
-          <w:b/>
-          <w:bCs/>
-          <w:lang w:val="hr-HR"/>
-        </w:rPr>
-        <w:t>gaia.cs.umass.edu.</w:t>
-      </w:r>
+        <w:t xml:space="preserve">Pronađite Clear to </w:t>
+      </w:r>
+      <w:proofErr w:type="spellStart"/>
+      <w:r>
+        <w:rPr>
+          <w:color w:val="FF0000"/>
+          <w:lang w:val="hr-HR"/>
+        </w:rPr>
+        <w:t>Send</w:t>
+      </w:r>
+      <w:proofErr w:type="spellEnd"/>
+      <w:r>
+        <w:rPr>
+          <w:color w:val="FF0000"/>
+          <w:lang w:val="hr-HR"/>
+        </w:rPr>
+        <w:t xml:space="preserve"> (CTS) okvir. Zašto se on koristi? Koliko MAC adresa koristi? Koje informacije sadrži?</w:t>
+      </w:r>
+    </w:p>
+    <w:p>
+      <w:pPr>
+        <w:pStyle w:val="Odlomakpopisa"/>
+        <w:jc w:val="both"/>
+        <w:rPr>
+          <w:color w:val="FF0000"/>
+          <w:lang w:val="hr-HR"/>
+        </w:rPr>
+      </w:pPr>
+    </w:p>
+    <w:p>
+      <w:pPr>
+        <w:pStyle w:val="Odlomakpopisa"/>
+        <w:jc w:val="both"/>
+        <w:rPr>
+          <w:color w:val="FF0000"/>
+          <w:lang w:val="hr-HR"/>
+        </w:rPr>
+      </w:pPr>
+    </w:p>
+    <w:p>
+      <w:pPr>
+        <w:pStyle w:val="Odlomakpopisa"/>
+        <w:jc w:val="both"/>
+        <w:rPr>
+          <w:color w:val="FF0000"/>
+          <w:lang w:val="hr-HR"/>
+        </w:rPr>
+      </w:pPr>
+    </w:p>
+    <w:p>
+      <w:pPr>
+        <w:pStyle w:val="Odlomakpopisa"/>
+        <w:numPr>
+          <w:ilvl w:val="0"/>
+          <w:numId w:val="1"/>
+        </w:numPr>
+        <w:jc w:val="both"/>
+        <w:rPr>
+          <w:color w:val="FF0000"/>
+          <w:lang w:val="hr-HR"/>
+        </w:rPr>
+      </w:pPr>
+      <w:r>
+        <w:rPr>
+          <w:color w:val="FF0000"/>
+          <w:lang w:val="hr-HR"/>
+        </w:rPr>
+        <w:t>Koja je vrijednost zapisana u CRC polju CTS okvira? Zapišite tu vrijednost u obliku polinoma</w:t>
+      </w:r>
+      <w:r>
+        <w:rPr>
+          <w:color w:val="FF0000"/>
+          <w:lang w:val="hr-HR"/>
+        </w:rPr>
+        <w:t>.</w:t>
+      </w:r>
+    </w:p>
+    <w:p>
+      <w:pPr>
+        <w:pStyle w:val="Odlomakpopisa"/>
+        <w:jc w:val="both"/>
+        <w:rPr>
+          <w:color w:val="FF0000"/>
+          <w:lang w:val="hr-HR"/>
+        </w:rPr>
+      </w:pPr>
+    </w:p>
+    <w:p>
+      <w:pPr>
+        <w:pStyle w:val="Odlomakpopisa"/>
+        <w:jc w:val="both"/>
+        <w:rPr>
+          <w:color w:val="FF0000"/>
+          <w:lang w:val="hr-HR"/>
+        </w:rPr>
+      </w:pPr>
+    </w:p>
+    <w:p>
+      <w:pPr>
+        <w:pStyle w:val="Odlomakpopisa"/>
+        <w:jc w:val="both"/>
+        <w:rPr>
+          <w:color w:val="FF0000"/>
+          <w:lang w:val="hr-HR"/>
+        </w:rPr>
+      </w:pPr>
     </w:p>
     <w:sectPr>
       <w:pgSz w:w="11906" w:h="16838"/>
@@ -2212,9 +4259,9 @@
 <file path=word/numbering.xml><?xml version="1.0" encoding="utf-8"?>
 <w:numbering xmlns:wpc="http://schemas.microsoft.com/office/word/2010/wordprocessingCanvas" xmlns:cx="http://schemas.microsoft.com/office/drawing/2014/chartex" xmlns:cx1="http://schemas.microsoft.com/office/drawing/2015/9/8/chartex" xmlns:cx2="http://schemas.microsoft.com/office/drawing/2015/10/21/chartex" xmlns:cx3="http://schemas.microsoft.com/office/drawing/2016/5/9/chartex" xmlns:cx4="http://schemas.microsoft.com/office/drawing/2016/5/10/chartex" xmlns:cx5="http://schemas.microsoft.com/office/drawing/2016/5/11/chartex" xmlns:cx6="http://schemas.microsoft.com/office/drawing/2016/5/12/chartex" xmlns:cx7="http://schemas.microsoft.com/office/drawing/2016/5/13/chartex" xmlns:cx8="http://schemas.microsoft.com/office/drawing/2016/5/14/chartex" xmlns:mc="http://schemas.openxmlformats.org/markup-compatibility/2006" xmlns:aink="http://schemas.microsoft.com/office/drawing/2016/ink" xmlns:am3d="http://schemas.microsoft.com/office/drawing/2017/model3d" xmlns:o="urn:schemas-microsoft-com:office:office" xmlns:oel="http://schemas.microsoft.com/office/2019/extlst" xmlns:r="http://schemas.openxmlformats.org/officeDocument/2006/relationships" xmlns:m="http://schemas.openxmlformats.org/officeDocument/2006/math" xmlns:v="urn:schemas-microsoft-com:vml" xmlns:wp14="http://schemas.microsoft.com/office/word/2010/wordprocessingDrawing" xmlns:wp="http://schemas.openxmlformats.org/drawingml/2006/wordprocessingDrawing" xmlns:w10="urn:schemas-microsoft-com:office:word" xmlns:w="http://schemas.openxmlformats.org/wordprocessingml/2006/main" xmlns:w14="http://schemas.microsoft.com/office/word/2010/wordml" xmlns:w15="http://schemas.microsoft.com/office/word/2012/wordml" xmlns:w16cex="http://schemas.microsoft.com/office/word/2018/wordml/cex" xmlns:w16cid="http://schemas.microsoft.com/office/word/2016/wordml/cid" xmlns:w16="http://schemas.microsoft.com/office/word/2018/wordml" xmlns:w16du="http://schemas.microsoft.com/office/word/2023/wordml/word16du" xmlns:w16sdtdh="http://schemas.microsoft.com/office/word/2020/wordml/sdtdatahash" xmlns:w16se="http://schemas.microsoft.com/office/word/2015/wordml/symex" xmlns:wpg="http://schemas.microsoft.com/office/word/2010/wordprocessingGroup" xmlns:wpi="http://schemas.microsoft.com/office/word/2010/wordprocessingInk" xmlns:wne="http://schemas.microsoft.com/office/word/2006/wordml" xmlns:wps="http://schemas.microsoft.com/office/word/2010/wordprocessingShape" mc:Ignorable="w14 w15 w16se w16cid w16 w16cex w16sdtdh w16du wp14">
   <w:abstractNum w:abstractNumId="0" w15:restartNumberingAfterBreak="0">
-    <w:nsid w:val="0AC66FED"/>
+    <w:nsid w:val="25BC6762"/>
     <w:multiLevelType w:val="multilevel"/>
-    <w:tmpl w:val="3D9E571A"/>
+    <w:tmpl w:val="E4D43C02"/>
     <w:lvl w:ilvl="0">
       <w:start w:val="1"/>
       <w:numFmt w:val="decimal"/>
@@ -2226,9 +4273,6 @@
         </w:tabs>
         <w:ind w:left="720" w:hanging="360"/>
       </w:pPr>
-      <w:rPr>
-        <w:rFonts w:hint="default"/>
-      </w:rPr>
     </w:lvl>
     <w:lvl w:ilvl="1">
       <w:start w:val="1"/>
@@ -2241,9 +4285,6 @@
         </w:tabs>
         <w:ind w:left="1440" w:hanging="360"/>
       </w:pPr>
-      <w:rPr>
-        <w:rFonts w:hint="default"/>
-      </w:rPr>
     </w:lvl>
     <w:lvl w:ilvl="2">
       <w:start w:val="1"/>
@@ -2256,9 +4297,6 @@
         </w:tabs>
         <w:ind w:left="2160" w:hanging="180"/>
       </w:pPr>
-      <w:rPr>
-        <w:rFonts w:hint="default"/>
-      </w:rPr>
     </w:lvl>
     <w:lvl w:ilvl="3">
       <w:start w:val="1"/>
@@ -2271,9 +4309,6 @@
         </w:tabs>
         <w:ind w:left="2880" w:hanging="360"/>
       </w:pPr>
-      <w:rPr>
-        <w:rFonts w:hint="default"/>
-      </w:rPr>
     </w:lvl>
     <w:lvl w:ilvl="4">
       <w:start w:val="1"/>
@@ -2286,9 +4321,6 @@
         </w:tabs>
         <w:ind w:left="3600" w:hanging="360"/>
       </w:pPr>
-      <w:rPr>
-        <w:rFonts w:hint="default"/>
-      </w:rPr>
     </w:lvl>
     <w:lvl w:ilvl="5">
       <w:start w:val="1"/>
@@ -2301,9 +4333,6 @@
         </w:tabs>
         <w:ind w:left="4320" w:hanging="180"/>
       </w:pPr>
-      <w:rPr>
-        <w:rFonts w:hint="default"/>
-      </w:rPr>
     </w:lvl>
     <w:lvl w:ilvl="6">
       <w:start w:val="1"/>
@@ -2316,9 +4345,6 @@
         </w:tabs>
         <w:ind w:left="5040" w:hanging="360"/>
       </w:pPr>
-      <w:rPr>
-        <w:rFonts w:hint="default"/>
-      </w:rPr>
     </w:lvl>
     <w:lvl w:ilvl="7">
       <w:start w:val="1"/>
@@ -2331,9 +4357,6 @@
         </w:tabs>
         <w:ind w:left="5760" w:hanging="360"/>
       </w:pPr>
-      <w:rPr>
-        <w:rFonts w:hint="default"/>
-      </w:rPr>
     </w:lvl>
     <w:lvl w:ilvl="8">
       <w:start w:val="1"/>
@@ -2346,15 +4369,274 @@
         </w:tabs>
         <w:ind w:left="6480" w:hanging="180"/>
       </w:pPr>
+    </w:lvl>
+  </w:abstractNum>
+  <w:abstractNum w:abstractNumId="1" w15:restartNumberingAfterBreak="0">
+    <w:nsid w:val="271037F1"/>
+    <w:multiLevelType w:val="multilevel"/>
+    <w:tmpl w:val="E4D43C02"/>
+    <w:lvl w:ilvl="0">
+      <w:start w:val="1"/>
+      <w:numFmt w:val="decimal"/>
+      <w:lvlText w:val="%1."/>
+      <w:lvlJc w:val="left"/>
+      <w:pPr>
+        <w:tabs>
+          <w:tab w:val="num" w:pos="0"/>
+        </w:tabs>
+        <w:ind w:left="720" w:hanging="360"/>
+      </w:pPr>
+    </w:lvl>
+    <w:lvl w:ilvl="1">
+      <w:start w:val="1"/>
+      <w:numFmt w:val="lowerLetter"/>
+      <w:lvlText w:val="%2."/>
+      <w:lvlJc w:val="left"/>
+      <w:pPr>
+        <w:tabs>
+          <w:tab w:val="num" w:pos="0"/>
+        </w:tabs>
+        <w:ind w:left="1440" w:hanging="360"/>
+      </w:pPr>
+    </w:lvl>
+    <w:lvl w:ilvl="2">
+      <w:start w:val="1"/>
+      <w:numFmt w:val="lowerRoman"/>
+      <w:lvlText w:val="%3."/>
+      <w:lvlJc w:val="right"/>
+      <w:pPr>
+        <w:tabs>
+          <w:tab w:val="num" w:pos="0"/>
+        </w:tabs>
+        <w:ind w:left="2160" w:hanging="180"/>
+      </w:pPr>
+    </w:lvl>
+    <w:lvl w:ilvl="3">
+      <w:start w:val="1"/>
+      <w:numFmt w:val="decimal"/>
+      <w:lvlText w:val="%4."/>
+      <w:lvlJc w:val="left"/>
+      <w:pPr>
+        <w:tabs>
+          <w:tab w:val="num" w:pos="0"/>
+        </w:tabs>
+        <w:ind w:left="2880" w:hanging="360"/>
+      </w:pPr>
+    </w:lvl>
+    <w:lvl w:ilvl="4">
+      <w:start w:val="1"/>
+      <w:numFmt w:val="lowerLetter"/>
+      <w:lvlText w:val="%5."/>
+      <w:lvlJc w:val="left"/>
+      <w:pPr>
+        <w:tabs>
+          <w:tab w:val="num" w:pos="0"/>
+        </w:tabs>
+        <w:ind w:left="3600" w:hanging="360"/>
+      </w:pPr>
+    </w:lvl>
+    <w:lvl w:ilvl="5">
+      <w:start w:val="1"/>
+      <w:numFmt w:val="lowerRoman"/>
+      <w:lvlText w:val="%6."/>
+      <w:lvlJc w:val="right"/>
+      <w:pPr>
+        <w:tabs>
+          <w:tab w:val="num" w:pos="0"/>
+        </w:tabs>
+        <w:ind w:left="4320" w:hanging="180"/>
+      </w:pPr>
+    </w:lvl>
+    <w:lvl w:ilvl="6">
+      <w:start w:val="1"/>
+      <w:numFmt w:val="decimal"/>
+      <w:lvlText w:val="%7."/>
+      <w:lvlJc w:val="left"/>
+      <w:pPr>
+        <w:tabs>
+          <w:tab w:val="num" w:pos="0"/>
+        </w:tabs>
+        <w:ind w:left="5040" w:hanging="360"/>
+      </w:pPr>
+    </w:lvl>
+    <w:lvl w:ilvl="7">
+      <w:start w:val="1"/>
+      <w:numFmt w:val="lowerLetter"/>
+      <w:lvlText w:val="%8."/>
+      <w:lvlJc w:val="left"/>
+      <w:pPr>
+        <w:tabs>
+          <w:tab w:val="num" w:pos="0"/>
+        </w:tabs>
+        <w:ind w:left="5760" w:hanging="360"/>
+      </w:pPr>
+    </w:lvl>
+    <w:lvl w:ilvl="8">
+      <w:start w:val="1"/>
+      <w:numFmt w:val="lowerRoman"/>
+      <w:lvlText w:val="%9."/>
+      <w:lvlJc w:val="right"/>
+      <w:pPr>
+        <w:tabs>
+          <w:tab w:val="num" w:pos="0"/>
+        </w:tabs>
+        <w:ind w:left="6480" w:hanging="180"/>
+      </w:pPr>
+    </w:lvl>
+  </w:abstractNum>
+  <w:abstractNum w:abstractNumId="2" w15:restartNumberingAfterBreak="0">
+    <w:nsid w:val="27BD317C"/>
+    <w:multiLevelType w:val="multilevel"/>
+    <w:tmpl w:val="5D40EC70"/>
+    <w:lvl w:ilvl="0">
+      <w:start w:val="1"/>
+      <w:numFmt w:val="bullet"/>
+      <w:lvlText w:val=""/>
+      <w:lvlJc w:val="left"/>
+      <w:pPr>
+        <w:tabs>
+          <w:tab w:val="num" w:pos="720"/>
+        </w:tabs>
+        <w:ind w:left="720" w:hanging="360"/>
+      </w:pPr>
       <w:rPr>
-        <w:rFonts w:hint="default"/>
+        <w:rFonts w:ascii="Symbol" w:hAnsi="Symbol" w:hint="default"/>
+        <w:sz w:val="20"/>
+      </w:rPr>
+    </w:lvl>
+    <w:lvl w:ilvl="1" w:tentative="1">
+      <w:start w:val="1"/>
+      <w:numFmt w:val="bullet"/>
+      <w:lvlText w:val="o"/>
+      <w:lvlJc w:val="left"/>
+      <w:pPr>
+        <w:tabs>
+          <w:tab w:val="num" w:pos="1440"/>
+        </w:tabs>
+        <w:ind w:left="1440" w:hanging="360"/>
+      </w:pPr>
+      <w:rPr>
+        <w:rFonts w:ascii="Courier New" w:hAnsi="Courier New" w:hint="default"/>
+        <w:sz w:val="20"/>
+      </w:rPr>
+    </w:lvl>
+    <w:lvl w:ilvl="2" w:tentative="1">
+      <w:start w:val="1"/>
+      <w:numFmt w:val="bullet"/>
+      <w:lvlText w:val=""/>
+      <w:lvlJc w:val="left"/>
+      <w:pPr>
+        <w:tabs>
+          <w:tab w:val="num" w:pos="2160"/>
+        </w:tabs>
+        <w:ind w:left="2160" w:hanging="360"/>
+      </w:pPr>
+      <w:rPr>
+        <w:rFonts w:ascii="Wingdings" w:hAnsi="Wingdings" w:hint="default"/>
+        <w:sz w:val="20"/>
+      </w:rPr>
+    </w:lvl>
+    <w:lvl w:ilvl="3" w:tentative="1">
+      <w:start w:val="1"/>
+      <w:numFmt w:val="bullet"/>
+      <w:lvlText w:val=""/>
+      <w:lvlJc w:val="left"/>
+      <w:pPr>
+        <w:tabs>
+          <w:tab w:val="num" w:pos="2880"/>
+        </w:tabs>
+        <w:ind w:left="2880" w:hanging="360"/>
+      </w:pPr>
+      <w:rPr>
+        <w:rFonts w:ascii="Wingdings" w:hAnsi="Wingdings" w:hint="default"/>
+        <w:sz w:val="20"/>
+      </w:rPr>
+    </w:lvl>
+    <w:lvl w:ilvl="4" w:tentative="1">
+      <w:start w:val="1"/>
+      <w:numFmt w:val="bullet"/>
+      <w:lvlText w:val=""/>
+      <w:lvlJc w:val="left"/>
+      <w:pPr>
+        <w:tabs>
+          <w:tab w:val="num" w:pos="3600"/>
+        </w:tabs>
+        <w:ind w:left="3600" w:hanging="360"/>
+      </w:pPr>
+      <w:rPr>
+        <w:rFonts w:ascii="Wingdings" w:hAnsi="Wingdings" w:hint="default"/>
+        <w:sz w:val="20"/>
+      </w:rPr>
+    </w:lvl>
+    <w:lvl w:ilvl="5" w:tentative="1">
+      <w:start w:val="1"/>
+      <w:numFmt w:val="bullet"/>
+      <w:lvlText w:val=""/>
+      <w:lvlJc w:val="left"/>
+      <w:pPr>
+        <w:tabs>
+          <w:tab w:val="num" w:pos="4320"/>
+        </w:tabs>
+        <w:ind w:left="4320" w:hanging="360"/>
+      </w:pPr>
+      <w:rPr>
+        <w:rFonts w:ascii="Wingdings" w:hAnsi="Wingdings" w:hint="default"/>
+        <w:sz w:val="20"/>
+      </w:rPr>
+    </w:lvl>
+    <w:lvl w:ilvl="6" w:tentative="1">
+      <w:start w:val="1"/>
+      <w:numFmt w:val="bullet"/>
+      <w:lvlText w:val=""/>
+      <w:lvlJc w:val="left"/>
+      <w:pPr>
+        <w:tabs>
+          <w:tab w:val="num" w:pos="5040"/>
+        </w:tabs>
+        <w:ind w:left="5040" w:hanging="360"/>
+      </w:pPr>
+      <w:rPr>
+        <w:rFonts w:ascii="Wingdings" w:hAnsi="Wingdings" w:hint="default"/>
+        <w:sz w:val="20"/>
+      </w:rPr>
+    </w:lvl>
+    <w:lvl w:ilvl="7" w:tentative="1">
+      <w:start w:val="1"/>
+      <w:numFmt w:val="bullet"/>
+      <w:lvlText w:val=""/>
+      <w:lvlJc w:val="left"/>
+      <w:pPr>
+        <w:tabs>
+          <w:tab w:val="num" w:pos="5760"/>
+        </w:tabs>
+        <w:ind w:left="5760" w:hanging="360"/>
+      </w:pPr>
+      <w:rPr>
+        <w:rFonts w:ascii="Wingdings" w:hAnsi="Wingdings" w:hint="default"/>
+        <w:sz w:val="20"/>
+      </w:rPr>
+    </w:lvl>
+    <w:lvl w:ilvl="8" w:tentative="1">
+      <w:start w:val="1"/>
+      <w:numFmt w:val="bullet"/>
+      <w:lvlText w:val=""/>
+      <w:lvlJc w:val="left"/>
+      <w:pPr>
+        <w:tabs>
+          <w:tab w:val="num" w:pos="6480"/>
+        </w:tabs>
+        <w:ind w:left="6480" w:hanging="360"/>
+      </w:pPr>
+      <w:rPr>
+        <w:rFonts w:ascii="Wingdings" w:hAnsi="Wingdings" w:hint="default"/>
+        <w:sz w:val="20"/>
       </w:rPr>
     </w:lvl>
   </w:abstractNum>
-  <w:abstractNum w:abstractNumId="1" w15:restartNumberingAfterBreak="0">
-    <w:nsid w:val="51A607DF"/>
+  <w:abstractNum w:abstractNumId="3" w15:restartNumberingAfterBreak="0">
+    <w:nsid w:val="639D5846"/>
     <w:multiLevelType w:val="multilevel"/>
-    <w:tmpl w:val="64E2B748"/>
+    <w:tmpl w:val="A23A04A8"/>
     <w:lvl w:ilvl="0">
       <w:start w:val="1"/>
       <w:numFmt w:val="none"/>
@@ -2473,10 +4755,16 @@
       </w:pPr>
     </w:lvl>
   </w:abstractNum>
-  <w:num w:numId="1" w16cid:durableId="726808257">
+  <w:num w:numId="1" w16cid:durableId="1066299583">
     <w:abstractNumId w:val="0"/>
   </w:num>
-  <w:num w:numId="2" w16cid:durableId="2037388237">
+  <w:num w:numId="2" w16cid:durableId="784470190">
+    <w:abstractNumId w:val="3"/>
+  </w:num>
+  <w:num w:numId="3" w16cid:durableId="324666917">
+    <w:abstractNumId w:val="2"/>
+  </w:num>
+  <w:num w:numId="4" w16cid:durableId="1596668629">
     <w:abstractNumId w:val="1"/>
   </w:num>
 </w:numbering>
